--- a/William/Node React/William_Jackson.docx
+++ b/William/Node React/William_Jackson.docx
@@ -15,7 +15,7 @@
           <w:sz w:val="44"/>
           <w:szCs w:val="44"/>
         </w:rPr>
-        <w:t>WILLIAM</w:t>
+        <w:t>William</w:t>
       </w:r>
       <w:r>
         <w:rPr>
@@ -25,8 +25,20 @@
           <w:sz w:val="44"/>
           <w:szCs w:val="44"/>
         </w:rPr>
-        <w:t xml:space="preserve"> JACKSON</w:t>
-      </w:r>
+        <w:t xml:space="preserve"> </w:t>
+      </w:r>
+      <w:r>
+        <w:rPr>
+          <w:b/>
+          <w:bCs/>
+          <w:color w:val="B91C1C"/>
+          <w:sz w:val="44"/>
+          <w:szCs w:val="44"/>
+        </w:rPr>
+        <w:t>Jackson</w:t>
+      </w:r>
+      <w:bookmarkStart w:id="0" w:name="_GoBack"/>
+      <w:bookmarkEnd w:id="0"/>
     </w:p>
     <w:p>
       <w:pPr>
@@ -49,9 +61,8 @@
           <w:sz w:val="19"/>
           <w:szCs w:val="19"/>
         </w:rPr>
-        <w:t xml:space="preserve"> – React </w:t>
-      </w:r>
-      <w:proofErr w:type="gramStart"/>
+        <w:t xml:space="preserve"> – React Node</w:t>
+      </w:r>
       <w:r>
         <w:rPr>
           <w:rFonts w:ascii="Arial" w:eastAsia="Arial" w:hAnsi="Arial" w:cs="Arial"/>
@@ -59,9 +70,8 @@
           <w:sz w:val="19"/>
           <w:szCs w:val="19"/>
         </w:rPr>
-        <w:t>Node(</w:t>
-      </w:r>
-      <w:proofErr w:type="gramEnd"/>
+        <w:t xml:space="preserve"> </w:t>
+      </w:r>
       <w:r>
         <w:rPr>
           <w:rFonts w:ascii="Arial" w:eastAsia="Arial" w:hAnsi="Arial" w:cs="Arial"/>
@@ -69,7 +79,7 @@
           <w:sz w:val="19"/>
           <w:szCs w:val="19"/>
         </w:rPr>
-        <w:t>Express/</w:t>
+        <w:t>(Express/</w:t>
       </w:r>
       <w:proofErr w:type="spellStart"/>
       <w:r>
@@ -111,7 +121,7 @@
         <w:tblLook w:val="04A0" w:firstRow="1" w:lastRow="0" w:firstColumn="1" w:lastColumn="0" w:noHBand="0" w:noVBand="1"/>
       </w:tblPr>
       <w:tblGrid>
-        <w:gridCol w:w="10340"/>
+        <w:gridCol w:w="10626"/>
       </w:tblGrid>
       <w:tr>
         <w:tc>
@@ -143,7 +153,7 @@
                 <w:sz w:val="17"/>
                 <w:szCs w:val="17"/>
               </w:rPr>
-              <w:t xml:space="preserve">Wellington, Nevada, United States </w:t>
+              <w:t xml:space="preserve">Wellington, Nevada, United States | </w:t>
             </w:r>
             <w:r>
               <w:rPr>
@@ -161,7 +171,7 @@
                 <w:sz w:val="17"/>
                 <w:szCs w:val="17"/>
               </w:rPr>
-              <w:t xml:space="preserve">| </w:t>
+              <w:t xml:space="preserve"> | </w:t>
             </w:r>
             <w:r>
               <w:rPr>
@@ -170,7 +180,7 @@
                 <w:sz w:val="17"/>
                 <w:szCs w:val="17"/>
               </w:rPr>
-              <w:t>williamjacksondev@outlook.com</w:t>
+              <w:t>williamjackson.pro@outlook.com</w:t>
             </w:r>
             <w:r>
               <w:rPr>
@@ -179,7 +189,7 @@
                 <w:sz w:val="17"/>
                 <w:szCs w:val="17"/>
               </w:rPr>
-              <w:t xml:space="preserve">| </w:t>
+              <w:t xml:space="preserve"> | </w:t>
             </w:r>
             <w:r>
               <w:rPr>
@@ -188,7 +198,16 @@
                 <w:sz w:val="17"/>
                 <w:szCs w:val="17"/>
               </w:rPr>
-              <w:t>linkedin.com/in/william-jackson-3816183aa</w:t>
+              <w:t>linkedin.com/in/william-jackson-</w:t>
+            </w:r>
+            <w:r>
+              <w:rPr>
+                <w:rFonts w:ascii="Arial" w:eastAsia="Arial" w:hAnsi="Arial" w:cs="Arial"/>
+                <w:color w:val="FFFFFF"/>
+                <w:sz w:val="17"/>
+                <w:szCs w:val="17"/>
+              </w:rPr>
+              <w:t>75b9343b6</w:t>
             </w:r>
           </w:p>
         </w:tc>
@@ -196,22 +215,20 @@
     </w:tbl>
     <w:p>
       <w:pPr>
-        <w:spacing w:after="120"/>
-      </w:pPr>
-    </w:p>
-    <w:p>
-      <w:pPr>
         <w:pBdr>
           <w:bottom w:val="single" w:sz="6" w:space="0" w:color="B91C1C"/>
         </w:pBdr>
         <w:spacing w:before="120" w:after="80"/>
+        <w:rPr>
+          <w:sz w:val="24"/>
+        </w:rPr>
       </w:pPr>
       <w:r>
         <w:rPr>
           <w:b/>
           <w:bCs/>
           <w:color w:val="111111"/>
-          <w:sz w:val="21"/>
+          <w:sz w:val="24"/>
           <w:szCs w:val="21"/>
         </w:rPr>
         <w:t>PROFESSIONAL SUMMARY</w:t>
@@ -223,19 +240,19 @@
         <w:spacing w:before="0" w:beforeAutospacing="0" w:after="0" w:afterAutospacing="0"/>
         <w:jc w:val="both"/>
         <w:rPr>
-          <w:sz w:val="14"/>
-        </w:rPr>
-      </w:pPr>
-      <w:r>
-        <w:rPr>
-          <w:rStyle w:val="Strong"/>
-          <w:sz w:val="20"/>
+          <w:sz w:val="16"/>
+        </w:rPr>
+      </w:pPr>
+      <w:r>
+        <w:rPr>
+          <w:rStyle w:val="Strong"/>
+          <w:sz w:val="22"/>
         </w:rPr>
         <w:t>Senior Software Engineer</w:t>
       </w:r>
       <w:r>
         <w:rPr>
-          <w:sz w:val="20"/>
+          <w:sz w:val="22"/>
         </w:rPr>
         <w:t xml:space="preserve"> with 10+ years of experience building </w:t>
       </w:r>
@@ -243,66 +260,66 @@
       <w:r>
         <w:rPr>
           <w:rStyle w:val="Strong"/>
-          <w:sz w:val="20"/>
+          <w:sz w:val="22"/>
         </w:rPr>
         <w:t>SaaS</w:t>
       </w:r>
       <w:proofErr w:type="spellEnd"/>
       <w:r>
         <w:rPr>
-          <w:sz w:val="20"/>
+          <w:sz w:val="22"/>
         </w:rPr>
         <w:t xml:space="preserve">, operational business platforms, and customer-facing web products with a strong focus on </w:t>
       </w:r>
       <w:r>
         <w:rPr>
           <w:rStyle w:val="Strong"/>
-          <w:sz w:val="20"/>
+          <w:sz w:val="22"/>
         </w:rPr>
         <w:t>React</w:t>
       </w:r>
       <w:r>
         <w:rPr>
-          <w:sz w:val="20"/>
+          <w:sz w:val="22"/>
         </w:rPr>
         <w:t xml:space="preserve">, </w:t>
       </w:r>
       <w:r>
         <w:rPr>
           <w:rStyle w:val="Strong"/>
-          <w:sz w:val="20"/>
+          <w:sz w:val="22"/>
         </w:rPr>
         <w:t>Node.js</w:t>
       </w:r>
       <w:r>
         <w:rPr>
-          <w:sz w:val="20"/>
+          <w:sz w:val="22"/>
         </w:rPr>
         <w:t xml:space="preserve">, scalable APIs, and cloud-based delivery. Deep background in translating messy business workflows into reliable engineering systems, improving release quality, and stabilizing production issues across frontend and backend layers. Strong hands-on work across </w:t>
       </w:r>
       <w:r>
         <w:rPr>
           <w:rStyle w:val="Strong"/>
-          <w:sz w:val="20"/>
+          <w:sz w:val="22"/>
         </w:rPr>
         <w:t>React 16–18</w:t>
       </w:r>
       <w:r>
         <w:rPr>
-          <w:sz w:val="20"/>
+          <w:sz w:val="22"/>
         </w:rPr>
         <w:t xml:space="preserve">, </w:t>
       </w:r>
       <w:r>
         <w:rPr>
           <w:rStyle w:val="Strong"/>
-          <w:sz w:val="20"/>
+          <w:sz w:val="22"/>
         </w:rPr>
         <w:t>Node.js 14–20</w:t>
       </w:r>
       <w:r>
         <w:rPr>
-          <w:sz w:val="20"/>
+          <w:sz w:val="22"/>
         </w:rPr>
         <w:t xml:space="preserve">, </w:t>
       </w:r>
@@ -310,7 +327,7 @@
       <w:r>
         <w:rPr>
           <w:rStyle w:val="Strong"/>
-          <w:sz w:val="20"/>
+          <w:sz w:val="22"/>
         </w:rPr>
         <w:t>TypeScript</w:t>
       </w:r>
@@ -318,39 +335,39 @@
       <w:r>
         <w:rPr>
           <w:rStyle w:val="Strong"/>
-          <w:sz w:val="20"/>
+          <w:sz w:val="22"/>
         </w:rPr>
         <w:t xml:space="preserve"> 3.x–5.x</w:t>
       </w:r>
       <w:r>
         <w:rPr>
-          <w:sz w:val="20"/>
+          <w:sz w:val="22"/>
         </w:rPr>
         <w:t xml:space="preserve">, </w:t>
       </w:r>
       <w:r>
         <w:rPr>
           <w:rStyle w:val="Strong"/>
-          <w:sz w:val="20"/>
+          <w:sz w:val="22"/>
         </w:rPr>
         <w:t>JavaScript ES6+</w:t>
       </w:r>
       <w:r>
         <w:rPr>
-          <w:sz w:val="20"/>
+          <w:sz w:val="22"/>
         </w:rPr>
         <w:t xml:space="preserve">, </w:t>
       </w:r>
       <w:r>
         <w:rPr>
           <w:rStyle w:val="Strong"/>
-          <w:sz w:val="20"/>
+          <w:sz w:val="22"/>
         </w:rPr>
         <w:t>Express.js</w:t>
       </w:r>
       <w:r>
         <w:rPr>
-          <w:sz w:val="20"/>
+          <w:sz w:val="22"/>
         </w:rPr>
         <w:t xml:space="preserve">, </w:t>
       </w:r>
@@ -358,14 +375,14 @@
       <w:r>
         <w:rPr>
           <w:rStyle w:val="Strong"/>
-          <w:sz w:val="20"/>
+          <w:sz w:val="22"/>
         </w:rPr>
         <w:t>NestJS</w:t>
       </w:r>
       <w:proofErr w:type="spellEnd"/>
       <w:r>
         <w:rPr>
-          <w:sz w:val="20"/>
+          <w:sz w:val="22"/>
         </w:rPr>
         <w:t xml:space="preserve">, </w:t>
       </w:r>
@@ -373,14 +390,14 @@
       <w:r>
         <w:rPr>
           <w:rStyle w:val="Strong"/>
-          <w:sz w:val="20"/>
+          <w:sz w:val="22"/>
         </w:rPr>
         <w:t>PostgreSQL</w:t>
       </w:r>
       <w:proofErr w:type="spellEnd"/>
       <w:r>
         <w:rPr>
-          <w:sz w:val="20"/>
+          <w:sz w:val="22"/>
         </w:rPr>
         <w:t xml:space="preserve">, </w:t>
       </w:r>
@@ -388,27 +405,27 @@
       <w:r>
         <w:rPr>
           <w:rStyle w:val="Strong"/>
-          <w:sz w:val="20"/>
+          <w:sz w:val="22"/>
         </w:rPr>
         <w:t>Redis</w:t>
       </w:r>
       <w:proofErr w:type="spellEnd"/>
       <w:r>
         <w:rPr>
-          <w:sz w:val="20"/>
+          <w:sz w:val="22"/>
         </w:rPr>
         <w:t xml:space="preserve">, </w:t>
       </w:r>
       <w:r>
         <w:rPr>
           <w:rStyle w:val="Strong"/>
-          <w:sz w:val="20"/>
+          <w:sz w:val="22"/>
         </w:rPr>
         <w:t>AWS</w:t>
       </w:r>
       <w:r>
         <w:rPr>
-          <w:sz w:val="20"/>
+          <w:sz w:val="22"/>
         </w:rPr>
         <w:t xml:space="preserve">, </w:t>
       </w:r>
@@ -416,27 +433,27 @@
       <w:r>
         <w:rPr>
           <w:rStyle w:val="Strong"/>
-          <w:sz w:val="20"/>
+          <w:sz w:val="22"/>
         </w:rPr>
         <w:t>Docker</w:t>
       </w:r>
       <w:proofErr w:type="spellEnd"/>
       <w:r>
         <w:rPr>
-          <w:sz w:val="20"/>
+          <w:sz w:val="22"/>
         </w:rPr>
         <w:t xml:space="preserve">, and </w:t>
       </w:r>
       <w:r>
         <w:rPr>
           <w:rStyle w:val="Strong"/>
-          <w:sz w:val="20"/>
+          <w:sz w:val="22"/>
         </w:rPr>
         <w:t>CI/CD</w:t>
       </w:r>
       <w:r>
         <w:rPr>
-          <w:sz w:val="20"/>
+          <w:sz w:val="22"/>
         </w:rPr>
         <w:t>, with proven success modernizing legacy modules, fixing performance bottlenecks, implementing secure integrations, and delivering maintainable features in fast-moving product environments.</w:t>
       </w:r>
@@ -447,13 +464,16 @@
           <w:bottom w:val="single" w:sz="6" w:space="0" w:color="B91C1C"/>
         </w:pBdr>
         <w:spacing w:before="120" w:after="80"/>
+        <w:rPr>
+          <w:sz w:val="24"/>
+        </w:rPr>
       </w:pPr>
       <w:r>
         <w:rPr>
           <w:b/>
           <w:bCs/>
           <w:color w:val="111111"/>
-          <w:sz w:val="21"/>
+          <w:sz w:val="24"/>
           <w:szCs w:val="21"/>
         </w:rPr>
         <w:t>SKILLS</w:t>
@@ -469,32 +489,32 @@
         <w:spacing w:before="0" w:beforeAutospacing="0" w:after="0" w:afterAutospacing="0"/>
         <w:jc w:val="both"/>
         <w:rPr>
-          <w:sz w:val="20"/>
-        </w:rPr>
-      </w:pPr>
-      <w:r>
-        <w:rPr>
-          <w:rStyle w:val="Strong"/>
-          <w:sz w:val="20"/>
+          <w:sz w:val="22"/>
+        </w:rPr>
+      </w:pPr>
+      <w:r>
+        <w:rPr>
+          <w:rStyle w:val="Strong"/>
+          <w:sz w:val="22"/>
         </w:rPr>
         <w:t>Frontend:</w:t>
       </w:r>
       <w:r>
         <w:rPr>
-          <w:sz w:val="20"/>
+          <w:sz w:val="22"/>
         </w:rPr>
         <w:t xml:space="preserve"> </w:t>
       </w:r>
       <w:r>
         <w:rPr>
           <w:rStyle w:val="Strong"/>
-          <w:sz w:val="20"/>
+          <w:sz w:val="22"/>
         </w:rPr>
         <w:t>React 16–18</w:t>
       </w:r>
       <w:r>
         <w:rPr>
-          <w:sz w:val="20"/>
+          <w:sz w:val="22"/>
         </w:rPr>
         <w:t xml:space="preserve">, </w:t>
       </w:r>
@@ -502,7 +522,7 @@
       <w:r>
         <w:rPr>
           <w:rStyle w:val="Strong"/>
-          <w:sz w:val="20"/>
+          <w:sz w:val="22"/>
         </w:rPr>
         <w:t>TypeScript</w:t>
       </w:r>
@@ -510,39 +530,39 @@
       <w:r>
         <w:rPr>
           <w:rStyle w:val="Strong"/>
-          <w:sz w:val="20"/>
+          <w:sz w:val="22"/>
         </w:rPr>
         <w:t xml:space="preserve"> 3.x–5.x</w:t>
       </w:r>
       <w:r>
         <w:rPr>
-          <w:sz w:val="20"/>
+          <w:sz w:val="22"/>
         </w:rPr>
         <w:t xml:space="preserve">, </w:t>
       </w:r>
       <w:r>
         <w:rPr>
           <w:rStyle w:val="Strong"/>
-          <w:sz w:val="20"/>
+          <w:sz w:val="22"/>
         </w:rPr>
         <w:t>JavaScript ES6+</w:t>
       </w:r>
       <w:r>
         <w:rPr>
-          <w:sz w:val="20"/>
+          <w:sz w:val="22"/>
         </w:rPr>
         <w:t xml:space="preserve">, </w:t>
       </w:r>
       <w:r>
         <w:rPr>
           <w:rStyle w:val="Strong"/>
-          <w:sz w:val="20"/>
+          <w:sz w:val="22"/>
         </w:rPr>
         <w:t>Next.js</w:t>
       </w:r>
       <w:r>
         <w:rPr>
-          <w:sz w:val="20"/>
+          <w:sz w:val="22"/>
         </w:rPr>
         <w:t xml:space="preserve">, </w:t>
       </w:r>
@@ -550,14 +570,14 @@
       <w:r>
         <w:rPr>
           <w:rStyle w:val="Strong"/>
-          <w:sz w:val="20"/>
+          <w:sz w:val="22"/>
         </w:rPr>
         <w:t>Redux</w:t>
       </w:r>
       <w:proofErr w:type="spellEnd"/>
       <w:r>
         <w:rPr>
-          <w:sz w:val="20"/>
+          <w:sz w:val="22"/>
         </w:rPr>
         <w:t xml:space="preserve">, </w:t>
       </w:r>
@@ -565,7 +585,7 @@
       <w:r>
         <w:rPr>
           <w:rStyle w:val="Strong"/>
-          <w:sz w:val="20"/>
+          <w:sz w:val="22"/>
         </w:rPr>
         <w:t>Redux</w:t>
       </w:r>
@@ -573,91 +593,91 @@
       <w:r>
         <w:rPr>
           <w:rStyle w:val="Strong"/>
-          <w:sz w:val="20"/>
+          <w:sz w:val="22"/>
         </w:rPr>
         <w:t xml:space="preserve"> Toolkit</w:t>
       </w:r>
       <w:r>
         <w:rPr>
-          <w:sz w:val="20"/>
+          <w:sz w:val="22"/>
         </w:rPr>
         <w:t xml:space="preserve">, </w:t>
       </w:r>
       <w:r>
         <w:rPr>
           <w:rStyle w:val="Strong"/>
-          <w:sz w:val="20"/>
+          <w:sz w:val="22"/>
         </w:rPr>
         <w:t>Context API</w:t>
       </w:r>
       <w:r>
         <w:rPr>
-          <w:sz w:val="20"/>
+          <w:sz w:val="22"/>
         </w:rPr>
         <w:t xml:space="preserve">, </w:t>
       </w:r>
       <w:r>
         <w:rPr>
           <w:rStyle w:val="Strong"/>
-          <w:sz w:val="20"/>
+          <w:sz w:val="22"/>
         </w:rPr>
         <w:t>React Router</w:t>
       </w:r>
       <w:r>
         <w:rPr>
-          <w:sz w:val="20"/>
+          <w:sz w:val="22"/>
         </w:rPr>
         <w:t xml:space="preserve">, </w:t>
       </w:r>
       <w:r>
         <w:rPr>
           <w:rStyle w:val="Strong"/>
-          <w:sz w:val="20"/>
+          <w:sz w:val="22"/>
         </w:rPr>
         <w:t>HTML5</w:t>
       </w:r>
       <w:r>
         <w:rPr>
-          <w:sz w:val="20"/>
+          <w:sz w:val="22"/>
         </w:rPr>
         <w:t xml:space="preserve">, </w:t>
       </w:r>
       <w:r>
         <w:rPr>
           <w:rStyle w:val="Strong"/>
-          <w:sz w:val="20"/>
+          <w:sz w:val="22"/>
         </w:rPr>
         <w:t>CSS3</w:t>
       </w:r>
       <w:r>
         <w:rPr>
-          <w:sz w:val="20"/>
+          <w:sz w:val="22"/>
         </w:rPr>
         <w:t xml:space="preserve">, </w:t>
       </w:r>
       <w:r>
         <w:rPr>
           <w:rStyle w:val="Strong"/>
-          <w:sz w:val="20"/>
+          <w:sz w:val="22"/>
         </w:rPr>
         <w:t>SCSS</w:t>
       </w:r>
       <w:r>
         <w:rPr>
-          <w:sz w:val="20"/>
+          <w:sz w:val="22"/>
         </w:rPr>
         <w:t xml:space="preserve">, </w:t>
       </w:r>
       <w:r>
         <w:rPr>
           <w:rStyle w:val="Strong"/>
-          <w:sz w:val="20"/>
+          <w:sz w:val="22"/>
         </w:rPr>
         <w:t>Tailwind CSS</w:t>
       </w:r>
       <w:r>
         <w:rPr>
-          <w:sz w:val="20"/>
+          <w:sz w:val="22"/>
         </w:rPr>
         <w:t>, responsive UI development, reusable component architecture, form validation, accessibility-focused implementation, SPA architecture, state modeling, dashboard development</w:t>
       </w:r>
@@ -672,45 +692,45 @@
         <w:spacing w:before="0" w:beforeAutospacing="0" w:after="0" w:afterAutospacing="0"/>
         <w:jc w:val="both"/>
         <w:rPr>
-          <w:sz w:val="20"/>
-        </w:rPr>
-      </w:pPr>
-      <w:r>
-        <w:rPr>
-          <w:rStyle w:val="Strong"/>
-          <w:sz w:val="20"/>
+          <w:sz w:val="22"/>
+        </w:rPr>
+      </w:pPr>
+      <w:r>
+        <w:rPr>
+          <w:rStyle w:val="Strong"/>
+          <w:sz w:val="22"/>
         </w:rPr>
         <w:t>Backend &amp; APIs:</w:t>
       </w:r>
       <w:r>
         <w:rPr>
-          <w:sz w:val="20"/>
+          <w:sz w:val="22"/>
         </w:rPr>
         <w:t xml:space="preserve"> </w:t>
       </w:r>
       <w:r>
         <w:rPr>
           <w:rStyle w:val="Strong"/>
-          <w:sz w:val="20"/>
+          <w:sz w:val="22"/>
         </w:rPr>
         <w:t>Node.js 14–20</w:t>
       </w:r>
       <w:r>
         <w:rPr>
-          <w:sz w:val="20"/>
+          <w:sz w:val="22"/>
         </w:rPr>
         <w:t xml:space="preserve">, </w:t>
       </w:r>
       <w:r>
         <w:rPr>
           <w:rStyle w:val="Strong"/>
-          <w:sz w:val="20"/>
+          <w:sz w:val="22"/>
         </w:rPr>
         <w:t>Express.js 4.x–5.x</w:t>
       </w:r>
       <w:r>
         <w:rPr>
-          <w:sz w:val="20"/>
+          <w:sz w:val="22"/>
         </w:rPr>
         <w:t xml:space="preserve">, </w:t>
       </w:r>
@@ -718,7 +738,7 @@
       <w:r>
         <w:rPr>
           <w:rStyle w:val="Strong"/>
-          <w:sz w:val="20"/>
+          <w:sz w:val="22"/>
         </w:rPr>
         <w:t>NestJS</w:t>
       </w:r>
@@ -726,53 +746,53 @@
       <w:r>
         <w:rPr>
           <w:rStyle w:val="Strong"/>
-          <w:sz w:val="20"/>
+          <w:sz w:val="22"/>
         </w:rPr>
         <w:t xml:space="preserve"> 8–10</w:t>
       </w:r>
       <w:r>
         <w:rPr>
-          <w:sz w:val="20"/>
+          <w:sz w:val="22"/>
         </w:rPr>
         <w:t xml:space="preserve">, REST API design, authentication and authorization, </w:t>
       </w:r>
       <w:r>
         <w:rPr>
           <w:rStyle w:val="Strong"/>
-          <w:sz w:val="20"/>
+          <w:sz w:val="22"/>
         </w:rPr>
         <w:t>JWT</w:t>
       </w:r>
       <w:r>
         <w:rPr>
-          <w:sz w:val="20"/>
+          <w:sz w:val="22"/>
         </w:rPr>
         <w:t xml:space="preserve">, </w:t>
       </w:r>
       <w:r>
         <w:rPr>
           <w:rStyle w:val="Strong"/>
-          <w:sz w:val="20"/>
+          <w:sz w:val="22"/>
         </w:rPr>
         <w:t>OAuth2</w:t>
       </w:r>
       <w:r>
         <w:rPr>
-          <w:sz w:val="20"/>
+          <w:sz w:val="22"/>
         </w:rPr>
         <w:t xml:space="preserve">, role-based access control, background job processing, file upload workflows, API integration, </w:t>
       </w:r>
       <w:proofErr w:type="spellStart"/>
       <w:r>
         <w:rPr>
-          <w:sz w:val="20"/>
+          <w:sz w:val="22"/>
         </w:rPr>
         <w:t>webhook</w:t>
       </w:r>
       <w:proofErr w:type="spellEnd"/>
       <w:r>
         <w:rPr>
-          <w:sz w:val="20"/>
+          <w:sz w:val="22"/>
         </w:rPr>
         <w:t xml:space="preserve"> handling, event-driven processing, service-layer architecture, error handling strategy</w:t>
       </w:r>
@@ -787,19 +807,19 @@
         <w:spacing w:before="0" w:beforeAutospacing="0" w:after="0" w:afterAutospacing="0"/>
         <w:jc w:val="both"/>
         <w:rPr>
-          <w:sz w:val="20"/>
-        </w:rPr>
-      </w:pPr>
-      <w:r>
-        <w:rPr>
-          <w:rStyle w:val="Strong"/>
-          <w:sz w:val="20"/>
+          <w:sz w:val="22"/>
+        </w:rPr>
+      </w:pPr>
+      <w:r>
+        <w:rPr>
+          <w:rStyle w:val="Strong"/>
+          <w:sz w:val="22"/>
         </w:rPr>
         <w:t>Data &amp; Messaging:</w:t>
       </w:r>
       <w:r>
         <w:rPr>
-          <w:sz w:val="20"/>
+          <w:sz w:val="22"/>
         </w:rPr>
         <w:t xml:space="preserve"> </w:t>
       </w:r>
@@ -807,27 +827,27 @@
       <w:r>
         <w:rPr>
           <w:rStyle w:val="Strong"/>
-          <w:sz w:val="20"/>
+          <w:sz w:val="22"/>
         </w:rPr>
         <w:t>PostgreSQL</w:t>
       </w:r>
       <w:proofErr w:type="spellEnd"/>
       <w:r>
         <w:rPr>
-          <w:sz w:val="20"/>
+          <w:sz w:val="22"/>
         </w:rPr>
         <w:t xml:space="preserve">, </w:t>
       </w:r>
       <w:r>
         <w:rPr>
           <w:rStyle w:val="Strong"/>
-          <w:sz w:val="20"/>
+          <w:sz w:val="22"/>
         </w:rPr>
         <w:t>MySQL</w:t>
       </w:r>
       <w:r>
         <w:rPr>
-          <w:sz w:val="20"/>
+          <w:sz w:val="22"/>
         </w:rPr>
         <w:t xml:space="preserve">, </w:t>
       </w:r>
@@ -835,14 +855,14 @@
       <w:r>
         <w:rPr>
           <w:rStyle w:val="Strong"/>
-          <w:sz w:val="20"/>
+          <w:sz w:val="22"/>
         </w:rPr>
         <w:t>MongoDB</w:t>
       </w:r>
       <w:proofErr w:type="spellEnd"/>
       <w:r>
         <w:rPr>
-          <w:sz w:val="20"/>
+          <w:sz w:val="22"/>
         </w:rPr>
         <w:t xml:space="preserve">, </w:t>
       </w:r>
@@ -850,14 +870,14 @@
       <w:r>
         <w:rPr>
           <w:rStyle w:val="Strong"/>
-          <w:sz w:val="20"/>
+          <w:sz w:val="22"/>
         </w:rPr>
         <w:t>Redis</w:t>
       </w:r>
       <w:proofErr w:type="spellEnd"/>
       <w:r>
         <w:rPr>
-          <w:sz w:val="20"/>
+          <w:sz w:val="22"/>
         </w:rPr>
         <w:t>, relational schema design, query tuning, indexing, pagination strategy, caching, session storage, asynchronous processing, queue-based workflows, reporting data support</w:t>
       </w:r>
@@ -872,13 +892,13 @@
         <w:spacing w:before="0" w:beforeAutospacing="0" w:after="0" w:afterAutospacing="0"/>
         <w:jc w:val="both"/>
         <w:rPr>
-          <w:sz w:val="20"/>
-        </w:rPr>
-      </w:pPr>
-      <w:r>
-        <w:rPr>
-          <w:rStyle w:val="Strong"/>
-          <w:sz w:val="20"/>
+          <w:sz w:val="22"/>
+        </w:rPr>
+      </w:pPr>
+      <w:r>
+        <w:rPr>
+          <w:rStyle w:val="Strong"/>
+          <w:sz w:val="22"/>
         </w:rPr>
         <w:t xml:space="preserve">Cloud &amp; </w:t>
       </w:r>
@@ -886,7 +906,7 @@
       <w:r>
         <w:rPr>
           <w:rStyle w:val="Strong"/>
-          <w:sz w:val="20"/>
+          <w:sz w:val="22"/>
         </w:rPr>
         <w:t>DevOps</w:t>
       </w:r>
@@ -894,91 +914,91 @@
       <w:r>
         <w:rPr>
           <w:rStyle w:val="Strong"/>
-          <w:sz w:val="20"/>
+          <w:sz w:val="22"/>
         </w:rPr>
         <w:t>:</w:t>
       </w:r>
       <w:r>
         <w:rPr>
-          <w:sz w:val="20"/>
+          <w:sz w:val="22"/>
         </w:rPr>
         <w:t xml:space="preserve"> </w:t>
       </w:r>
       <w:r>
         <w:rPr>
           <w:rStyle w:val="Strong"/>
-          <w:sz w:val="20"/>
+          <w:sz w:val="22"/>
         </w:rPr>
         <w:t>AWS</w:t>
       </w:r>
       <w:r>
         <w:rPr>
-          <w:sz w:val="20"/>
+          <w:sz w:val="22"/>
         </w:rPr>
         <w:t xml:space="preserve">, </w:t>
       </w:r>
       <w:r>
         <w:rPr>
           <w:rStyle w:val="Strong"/>
-          <w:sz w:val="20"/>
+          <w:sz w:val="22"/>
         </w:rPr>
         <w:t>EC2</w:t>
       </w:r>
       <w:r>
         <w:rPr>
-          <w:sz w:val="20"/>
+          <w:sz w:val="22"/>
         </w:rPr>
         <w:t xml:space="preserve">, </w:t>
       </w:r>
       <w:r>
         <w:rPr>
           <w:rStyle w:val="Strong"/>
-          <w:sz w:val="20"/>
+          <w:sz w:val="22"/>
         </w:rPr>
         <w:t>S3</w:t>
       </w:r>
       <w:r>
         <w:rPr>
-          <w:sz w:val="20"/>
+          <w:sz w:val="22"/>
         </w:rPr>
         <w:t xml:space="preserve">, </w:t>
       </w:r>
       <w:r>
         <w:rPr>
           <w:rStyle w:val="Strong"/>
-          <w:sz w:val="20"/>
+          <w:sz w:val="22"/>
         </w:rPr>
         <w:t>RDS</w:t>
       </w:r>
       <w:r>
         <w:rPr>
-          <w:sz w:val="20"/>
+          <w:sz w:val="22"/>
         </w:rPr>
         <w:t xml:space="preserve">, </w:t>
       </w:r>
       <w:r>
         <w:rPr>
           <w:rStyle w:val="Strong"/>
-          <w:sz w:val="20"/>
+          <w:sz w:val="22"/>
         </w:rPr>
         <w:t>Lambda</w:t>
       </w:r>
       <w:r>
         <w:rPr>
-          <w:sz w:val="20"/>
+          <w:sz w:val="22"/>
         </w:rPr>
         <w:t xml:space="preserve">, </w:t>
       </w:r>
       <w:r>
         <w:rPr>
           <w:rStyle w:val="Strong"/>
-          <w:sz w:val="20"/>
+          <w:sz w:val="22"/>
         </w:rPr>
         <w:t>API Gateway</w:t>
       </w:r>
       <w:r>
         <w:rPr>
-          <w:sz w:val="20"/>
+          <w:sz w:val="22"/>
         </w:rPr>
         <w:t xml:space="preserve">, </w:t>
       </w:r>
@@ -986,14 +1006,14 @@
       <w:r>
         <w:rPr>
           <w:rStyle w:val="Strong"/>
-          <w:sz w:val="20"/>
+          <w:sz w:val="22"/>
         </w:rPr>
         <w:t>CloudFront</w:t>
       </w:r>
       <w:proofErr w:type="spellEnd"/>
       <w:r>
         <w:rPr>
-          <w:sz w:val="20"/>
+          <w:sz w:val="22"/>
         </w:rPr>
         <w:t xml:space="preserve">, </w:t>
       </w:r>
@@ -1001,14 +1021,14 @@
       <w:r>
         <w:rPr>
           <w:rStyle w:val="Strong"/>
-          <w:sz w:val="20"/>
+          <w:sz w:val="22"/>
         </w:rPr>
         <w:t>Docker</w:t>
       </w:r>
       <w:proofErr w:type="spellEnd"/>
       <w:r>
         <w:rPr>
-          <w:sz w:val="20"/>
+          <w:sz w:val="22"/>
         </w:rPr>
         <w:t xml:space="preserve">, </w:t>
       </w:r>
@@ -1016,14 +1036,14 @@
       <w:r>
         <w:rPr>
           <w:rStyle w:val="Strong"/>
-          <w:sz w:val="20"/>
+          <w:sz w:val="22"/>
         </w:rPr>
         <w:t>Kubernetes</w:t>
       </w:r>
       <w:proofErr w:type="spellEnd"/>
       <w:r>
         <w:rPr>
-          <w:sz w:val="20"/>
+          <w:sz w:val="22"/>
         </w:rPr>
         <w:t xml:space="preserve">, </w:t>
       </w:r>
@@ -1031,7 +1051,7 @@
       <w:r>
         <w:rPr>
           <w:rStyle w:val="Strong"/>
-          <w:sz w:val="20"/>
+          <w:sz w:val="22"/>
         </w:rPr>
         <w:t>GitHub</w:t>
       </w:r>
@@ -1039,13 +1059,13 @@
       <w:r>
         <w:rPr>
           <w:rStyle w:val="Strong"/>
-          <w:sz w:val="20"/>
+          <w:sz w:val="22"/>
         </w:rPr>
         <w:t xml:space="preserve"> Actions</w:t>
       </w:r>
       <w:r>
         <w:rPr>
-          <w:sz w:val="20"/>
+          <w:sz w:val="22"/>
         </w:rPr>
         <w:t xml:space="preserve">, </w:t>
       </w:r>
@@ -1053,7 +1073,7 @@
       <w:r>
         <w:rPr>
           <w:rStyle w:val="Strong"/>
-          <w:sz w:val="20"/>
+          <w:sz w:val="22"/>
         </w:rPr>
         <w:t>GitLab</w:t>
       </w:r>
@@ -1061,13 +1081,13 @@
       <w:r>
         <w:rPr>
           <w:rStyle w:val="Strong"/>
-          <w:sz w:val="20"/>
+          <w:sz w:val="22"/>
         </w:rPr>
         <w:t xml:space="preserve"> CI</w:t>
       </w:r>
       <w:r>
         <w:rPr>
-          <w:sz w:val="20"/>
+          <w:sz w:val="22"/>
         </w:rPr>
         <w:t xml:space="preserve">, </w:t>
       </w:r>
@@ -1075,14 +1095,14 @@
       <w:r>
         <w:rPr>
           <w:rStyle w:val="Strong"/>
-          <w:sz w:val="20"/>
+          <w:sz w:val="22"/>
         </w:rPr>
         <w:t>Nginx</w:t>
       </w:r>
       <w:proofErr w:type="spellEnd"/>
       <w:r>
         <w:rPr>
-          <w:sz w:val="20"/>
+          <w:sz w:val="22"/>
         </w:rPr>
         <w:t>, Linux environment support, deployment automation, release coordination, environment configuration, containerized application delivery</w:t>
       </w:r>
@@ -1097,14 +1117,14 @@
         <w:spacing w:before="0" w:beforeAutospacing="0" w:after="0" w:afterAutospacing="0"/>
         <w:jc w:val="both"/>
         <w:rPr>
-          <w:sz w:val="20"/>
+          <w:sz w:val="22"/>
         </w:rPr>
       </w:pPr>
       <w:proofErr w:type="spellStart"/>
       <w:r>
         <w:rPr>
           <w:rStyle w:val="Strong"/>
-          <w:sz w:val="20"/>
+          <w:sz w:val="22"/>
         </w:rPr>
         <w:t>Observability</w:t>
       </w:r>
@@ -1112,52 +1132,52 @@
       <w:r>
         <w:rPr>
           <w:rStyle w:val="Strong"/>
-          <w:sz w:val="20"/>
+          <w:sz w:val="22"/>
         </w:rPr>
         <w:t xml:space="preserve"> / Quality / Security:</w:t>
       </w:r>
       <w:r>
         <w:rPr>
-          <w:sz w:val="20"/>
+          <w:sz w:val="22"/>
         </w:rPr>
         <w:t xml:space="preserve"> structured logging, API diagnostics, production debugging, </w:t>
       </w:r>
       <w:r>
         <w:rPr>
           <w:rStyle w:val="Strong"/>
-          <w:sz w:val="20"/>
+          <w:sz w:val="22"/>
         </w:rPr>
         <w:t>Jest</w:t>
       </w:r>
       <w:r>
         <w:rPr>
-          <w:sz w:val="20"/>
+          <w:sz w:val="22"/>
         </w:rPr>
         <w:t xml:space="preserve">, </w:t>
       </w:r>
       <w:r>
         <w:rPr>
           <w:rStyle w:val="Strong"/>
-          <w:sz w:val="20"/>
+          <w:sz w:val="22"/>
         </w:rPr>
         <w:t>React Testing Library</w:t>
       </w:r>
       <w:r>
         <w:rPr>
-          <w:sz w:val="20"/>
+          <w:sz w:val="22"/>
         </w:rPr>
         <w:t xml:space="preserve">, </w:t>
       </w:r>
       <w:r>
         <w:rPr>
           <w:rStyle w:val="Strong"/>
-          <w:sz w:val="20"/>
+          <w:sz w:val="22"/>
         </w:rPr>
         <w:t>Cypress</w:t>
       </w:r>
       <w:r>
         <w:rPr>
-          <w:sz w:val="20"/>
+          <w:sz w:val="22"/>
         </w:rPr>
         <w:t>, regression prevention, secure token flows, audit-aware development, permission-aware UI logic, production issue triage, root-cause analysis, incident response support</w:t>
       </w:r>
@@ -1168,13 +1188,16 @@
           <w:bottom w:val="single" w:sz="6" w:space="0" w:color="B91C1C"/>
         </w:pBdr>
         <w:spacing w:before="120" w:after="80"/>
+        <w:rPr>
+          <w:sz w:val="24"/>
+        </w:rPr>
       </w:pPr>
       <w:r>
         <w:rPr>
           <w:b/>
           <w:bCs/>
           <w:color w:val="111111"/>
-          <w:sz w:val="21"/>
+          <w:sz w:val="24"/>
           <w:szCs w:val="21"/>
         </w:rPr>
         <w:t>WORK HISTORY</w:t>
@@ -1198,8 +1221,8 @@
         <w:tblLook w:val="04A0" w:firstRow="1" w:lastRow="0" w:firstColumn="1" w:lastColumn="0" w:noHBand="0" w:noVBand="1"/>
       </w:tblPr>
       <w:tblGrid>
-        <w:gridCol w:w="7140"/>
-        <w:gridCol w:w="3060"/>
+        <w:gridCol w:w="7340"/>
+        <w:gridCol w:w="3146"/>
       </w:tblGrid>
       <w:tr>
         <w:tc>
@@ -1213,13 +1236,18 @@
             </w:tcBorders>
           </w:tcPr>
           <w:p>
+            <w:pPr>
+              <w:rPr>
+                <w:sz w:val="24"/>
+              </w:rPr>
+            </w:pPr>
             <w:r>
               <w:rPr>
                 <w:rFonts w:ascii="Arial" w:eastAsia="Arial" w:hAnsi="Arial" w:cs="Arial"/>
                 <w:b/>
                 <w:bCs/>
                 <w:color w:val="111111"/>
-                <w:sz w:val="19"/>
+                <w:sz w:val="22"/>
                 <w:szCs w:val="19"/>
               </w:rPr>
               <w:t>Senior Software Engineer</w:t>
@@ -1239,12 +1267,14 @@
           <w:p>
             <w:pPr>
               <w:jc w:val="right"/>
+              <w:rPr>
+                <w:sz w:val="24"/>
+              </w:rPr>
             </w:pPr>
             <w:r>
               <w:rPr>
                 <w:rFonts w:ascii="Arial" w:eastAsia="Arial" w:hAnsi="Arial" w:cs="Arial"/>
                 <w:color w:val="111111"/>
-                <w:sz w:val="17"/>
                 <w:szCs w:val="17"/>
               </w:rPr>
               <w:t>February 2021 to December 2025</w:t>
@@ -1254,6 +1284,11 @@
       </w:tr>
     </w:tbl>
     <w:p>
+      <w:pPr>
+        <w:rPr>
+          <w:sz w:val="24"/>
+        </w:rPr>
+      </w:pPr>
       <w:proofErr w:type="spellStart"/>
       <w:r>
         <w:rPr>
@@ -1261,7 +1296,7 @@
           <w:b/>
           <w:bCs/>
           <w:color w:val="111111"/>
-          <w:sz w:val="18"/>
+          <w:sz w:val="22"/>
           <w:szCs w:val="18"/>
         </w:rPr>
         <w:t>Viaro</w:t>
@@ -1273,7 +1308,7 @@
           <w:b/>
           <w:bCs/>
           <w:color w:val="111111"/>
-          <w:sz w:val="18"/>
+          <w:sz w:val="22"/>
           <w:szCs w:val="18"/>
         </w:rPr>
         <w:t xml:space="preserve"> Networks Inc. - Delaware, United States</w:t>
@@ -1288,25 +1323,25 @@
         </w:numPr>
         <w:jc w:val="both"/>
         <w:rPr>
-          <w:sz w:val="20"/>
-        </w:rPr>
-      </w:pPr>
-      <w:r>
-        <w:rPr>
-          <w:sz w:val="20"/>
+          <w:sz w:val="22"/>
+        </w:rPr>
+      </w:pPr>
+      <w:r>
+        <w:rPr>
+          <w:sz w:val="22"/>
         </w:rPr>
         <w:t xml:space="preserve">Led development of a multi-workflow business platform using </w:t>
       </w:r>
       <w:r>
         <w:rPr>
           <w:rStyle w:val="Strong"/>
-          <w:sz w:val="20"/>
+          <w:sz w:val="22"/>
         </w:rPr>
         <w:t>React 17–18</w:t>
       </w:r>
       <w:r>
         <w:rPr>
-          <w:sz w:val="20"/>
+          <w:sz w:val="22"/>
         </w:rPr>
         <w:t xml:space="preserve">, </w:t>
       </w:r>
@@ -1314,7 +1349,7 @@
       <w:r>
         <w:rPr>
           <w:rStyle w:val="Strong"/>
-          <w:sz w:val="20"/>
+          <w:sz w:val="22"/>
         </w:rPr>
         <w:t>TypeScript</w:t>
       </w:r>
@@ -1322,26 +1357,26 @@
       <w:r>
         <w:rPr>
           <w:rStyle w:val="Strong"/>
-          <w:sz w:val="20"/>
+          <w:sz w:val="22"/>
         </w:rPr>
         <w:t xml:space="preserve"> 4.x–5.x</w:t>
       </w:r>
       <w:r>
         <w:rPr>
-          <w:sz w:val="20"/>
+          <w:sz w:val="22"/>
         </w:rPr>
         <w:t xml:space="preserve">, </w:t>
       </w:r>
       <w:r>
         <w:rPr>
           <w:rStyle w:val="Strong"/>
-          <w:sz w:val="20"/>
+          <w:sz w:val="22"/>
         </w:rPr>
         <w:t>Node.js 16–20</w:t>
       </w:r>
       <w:r>
         <w:rPr>
-          <w:sz w:val="20"/>
+          <w:sz w:val="22"/>
         </w:rPr>
         <w:t xml:space="preserve">, and </w:t>
       </w:r>
@@ -1349,7 +1384,7 @@
       <w:r>
         <w:rPr>
           <w:rStyle w:val="Strong"/>
-          <w:sz w:val="20"/>
+          <w:sz w:val="22"/>
         </w:rPr>
         <w:t>PostgreSQL</w:t>
       </w:r>
@@ -1357,65 +1392,65 @@
       <w:r>
         <w:rPr>
           <w:rStyle w:val="Strong"/>
-          <w:sz w:val="20"/>
+          <w:sz w:val="22"/>
         </w:rPr>
         <w:t xml:space="preserve"> 13–16</w:t>
       </w:r>
       <w:r>
         <w:rPr>
-          <w:sz w:val="20"/>
+          <w:sz w:val="22"/>
         </w:rPr>
         <w:t xml:space="preserve">, delivering stable modules for </w:t>
       </w:r>
       <w:r>
         <w:rPr>
           <w:rStyle w:val="Strong"/>
-          <w:sz w:val="20"/>
+          <w:sz w:val="22"/>
         </w:rPr>
         <w:t>operational dashboards</w:t>
       </w:r>
       <w:r>
         <w:rPr>
-          <w:sz w:val="20"/>
+          <w:sz w:val="22"/>
         </w:rPr>
         <w:t xml:space="preserve">, </w:t>
       </w:r>
       <w:r>
         <w:rPr>
           <w:rStyle w:val="Strong"/>
-          <w:sz w:val="20"/>
+          <w:sz w:val="22"/>
         </w:rPr>
         <w:t>partner management</w:t>
       </w:r>
       <w:r>
         <w:rPr>
-          <w:sz w:val="20"/>
+          <w:sz w:val="22"/>
         </w:rPr>
         <w:t xml:space="preserve">, </w:t>
       </w:r>
       <w:r>
         <w:rPr>
           <w:rStyle w:val="Strong"/>
-          <w:sz w:val="20"/>
+          <w:sz w:val="22"/>
         </w:rPr>
         <w:t>approval flows</w:t>
       </w:r>
       <w:r>
         <w:rPr>
-          <w:sz w:val="20"/>
+          <w:sz w:val="22"/>
         </w:rPr>
         <w:t xml:space="preserve">, and </w:t>
       </w:r>
       <w:r>
         <w:rPr>
           <w:rStyle w:val="Strong"/>
-          <w:sz w:val="20"/>
+          <w:sz w:val="22"/>
         </w:rPr>
         <w:t>reporting-heavy</w:t>
       </w:r>
       <w:r>
         <w:rPr>
-          <w:sz w:val="20"/>
+          <w:sz w:val="22"/>
         </w:rPr>
         <w:t xml:space="preserve"> user journeys.</w:t>
       </w:r>
@@ -1429,103 +1464,103 @@
         </w:numPr>
         <w:jc w:val="both"/>
         <w:rPr>
-          <w:sz w:val="20"/>
-        </w:rPr>
-      </w:pPr>
-      <w:r>
-        <w:rPr>
-          <w:sz w:val="20"/>
+          <w:sz w:val="22"/>
+        </w:rPr>
+      </w:pPr>
+      <w:r>
+        <w:rPr>
+          <w:sz w:val="22"/>
         </w:rPr>
         <w:t xml:space="preserve">Architected reusable </w:t>
       </w:r>
       <w:r>
         <w:rPr>
           <w:rStyle w:val="Strong"/>
-          <w:sz w:val="20"/>
+          <w:sz w:val="22"/>
         </w:rPr>
         <w:t>frontend patterns</w:t>
       </w:r>
       <w:r>
         <w:rPr>
-          <w:sz w:val="20"/>
+          <w:sz w:val="22"/>
         </w:rPr>
         <w:t xml:space="preserve"> for </w:t>
       </w:r>
       <w:r>
         <w:rPr>
           <w:rStyle w:val="Strong"/>
-          <w:sz w:val="20"/>
+          <w:sz w:val="22"/>
         </w:rPr>
         <w:t>tables</w:t>
       </w:r>
       <w:r>
         <w:rPr>
-          <w:sz w:val="20"/>
+          <w:sz w:val="22"/>
         </w:rPr>
         <w:t xml:space="preserve">, </w:t>
       </w:r>
       <w:r>
         <w:rPr>
           <w:rStyle w:val="Strong"/>
-          <w:sz w:val="20"/>
+          <w:sz w:val="22"/>
         </w:rPr>
         <w:t>filters</w:t>
       </w:r>
       <w:r>
         <w:rPr>
-          <w:sz w:val="20"/>
+          <w:sz w:val="22"/>
         </w:rPr>
         <w:t xml:space="preserve">, </w:t>
       </w:r>
       <w:r>
         <w:rPr>
           <w:rStyle w:val="Strong"/>
-          <w:sz w:val="20"/>
+          <w:sz w:val="22"/>
         </w:rPr>
         <w:t>modal actions</w:t>
       </w:r>
       <w:r>
         <w:rPr>
-          <w:sz w:val="20"/>
+          <w:sz w:val="22"/>
         </w:rPr>
         <w:t xml:space="preserve">, and </w:t>
       </w:r>
       <w:r>
         <w:rPr>
           <w:rStyle w:val="Strong"/>
-          <w:sz w:val="20"/>
+          <w:sz w:val="22"/>
         </w:rPr>
         <w:t>validation-intensive forms</w:t>
       </w:r>
       <w:r>
         <w:rPr>
-          <w:sz w:val="20"/>
+          <w:sz w:val="22"/>
         </w:rPr>
         <w:t xml:space="preserve">, which reduced duplicated </w:t>
       </w:r>
       <w:r>
         <w:rPr>
           <w:rStyle w:val="Strong"/>
-          <w:sz w:val="20"/>
+          <w:sz w:val="22"/>
         </w:rPr>
         <w:t>UI logic</w:t>
       </w:r>
       <w:r>
         <w:rPr>
-          <w:sz w:val="20"/>
+          <w:sz w:val="22"/>
         </w:rPr>
         <w:t xml:space="preserve"> by </w:t>
       </w:r>
       <w:r>
         <w:rPr>
           <w:rStyle w:val="Strong"/>
-          <w:sz w:val="20"/>
+          <w:sz w:val="22"/>
         </w:rPr>
         <w:t>32%</w:t>
       </w:r>
       <w:r>
         <w:rPr>
-          <w:sz w:val="20"/>
+          <w:sz w:val="22"/>
         </w:rPr>
         <w:t xml:space="preserve"> and made new product screens faster to implement with more consistent behavior across modules.</w:t>
       </w:r>
@@ -1539,77 +1574,77 @@
         </w:numPr>
         <w:jc w:val="both"/>
         <w:rPr>
-          <w:sz w:val="20"/>
-        </w:rPr>
-      </w:pPr>
-      <w:r>
-        <w:rPr>
-          <w:sz w:val="20"/>
+          <w:sz w:val="22"/>
+        </w:rPr>
+      </w:pPr>
+      <w:r>
+        <w:rPr>
+          <w:sz w:val="22"/>
         </w:rPr>
         <w:t xml:space="preserve">Designed and maintained </w:t>
       </w:r>
       <w:r>
         <w:rPr>
           <w:rStyle w:val="Strong"/>
-          <w:sz w:val="20"/>
+          <w:sz w:val="22"/>
         </w:rPr>
         <w:t>Node.js 16–20 API services</w:t>
       </w:r>
       <w:r>
         <w:rPr>
-          <w:sz w:val="20"/>
+          <w:sz w:val="22"/>
         </w:rPr>
         <w:t xml:space="preserve"> with clearer </w:t>
       </w:r>
       <w:r>
         <w:rPr>
           <w:rStyle w:val="Strong"/>
-          <w:sz w:val="20"/>
+          <w:sz w:val="22"/>
         </w:rPr>
         <w:t>controller-to-service boundaries</w:t>
       </w:r>
       <w:r>
         <w:rPr>
-          <w:sz w:val="20"/>
+          <w:sz w:val="22"/>
         </w:rPr>
         <w:t xml:space="preserve">, improving </w:t>
       </w:r>
       <w:r>
         <w:rPr>
           <w:rStyle w:val="Strong"/>
-          <w:sz w:val="20"/>
+          <w:sz w:val="22"/>
         </w:rPr>
         <w:t>maintainability</w:t>
       </w:r>
       <w:r>
         <w:rPr>
-          <w:sz w:val="20"/>
+          <w:sz w:val="22"/>
         </w:rPr>
         <w:t xml:space="preserve"> and reducing </w:t>
       </w:r>
       <w:r>
         <w:rPr>
           <w:rStyle w:val="Strong"/>
-          <w:sz w:val="20"/>
+          <w:sz w:val="22"/>
         </w:rPr>
         <w:t>issue resolution time</w:t>
       </w:r>
       <w:r>
         <w:rPr>
-          <w:sz w:val="20"/>
+          <w:sz w:val="22"/>
         </w:rPr>
         <w:t xml:space="preserve"> by </w:t>
       </w:r>
       <w:r>
         <w:rPr>
           <w:rStyle w:val="Strong"/>
-          <w:sz w:val="20"/>
+          <w:sz w:val="22"/>
         </w:rPr>
         <w:t>27%</w:t>
       </w:r>
       <w:r>
         <w:rPr>
-          <w:sz w:val="20"/>
+          <w:sz w:val="22"/>
         </w:rPr>
         <w:t xml:space="preserve"> during periods of rapid feature growth.</w:t>
       </w:r>
@@ -1623,103 +1658,103 @@
         </w:numPr>
         <w:jc w:val="both"/>
         <w:rPr>
-          <w:sz w:val="20"/>
-        </w:rPr>
-      </w:pPr>
-      <w:r>
-        <w:rPr>
-          <w:sz w:val="20"/>
+          <w:sz w:val="22"/>
+        </w:rPr>
+      </w:pPr>
+      <w:r>
+        <w:rPr>
+          <w:sz w:val="22"/>
         </w:rPr>
         <w:t xml:space="preserve">Resolved a recurring </w:t>
       </w:r>
       <w:r>
         <w:rPr>
           <w:rStyle w:val="Strong"/>
-          <w:sz w:val="20"/>
+          <w:sz w:val="22"/>
         </w:rPr>
         <w:t>production issue</w:t>
       </w:r>
       <w:r>
         <w:rPr>
-          <w:sz w:val="20"/>
+          <w:sz w:val="22"/>
         </w:rPr>
         <w:t xml:space="preserve"> where large </w:t>
       </w:r>
       <w:r>
         <w:rPr>
           <w:rStyle w:val="Strong"/>
-          <w:sz w:val="20"/>
+          <w:sz w:val="22"/>
         </w:rPr>
         <w:t>dashboard requests</w:t>
       </w:r>
       <w:r>
         <w:rPr>
-          <w:sz w:val="20"/>
+          <w:sz w:val="22"/>
         </w:rPr>
         <w:t xml:space="preserve"> timed out during peak usage by tracing slow </w:t>
       </w:r>
       <w:r>
         <w:rPr>
           <w:rStyle w:val="Strong"/>
-          <w:sz w:val="20"/>
+          <w:sz w:val="22"/>
         </w:rPr>
         <w:t>SQL</w:t>
       </w:r>
       <w:r>
         <w:rPr>
-          <w:sz w:val="20"/>
+          <w:sz w:val="22"/>
         </w:rPr>
         <w:t xml:space="preserve"> paths, adding missing </w:t>
       </w:r>
       <w:r>
         <w:rPr>
           <w:rStyle w:val="Strong"/>
-          <w:sz w:val="20"/>
+          <w:sz w:val="22"/>
         </w:rPr>
         <w:t>indexes</w:t>
       </w:r>
       <w:r>
         <w:rPr>
-          <w:sz w:val="20"/>
+          <w:sz w:val="22"/>
         </w:rPr>
         <w:t xml:space="preserve">, and introducing safer </w:t>
       </w:r>
       <w:r>
         <w:rPr>
           <w:rStyle w:val="Strong"/>
-          <w:sz w:val="20"/>
+          <w:sz w:val="22"/>
         </w:rPr>
         <w:t>pagination</w:t>
       </w:r>
       <w:r>
         <w:rPr>
-          <w:sz w:val="20"/>
+          <w:sz w:val="22"/>
         </w:rPr>
         <w:t xml:space="preserve"> and </w:t>
       </w:r>
       <w:r>
         <w:rPr>
           <w:rStyle w:val="Strong"/>
-          <w:sz w:val="20"/>
+          <w:sz w:val="22"/>
         </w:rPr>
         <w:t>response shaping</w:t>
       </w:r>
       <w:r>
         <w:rPr>
-          <w:sz w:val="20"/>
+          <w:sz w:val="22"/>
         </w:rPr>
         <w:t xml:space="preserve"> that improved endpoint response stability by </w:t>
       </w:r>
       <w:r>
         <w:rPr>
           <w:rStyle w:val="Strong"/>
-          <w:sz w:val="20"/>
+          <w:sz w:val="22"/>
         </w:rPr>
         <w:t>41%</w:t>
       </w:r>
       <w:r>
         <w:rPr>
-          <w:sz w:val="20"/>
+          <w:sz w:val="22"/>
         </w:rPr>
         <w:t>.</w:t>
       </w:r>
@@ -1733,90 +1768,90 @@
         </w:numPr>
         <w:jc w:val="both"/>
         <w:rPr>
-          <w:sz w:val="20"/>
-        </w:rPr>
-      </w:pPr>
-      <w:r>
-        <w:rPr>
-          <w:sz w:val="20"/>
+          <w:sz w:val="22"/>
+        </w:rPr>
+      </w:pPr>
+      <w:r>
+        <w:rPr>
+          <w:sz w:val="22"/>
         </w:rPr>
         <w:t xml:space="preserve">Implemented a new </w:t>
       </w:r>
       <w:r>
         <w:rPr>
           <w:rStyle w:val="Strong"/>
-          <w:sz w:val="20"/>
+          <w:sz w:val="22"/>
         </w:rPr>
         <w:t>role-based access control</w:t>
       </w:r>
       <w:r>
         <w:rPr>
-          <w:sz w:val="20"/>
+          <w:sz w:val="22"/>
         </w:rPr>
         <w:t xml:space="preserve"> model across both </w:t>
       </w:r>
       <w:r>
         <w:rPr>
           <w:rStyle w:val="Strong"/>
-          <w:sz w:val="20"/>
+          <w:sz w:val="22"/>
         </w:rPr>
         <w:t>backend</w:t>
       </w:r>
       <w:r>
         <w:rPr>
-          <w:sz w:val="20"/>
+          <w:sz w:val="22"/>
         </w:rPr>
         <w:t xml:space="preserve"> and </w:t>
       </w:r>
       <w:r>
         <w:rPr>
           <w:rStyle w:val="Strong"/>
-          <w:sz w:val="20"/>
+          <w:sz w:val="22"/>
         </w:rPr>
         <w:t>frontend</w:t>
       </w:r>
       <w:r>
         <w:rPr>
-          <w:sz w:val="20"/>
+          <w:sz w:val="22"/>
         </w:rPr>
         <w:t xml:space="preserve"> layers, preventing unauthorized actions in </w:t>
       </w:r>
       <w:r>
         <w:rPr>
           <w:rStyle w:val="Strong"/>
-          <w:sz w:val="20"/>
+          <w:sz w:val="22"/>
         </w:rPr>
         <w:t>administrative workflows</w:t>
       </w:r>
       <w:r>
         <w:rPr>
-          <w:sz w:val="20"/>
+          <w:sz w:val="22"/>
         </w:rPr>
         <w:t xml:space="preserve"> and reducing </w:t>
       </w:r>
       <w:r>
         <w:rPr>
           <w:rStyle w:val="Strong"/>
-          <w:sz w:val="20"/>
+          <w:sz w:val="22"/>
         </w:rPr>
         <w:t>permission-related support escalations</w:t>
       </w:r>
       <w:r>
         <w:rPr>
-          <w:sz w:val="20"/>
+          <w:sz w:val="22"/>
         </w:rPr>
         <w:t xml:space="preserve"> by </w:t>
       </w:r>
       <w:r>
         <w:rPr>
           <w:rStyle w:val="Strong"/>
-          <w:sz w:val="20"/>
+          <w:sz w:val="22"/>
         </w:rPr>
         <w:t>24%</w:t>
       </w:r>
       <w:r>
         <w:rPr>
-          <w:sz w:val="20"/>
+          <w:sz w:val="22"/>
         </w:rPr>
         <w:t>.</w:t>
       </w:r>
@@ -1830,64 +1865,64 @@
         </w:numPr>
         <w:jc w:val="both"/>
         <w:rPr>
-          <w:sz w:val="20"/>
-        </w:rPr>
-      </w:pPr>
-      <w:r>
-        <w:rPr>
-          <w:sz w:val="20"/>
+          <w:sz w:val="22"/>
+        </w:rPr>
+      </w:pPr>
+      <w:r>
+        <w:rPr>
+          <w:sz w:val="22"/>
         </w:rPr>
         <w:t xml:space="preserve">Stabilized a difficult </w:t>
       </w:r>
       <w:r>
         <w:rPr>
           <w:rStyle w:val="Strong"/>
-          <w:sz w:val="20"/>
+          <w:sz w:val="22"/>
         </w:rPr>
         <w:t>export defect</w:t>
       </w:r>
       <w:r>
         <w:rPr>
-          <w:sz w:val="20"/>
+          <w:sz w:val="22"/>
         </w:rPr>
         <w:t xml:space="preserve"> where large result sets produced incomplete files by replacing memory-heavy generation logic with </w:t>
       </w:r>
       <w:r>
         <w:rPr>
           <w:rStyle w:val="Strong"/>
-          <w:sz w:val="20"/>
+          <w:sz w:val="22"/>
         </w:rPr>
         <w:t>streamed processing</w:t>
       </w:r>
       <w:r>
         <w:rPr>
-          <w:sz w:val="20"/>
+          <w:sz w:val="22"/>
         </w:rPr>
         <w:t xml:space="preserve">, improving </w:t>
       </w:r>
       <w:r>
         <w:rPr>
           <w:rStyle w:val="Strong"/>
-          <w:sz w:val="20"/>
+          <w:sz w:val="22"/>
         </w:rPr>
         <w:t>export reliability</w:t>
       </w:r>
       <w:r>
         <w:rPr>
-          <w:sz w:val="20"/>
+          <w:sz w:val="22"/>
         </w:rPr>
         <w:t xml:space="preserve"> by </w:t>
       </w:r>
       <w:r>
         <w:rPr>
           <w:rStyle w:val="Strong"/>
-          <w:sz w:val="20"/>
+          <w:sz w:val="22"/>
         </w:rPr>
         <w:t>38%</w:t>
       </w:r>
       <w:r>
         <w:rPr>
-          <w:sz w:val="20"/>
+          <w:sz w:val="22"/>
         </w:rPr>
         <w:t xml:space="preserve"> for reporting-heavy business users.</w:t>
       </w:r>
@@ -1901,64 +1936,64 @@
         </w:numPr>
         <w:jc w:val="both"/>
         <w:rPr>
-          <w:sz w:val="20"/>
-        </w:rPr>
-      </w:pPr>
-      <w:r>
-        <w:rPr>
-          <w:sz w:val="20"/>
+          <w:sz w:val="22"/>
+        </w:rPr>
+      </w:pPr>
+      <w:r>
+        <w:rPr>
+          <w:sz w:val="22"/>
         </w:rPr>
         <w:t xml:space="preserve">Delivered a staged </w:t>
       </w:r>
       <w:r>
         <w:rPr>
           <w:rStyle w:val="Strong"/>
-          <w:sz w:val="20"/>
+          <w:sz w:val="22"/>
         </w:rPr>
         <w:t>modernization effort</w:t>
       </w:r>
       <w:r>
         <w:rPr>
-          <w:sz w:val="20"/>
+          <w:sz w:val="22"/>
         </w:rPr>
         <w:t xml:space="preserve"> that moved older </w:t>
       </w:r>
       <w:r>
         <w:rPr>
           <w:rStyle w:val="Strong"/>
-          <w:sz w:val="20"/>
+          <w:sz w:val="22"/>
         </w:rPr>
         <w:t>React class-based modules</w:t>
       </w:r>
       <w:r>
         <w:rPr>
-          <w:sz w:val="20"/>
+          <w:sz w:val="22"/>
         </w:rPr>
         <w:t xml:space="preserve"> into more maintainable </w:t>
       </w:r>
       <w:r>
         <w:rPr>
           <w:rStyle w:val="Strong"/>
-          <w:sz w:val="20"/>
+          <w:sz w:val="22"/>
         </w:rPr>
         <w:t>functional components</w:t>
       </w:r>
       <w:r>
         <w:rPr>
-          <w:sz w:val="20"/>
+          <w:sz w:val="22"/>
         </w:rPr>
         <w:t xml:space="preserve"> with </w:t>
       </w:r>
       <w:r>
         <w:rPr>
           <w:rStyle w:val="Strong"/>
-          <w:sz w:val="20"/>
+          <w:sz w:val="22"/>
         </w:rPr>
         <w:t>hooks</w:t>
       </w:r>
       <w:r>
         <w:rPr>
-          <w:sz w:val="20"/>
+          <w:sz w:val="22"/>
         </w:rPr>
         <w:t xml:space="preserve"> in </w:t>
       </w:r>
@@ -1966,7 +2001,7 @@
       <w:r>
         <w:rPr>
           <w:rStyle w:val="Strong"/>
-          <w:sz w:val="20"/>
+          <w:sz w:val="22"/>
         </w:rPr>
         <w:t>React</w:t>
       </w:r>
@@ -1974,39 +2009,39 @@
       <w:r>
         <w:rPr>
           <w:rStyle w:val="Strong"/>
-          <w:sz w:val="20"/>
+          <w:sz w:val="22"/>
         </w:rPr>
         <w:t xml:space="preserve"> 17–18</w:t>
       </w:r>
       <w:r>
         <w:rPr>
-          <w:sz w:val="20"/>
+          <w:sz w:val="22"/>
         </w:rPr>
         <w:t xml:space="preserve">, reducing </w:t>
       </w:r>
       <w:r>
         <w:rPr>
           <w:rStyle w:val="Strong"/>
-          <w:sz w:val="20"/>
+          <w:sz w:val="22"/>
         </w:rPr>
         <w:t>component complexity</w:t>
       </w:r>
       <w:r>
         <w:rPr>
-          <w:sz w:val="20"/>
+          <w:sz w:val="22"/>
         </w:rPr>
         <w:t xml:space="preserve"> and improving shared </w:t>
       </w:r>
       <w:r>
         <w:rPr>
           <w:rStyle w:val="Strong"/>
-          <w:sz w:val="20"/>
+          <w:sz w:val="22"/>
         </w:rPr>
         <w:t>state coordination</w:t>
       </w:r>
       <w:r>
         <w:rPr>
-          <w:sz w:val="20"/>
+          <w:sz w:val="22"/>
         </w:rPr>
         <w:t xml:space="preserve"> across screens.</w:t>
       </w:r>
@@ -2020,64 +2055,65 @@
         </w:numPr>
         <w:jc w:val="both"/>
         <w:rPr>
-          <w:sz w:val="20"/>
-        </w:rPr>
-      </w:pPr>
-      <w:r>
-        <w:rPr>
-          <w:sz w:val="20"/>
-        </w:rPr>
+          <w:sz w:val="22"/>
+        </w:rPr>
+      </w:pPr>
+      <w:r>
+        <w:rPr>
+          <w:sz w:val="22"/>
+        </w:rPr>
+        <w:lastRenderedPageBreak/>
         <w:t xml:space="preserve">Introduced better </w:t>
       </w:r>
       <w:r>
         <w:rPr>
           <w:rStyle w:val="Strong"/>
-          <w:sz w:val="20"/>
+          <w:sz w:val="22"/>
         </w:rPr>
         <w:t>API error contracts</w:t>
       </w:r>
       <w:r>
         <w:rPr>
-          <w:sz w:val="20"/>
+          <w:sz w:val="22"/>
         </w:rPr>
         <w:t xml:space="preserve"> and user-facing </w:t>
       </w:r>
       <w:r>
         <w:rPr>
           <w:rStyle w:val="Strong"/>
-          <w:sz w:val="20"/>
+          <w:sz w:val="22"/>
         </w:rPr>
         <w:t>recovery states</w:t>
       </w:r>
       <w:r>
         <w:rPr>
-          <w:sz w:val="20"/>
+          <w:sz w:val="22"/>
         </w:rPr>
         <w:t xml:space="preserve"> after repeated support issues caused by inconsistent </w:t>
       </w:r>
       <w:r>
         <w:rPr>
           <w:rStyle w:val="Strong"/>
-          <w:sz w:val="20"/>
+          <w:sz w:val="22"/>
         </w:rPr>
         <w:t>backend validation responses</w:t>
       </w:r>
       <w:r>
         <w:rPr>
-          <w:sz w:val="20"/>
+          <w:sz w:val="22"/>
         </w:rPr>
         <w:t xml:space="preserve"> and weak </w:t>
       </w:r>
       <w:r>
         <w:rPr>
           <w:rStyle w:val="Strong"/>
-          <w:sz w:val="20"/>
+          <w:sz w:val="22"/>
         </w:rPr>
         <w:t>edge-case messaging</w:t>
       </w:r>
       <w:r>
         <w:rPr>
-          <w:sz w:val="20"/>
+          <w:sz w:val="22"/>
         </w:rPr>
         <w:t xml:space="preserve"> in critical forms.</w:t>
       </w:r>
@@ -2091,64 +2127,64 @@
         </w:numPr>
         <w:jc w:val="both"/>
         <w:rPr>
-          <w:sz w:val="20"/>
-        </w:rPr>
-      </w:pPr>
-      <w:r>
-        <w:rPr>
-          <w:sz w:val="20"/>
+          <w:sz w:val="22"/>
+        </w:rPr>
+      </w:pPr>
+      <w:r>
+        <w:rPr>
+          <w:sz w:val="22"/>
         </w:rPr>
         <w:t xml:space="preserve">Built secure </w:t>
       </w:r>
       <w:r>
         <w:rPr>
           <w:rStyle w:val="Strong"/>
-          <w:sz w:val="20"/>
+          <w:sz w:val="22"/>
         </w:rPr>
         <w:t>integration flows</w:t>
       </w:r>
       <w:r>
         <w:rPr>
-          <w:sz w:val="20"/>
+          <w:sz w:val="22"/>
         </w:rPr>
         <w:t xml:space="preserve"> for </w:t>
       </w:r>
       <w:r>
         <w:rPr>
           <w:rStyle w:val="Strong"/>
-          <w:sz w:val="20"/>
+          <w:sz w:val="22"/>
         </w:rPr>
         <w:t>third-party services</w:t>
       </w:r>
       <w:r>
         <w:rPr>
-          <w:sz w:val="20"/>
+          <w:sz w:val="22"/>
         </w:rPr>
         <w:t xml:space="preserve"> and internal </w:t>
       </w:r>
       <w:r>
         <w:rPr>
           <w:rStyle w:val="Strong"/>
-          <w:sz w:val="20"/>
+          <w:sz w:val="22"/>
         </w:rPr>
         <w:t>admin tooling</w:t>
       </w:r>
       <w:r>
         <w:rPr>
-          <w:sz w:val="20"/>
+          <w:sz w:val="22"/>
         </w:rPr>
         <w:t xml:space="preserve">, including </w:t>
       </w:r>
       <w:r>
         <w:rPr>
           <w:rStyle w:val="Strong"/>
-          <w:sz w:val="20"/>
+          <w:sz w:val="22"/>
         </w:rPr>
         <w:t>token-aware request handling</w:t>
       </w:r>
       <w:r>
         <w:rPr>
-          <w:sz w:val="20"/>
+          <w:sz w:val="22"/>
         </w:rPr>
         <w:t xml:space="preserve">, </w:t>
       </w:r>
@@ -2156,7 +2192,7 @@
       <w:r>
         <w:rPr>
           <w:rStyle w:val="Strong"/>
-          <w:sz w:val="20"/>
+          <w:sz w:val="22"/>
         </w:rPr>
         <w:t>webhook</w:t>
       </w:r>
@@ -2164,39 +2200,39 @@
       <w:r>
         <w:rPr>
           <w:rStyle w:val="Strong"/>
-          <w:sz w:val="20"/>
+          <w:sz w:val="22"/>
         </w:rPr>
         <w:t xml:space="preserve"> verification</w:t>
       </w:r>
       <w:r>
         <w:rPr>
-          <w:sz w:val="20"/>
+          <w:sz w:val="22"/>
         </w:rPr>
         <w:t xml:space="preserve">, </w:t>
       </w:r>
       <w:r>
         <w:rPr>
           <w:rStyle w:val="Strong"/>
-          <w:sz w:val="20"/>
+          <w:sz w:val="22"/>
         </w:rPr>
         <w:t>retry-safe processing</w:t>
       </w:r>
       <w:r>
         <w:rPr>
-          <w:sz w:val="20"/>
+          <w:sz w:val="22"/>
         </w:rPr>
         <w:t xml:space="preserve">, and </w:t>
       </w:r>
       <w:r>
         <w:rPr>
           <w:rStyle w:val="Strong"/>
-          <w:sz w:val="20"/>
+          <w:sz w:val="22"/>
         </w:rPr>
         <w:t>failure logging</w:t>
       </w:r>
       <w:r>
         <w:rPr>
-          <w:sz w:val="20"/>
+          <w:sz w:val="22"/>
         </w:rPr>
         <w:t xml:space="preserve"> for easier operational follow-up.</w:t>
       </w:r>
@@ -2210,64 +2246,64 @@
         </w:numPr>
         <w:jc w:val="both"/>
         <w:rPr>
-          <w:sz w:val="20"/>
-        </w:rPr>
-      </w:pPr>
-      <w:r>
-        <w:rPr>
-          <w:sz w:val="20"/>
+          <w:sz w:val="22"/>
+        </w:rPr>
+      </w:pPr>
+      <w:r>
+        <w:rPr>
+          <w:sz w:val="22"/>
         </w:rPr>
         <w:t xml:space="preserve">Investigated an intermittent </w:t>
       </w:r>
       <w:r>
         <w:rPr>
           <w:rStyle w:val="Strong"/>
-          <w:sz w:val="20"/>
+          <w:sz w:val="22"/>
         </w:rPr>
         <w:t>bug</w:t>
       </w:r>
       <w:r>
         <w:rPr>
-          <w:sz w:val="20"/>
+          <w:sz w:val="22"/>
         </w:rPr>
         <w:t xml:space="preserve"> where users lost edits after </w:t>
       </w:r>
       <w:r>
         <w:rPr>
           <w:rStyle w:val="Strong"/>
-          <w:sz w:val="20"/>
+          <w:sz w:val="22"/>
         </w:rPr>
         <w:t>session refresh</w:t>
       </w:r>
       <w:r>
         <w:rPr>
-          <w:sz w:val="20"/>
+          <w:sz w:val="22"/>
         </w:rPr>
         <w:t xml:space="preserve"> under certain navigation patterns, then improved </w:t>
       </w:r>
       <w:r>
         <w:rPr>
           <w:rStyle w:val="Strong"/>
-          <w:sz w:val="20"/>
+          <w:sz w:val="22"/>
         </w:rPr>
         <w:t>draft persistence</w:t>
       </w:r>
       <w:r>
         <w:rPr>
-          <w:sz w:val="20"/>
+          <w:sz w:val="22"/>
         </w:rPr>
         <w:t xml:space="preserve"> and </w:t>
       </w:r>
       <w:r>
         <w:rPr>
           <w:rStyle w:val="Strong"/>
-          <w:sz w:val="20"/>
+          <w:sz w:val="22"/>
         </w:rPr>
         <w:t>recovery logic</w:t>
       </w:r>
       <w:r>
         <w:rPr>
-          <w:sz w:val="20"/>
+          <w:sz w:val="22"/>
         </w:rPr>
         <w:t xml:space="preserve"> so partial work survived more reliably in daily usage.</w:t>
       </w:r>
@@ -2281,25 +2317,25 @@
         </w:numPr>
         <w:jc w:val="both"/>
         <w:rPr>
-          <w:sz w:val="20"/>
-        </w:rPr>
-      </w:pPr>
-      <w:r>
-        <w:rPr>
-          <w:sz w:val="20"/>
+          <w:sz w:val="22"/>
+        </w:rPr>
+      </w:pPr>
+      <w:r>
+        <w:rPr>
+          <w:sz w:val="22"/>
         </w:rPr>
         <w:t xml:space="preserve">Supported migration from fragmented </w:t>
       </w:r>
       <w:r>
         <w:rPr>
           <w:rStyle w:val="Strong"/>
-          <w:sz w:val="20"/>
+          <w:sz w:val="22"/>
         </w:rPr>
         <w:t>deployment practices</w:t>
       </w:r>
       <w:r>
         <w:rPr>
-          <w:sz w:val="20"/>
+          <w:sz w:val="22"/>
         </w:rPr>
         <w:t xml:space="preserve"> into a cleaner </w:t>
       </w:r>
@@ -2307,7 +2343,7 @@
       <w:r>
         <w:rPr>
           <w:rStyle w:val="Strong"/>
-          <w:sz w:val="20"/>
+          <w:sz w:val="22"/>
         </w:rPr>
         <w:t>Docker</w:t>
       </w:r>
@@ -2315,52 +2351,52 @@
       <w:r>
         <w:rPr>
           <w:rStyle w:val="Strong"/>
-          <w:sz w:val="20"/>
+          <w:sz w:val="22"/>
         </w:rPr>
         <w:t xml:space="preserve"> 20.x–26.x-based delivery pipeline</w:t>
       </w:r>
       <w:r>
         <w:rPr>
-          <w:sz w:val="20"/>
+          <w:sz w:val="22"/>
         </w:rPr>
         <w:t xml:space="preserve"> with stronger </w:t>
       </w:r>
       <w:r>
         <w:rPr>
           <w:rStyle w:val="Strong"/>
-          <w:sz w:val="20"/>
+          <w:sz w:val="22"/>
         </w:rPr>
         <w:t>environment consistency</w:t>
       </w:r>
       <w:r>
         <w:rPr>
-          <w:sz w:val="20"/>
+          <w:sz w:val="22"/>
         </w:rPr>
         <w:t xml:space="preserve">, which reduced </w:t>
       </w:r>
       <w:r>
         <w:rPr>
           <w:rStyle w:val="Strong"/>
-          <w:sz w:val="20"/>
+          <w:sz w:val="22"/>
         </w:rPr>
         <w:t>release friction</w:t>
       </w:r>
       <w:r>
         <w:rPr>
-          <w:sz w:val="20"/>
+          <w:sz w:val="22"/>
         </w:rPr>
         <w:t xml:space="preserve"> and improved rollout consistency by </w:t>
       </w:r>
       <w:r>
         <w:rPr>
           <w:rStyle w:val="Strong"/>
-          <w:sz w:val="20"/>
+          <w:sz w:val="22"/>
         </w:rPr>
         <w:t>29%</w:t>
       </w:r>
       <w:r>
         <w:rPr>
-          <w:sz w:val="20"/>
+          <w:sz w:val="22"/>
         </w:rPr>
         <w:t>.</w:t>
       </w:r>
@@ -2373,88 +2409,91 @@
           <w:numId w:val="28"/>
         </w:numPr>
         <w:jc w:val="both"/>
-      </w:pPr>
-      <w:r>
-        <w:rPr>
-          <w:sz w:val="20"/>
+        <w:rPr>
+          <w:sz w:val="28"/>
+        </w:rPr>
+      </w:pPr>
+      <w:r>
+        <w:rPr>
+          <w:sz w:val="22"/>
         </w:rPr>
         <w:t xml:space="preserve">Worked closely with </w:t>
       </w:r>
       <w:r>
         <w:rPr>
           <w:rStyle w:val="Strong"/>
-          <w:sz w:val="20"/>
+          <w:sz w:val="22"/>
         </w:rPr>
         <w:t>product</w:t>
       </w:r>
       <w:r>
         <w:rPr>
-          <w:sz w:val="20"/>
+          <w:sz w:val="22"/>
         </w:rPr>
         <w:t xml:space="preserve"> and </w:t>
       </w:r>
       <w:r>
         <w:rPr>
           <w:rStyle w:val="Strong"/>
-          <w:sz w:val="20"/>
+          <w:sz w:val="22"/>
         </w:rPr>
         <w:t>QA partners</w:t>
       </w:r>
       <w:r>
         <w:rPr>
-          <w:sz w:val="20"/>
+          <w:sz w:val="22"/>
         </w:rPr>
         <w:t xml:space="preserve"> to convert ambiguous requirements into maintainable </w:t>
       </w:r>
       <w:r>
         <w:rPr>
           <w:rStyle w:val="Strong"/>
-          <w:sz w:val="20"/>
+          <w:sz w:val="22"/>
         </w:rPr>
         <w:t>engineering tasks</w:t>
       </w:r>
       <w:r>
         <w:rPr>
-          <w:sz w:val="20"/>
+          <w:sz w:val="22"/>
         </w:rPr>
         <w:t xml:space="preserve">, balancing </w:t>
       </w:r>
       <w:r>
         <w:rPr>
           <w:rStyle w:val="Strong"/>
-          <w:sz w:val="20"/>
+          <w:sz w:val="22"/>
         </w:rPr>
         <w:t>speed</w:t>
       </w:r>
       <w:r>
         <w:rPr>
-          <w:sz w:val="20"/>
+          <w:sz w:val="22"/>
         </w:rPr>
         <w:t xml:space="preserve">, </w:t>
       </w:r>
       <w:r>
         <w:rPr>
           <w:rStyle w:val="Strong"/>
-          <w:sz w:val="20"/>
+          <w:sz w:val="22"/>
         </w:rPr>
         <w:t>stability</w:t>
       </w:r>
       <w:r>
         <w:rPr>
-          <w:sz w:val="20"/>
+          <w:sz w:val="22"/>
         </w:rPr>
         <w:t xml:space="preserve">, and long-term </w:t>
       </w:r>
       <w:r>
         <w:rPr>
           <w:rStyle w:val="Strong"/>
-          <w:sz w:val="20"/>
+          <w:sz w:val="22"/>
         </w:rPr>
         <w:t>code health</w:t>
       </w:r>
       <w:r>
         <w:rPr>
-          <w:sz w:val="20"/>
+          <w:sz w:val="22"/>
         </w:rPr>
         <w:t xml:space="preserve"> in a high-change product environment.</w:t>
       </w:r>
@@ -2477,8 +2516,8 @@
         <w:tblLook w:val="04A0" w:firstRow="1" w:lastRow="0" w:firstColumn="1" w:lastColumn="0" w:noHBand="0" w:noVBand="1"/>
       </w:tblPr>
       <w:tblGrid>
-        <w:gridCol w:w="7140"/>
-        <w:gridCol w:w="3060"/>
+        <w:gridCol w:w="7340"/>
+        <w:gridCol w:w="3146"/>
       </w:tblGrid>
       <w:tr>
         <w:tc>
@@ -2492,16 +2531,20 @@
             </w:tcBorders>
           </w:tcPr>
           <w:p>
+            <w:pPr>
+              <w:rPr>
+                <w:sz w:val="24"/>
+              </w:rPr>
+            </w:pPr>
             <w:r>
               <w:rPr>
                 <w:rFonts w:ascii="Arial" w:eastAsia="Arial" w:hAnsi="Arial" w:cs="Arial"/>
                 <w:b/>
                 <w:bCs/>
                 <w:color w:val="111111"/>
-                <w:sz w:val="19"/>
+                <w:sz w:val="22"/>
                 <w:szCs w:val="19"/>
               </w:rPr>
-              <w:lastRenderedPageBreak/>
               <w:t>Software Engineer</w:t>
             </w:r>
           </w:p>
@@ -2519,12 +2562,14 @@
           <w:p>
             <w:pPr>
               <w:jc w:val="right"/>
+              <w:rPr>
+                <w:sz w:val="24"/>
+              </w:rPr>
             </w:pPr>
             <w:r>
               <w:rPr>
                 <w:rFonts w:ascii="Arial" w:eastAsia="Arial" w:hAnsi="Arial" w:cs="Arial"/>
                 <w:color w:val="111111"/>
-                <w:sz w:val="17"/>
                 <w:szCs w:val="17"/>
               </w:rPr>
               <w:t>October 2018 to January 2021</w:t>
@@ -2534,6 +2579,11 @@
       </w:tr>
     </w:tbl>
     <w:p>
+      <w:pPr>
+        <w:rPr>
+          <w:sz w:val="24"/>
+        </w:rPr>
+      </w:pPr>
       <w:proofErr w:type="spellStart"/>
       <w:r>
         <w:rPr>
@@ -2541,7 +2591,7 @@
           <w:b/>
           <w:bCs/>
           <w:color w:val="111111"/>
-          <w:sz w:val="18"/>
+          <w:sz w:val="22"/>
           <w:szCs w:val="18"/>
         </w:rPr>
         <w:t>Avantia</w:t>
@@ -2553,7 +2603,7 @@
           <w:b/>
           <w:bCs/>
           <w:color w:val="111111"/>
-          <w:sz w:val="18"/>
+          <w:sz w:val="22"/>
           <w:szCs w:val="18"/>
         </w:rPr>
         <w:t>, Inc. - Ohio, United States</w:t>
@@ -2568,116 +2618,116 @@
         </w:numPr>
         <w:jc w:val="both"/>
         <w:rPr>
-          <w:sz w:val="20"/>
-        </w:rPr>
-      </w:pPr>
-      <w:r>
-        <w:rPr>
-          <w:sz w:val="20"/>
+          <w:sz w:val="22"/>
+        </w:rPr>
+      </w:pPr>
+      <w:r>
+        <w:rPr>
+          <w:sz w:val="22"/>
         </w:rPr>
         <w:t xml:space="preserve">Built customer-facing </w:t>
       </w:r>
       <w:r>
         <w:rPr>
           <w:rStyle w:val="Strong"/>
-          <w:sz w:val="20"/>
+          <w:sz w:val="22"/>
         </w:rPr>
         <w:t>product features</w:t>
       </w:r>
       <w:r>
         <w:rPr>
-          <w:sz w:val="20"/>
+          <w:sz w:val="22"/>
         </w:rPr>
         <w:t xml:space="preserve"> with </w:t>
       </w:r>
       <w:r>
         <w:rPr>
           <w:rStyle w:val="Strong"/>
-          <w:sz w:val="20"/>
+          <w:sz w:val="22"/>
         </w:rPr>
         <w:t>React 16–17</w:t>
       </w:r>
       <w:r>
         <w:rPr>
-          <w:sz w:val="20"/>
+          <w:sz w:val="22"/>
         </w:rPr>
         <w:t xml:space="preserve">, </w:t>
       </w:r>
       <w:r>
         <w:rPr>
           <w:rStyle w:val="Strong"/>
-          <w:sz w:val="20"/>
+          <w:sz w:val="22"/>
         </w:rPr>
         <w:t>JavaScript ES6+</w:t>
       </w:r>
       <w:r>
         <w:rPr>
-          <w:sz w:val="20"/>
+          <w:sz w:val="22"/>
         </w:rPr>
         <w:t xml:space="preserve">, </w:t>
       </w:r>
       <w:r>
         <w:rPr>
           <w:rStyle w:val="Strong"/>
-          <w:sz w:val="20"/>
+          <w:sz w:val="22"/>
         </w:rPr>
         <w:t>Node.js 12–16</w:t>
       </w:r>
       <w:r>
         <w:rPr>
-          <w:sz w:val="20"/>
+          <w:sz w:val="22"/>
         </w:rPr>
         <w:t xml:space="preserve">, and </w:t>
       </w:r>
       <w:r>
         <w:rPr>
           <w:rStyle w:val="Strong"/>
-          <w:sz w:val="20"/>
+          <w:sz w:val="22"/>
         </w:rPr>
         <w:t>MySQL 5.7–8.x</w:t>
       </w:r>
       <w:r>
         <w:rPr>
-          <w:sz w:val="20"/>
+          <w:sz w:val="22"/>
         </w:rPr>
         <w:t xml:space="preserve">, supporting </w:t>
       </w:r>
       <w:r>
         <w:rPr>
           <w:rStyle w:val="Strong"/>
-          <w:sz w:val="20"/>
+          <w:sz w:val="22"/>
         </w:rPr>
         <w:t>account workflows</w:t>
       </w:r>
       <w:r>
         <w:rPr>
-          <w:sz w:val="20"/>
+          <w:sz w:val="22"/>
         </w:rPr>
         <w:t xml:space="preserve">, </w:t>
       </w:r>
       <w:r>
         <w:rPr>
           <w:rStyle w:val="Strong"/>
-          <w:sz w:val="20"/>
+          <w:sz w:val="22"/>
         </w:rPr>
         <w:t>internal operations tooling</w:t>
       </w:r>
       <w:r>
         <w:rPr>
-          <w:sz w:val="20"/>
+          <w:sz w:val="22"/>
         </w:rPr>
         <w:t xml:space="preserve">, and </w:t>
       </w:r>
       <w:r>
         <w:rPr>
           <w:rStyle w:val="Strong"/>
-          <w:sz w:val="20"/>
+          <w:sz w:val="22"/>
         </w:rPr>
         <w:t>API-connected</w:t>
       </w:r>
       <w:r>
         <w:rPr>
-          <w:sz w:val="20"/>
+          <w:sz w:val="22"/>
         </w:rPr>
         <w:t xml:space="preserve"> web experiences for business users.</w:t>
       </w:r>
@@ -2691,51 +2741,51 @@
         </w:numPr>
         <w:jc w:val="both"/>
         <w:rPr>
-          <w:sz w:val="20"/>
-        </w:rPr>
-      </w:pPr>
-      <w:r>
-        <w:rPr>
-          <w:sz w:val="20"/>
+          <w:sz w:val="22"/>
+        </w:rPr>
+      </w:pPr>
+      <w:r>
+        <w:rPr>
+          <w:sz w:val="22"/>
         </w:rPr>
         <w:t xml:space="preserve">Developed reusable </w:t>
       </w:r>
       <w:r>
         <w:rPr>
           <w:rStyle w:val="Strong"/>
-          <w:sz w:val="20"/>
+          <w:sz w:val="22"/>
         </w:rPr>
         <w:t>UI components</w:t>
       </w:r>
       <w:r>
         <w:rPr>
-          <w:sz w:val="20"/>
+          <w:sz w:val="22"/>
         </w:rPr>
         <w:t xml:space="preserve"> for </w:t>
       </w:r>
       <w:r>
         <w:rPr>
           <w:rStyle w:val="Strong"/>
-          <w:sz w:val="20"/>
+          <w:sz w:val="22"/>
         </w:rPr>
         <w:t>forms</w:t>
       </w:r>
       <w:r>
         <w:rPr>
-          <w:sz w:val="20"/>
+          <w:sz w:val="22"/>
         </w:rPr>
         <w:t xml:space="preserve">, </w:t>
       </w:r>
       <w:r>
         <w:rPr>
           <w:rStyle w:val="Strong"/>
-          <w:sz w:val="20"/>
+          <w:sz w:val="22"/>
         </w:rPr>
         <w:t>list views</w:t>
       </w:r>
       <w:r>
         <w:rPr>
-          <w:sz w:val="20"/>
+          <w:sz w:val="22"/>
         </w:rPr>
         <w:t xml:space="preserve">, </w:t>
       </w:r>
@@ -2743,7 +2793,7 @@
       <w:r>
         <w:rPr>
           <w:rStyle w:val="Strong"/>
-          <w:sz w:val="20"/>
+          <w:sz w:val="22"/>
         </w:rPr>
         <w:t>data</w:t>
       </w:r>
@@ -2751,39 +2801,39 @@
       <w:r>
         <w:rPr>
           <w:rStyle w:val="Strong"/>
-          <w:sz w:val="20"/>
+          <w:sz w:val="22"/>
         </w:rPr>
         <w:t xml:space="preserve"> detail panels</w:t>
       </w:r>
       <w:r>
         <w:rPr>
-          <w:sz w:val="20"/>
+          <w:sz w:val="22"/>
         </w:rPr>
         <w:t xml:space="preserve">, and </w:t>
       </w:r>
       <w:r>
         <w:rPr>
           <w:rStyle w:val="Strong"/>
-          <w:sz w:val="20"/>
+          <w:sz w:val="22"/>
         </w:rPr>
         <w:t>permission-aware actions</w:t>
       </w:r>
       <w:r>
         <w:rPr>
-          <w:sz w:val="20"/>
+          <w:sz w:val="22"/>
         </w:rPr>
         <w:t xml:space="preserve">, improving consistency across screens and reducing repeated implementation effort by </w:t>
       </w:r>
       <w:r>
         <w:rPr>
           <w:rStyle w:val="Strong"/>
-          <w:sz w:val="20"/>
+          <w:sz w:val="22"/>
         </w:rPr>
         <w:t>28%</w:t>
       </w:r>
       <w:r>
         <w:rPr>
-          <w:sz w:val="20"/>
+          <w:sz w:val="22"/>
         </w:rPr>
         <w:t xml:space="preserve"> for future releases.</w:t>
       </w:r>
@@ -2797,103 +2847,103 @@
         </w:numPr>
         <w:jc w:val="both"/>
         <w:rPr>
-          <w:sz w:val="20"/>
-        </w:rPr>
-      </w:pPr>
-      <w:r>
-        <w:rPr>
-          <w:sz w:val="20"/>
+          <w:sz w:val="22"/>
+        </w:rPr>
+      </w:pPr>
+      <w:r>
+        <w:rPr>
+          <w:sz w:val="22"/>
         </w:rPr>
         <w:t xml:space="preserve">Created and maintained </w:t>
       </w:r>
       <w:r>
         <w:rPr>
           <w:rStyle w:val="Strong"/>
-          <w:sz w:val="20"/>
+          <w:sz w:val="22"/>
         </w:rPr>
         <w:t>backend endpoints</w:t>
       </w:r>
       <w:r>
         <w:rPr>
-          <w:sz w:val="20"/>
+          <w:sz w:val="22"/>
         </w:rPr>
         <w:t xml:space="preserve"> in </w:t>
       </w:r>
       <w:r>
         <w:rPr>
           <w:rStyle w:val="Strong"/>
-          <w:sz w:val="20"/>
+          <w:sz w:val="22"/>
         </w:rPr>
         <w:t>Node.js 12–16</w:t>
       </w:r>
       <w:r>
         <w:rPr>
-          <w:sz w:val="20"/>
+          <w:sz w:val="22"/>
         </w:rPr>
         <w:t xml:space="preserve"> and </w:t>
       </w:r>
       <w:r>
         <w:rPr>
           <w:rStyle w:val="Strong"/>
-          <w:sz w:val="20"/>
+          <w:sz w:val="22"/>
         </w:rPr>
         <w:t>Express.js 4.x</w:t>
       </w:r>
       <w:r>
         <w:rPr>
-          <w:sz w:val="20"/>
+          <w:sz w:val="22"/>
         </w:rPr>
         <w:t xml:space="preserve">, handling </w:t>
       </w:r>
       <w:r>
         <w:rPr>
           <w:rStyle w:val="Strong"/>
-          <w:sz w:val="20"/>
+          <w:sz w:val="22"/>
         </w:rPr>
         <w:t>validation</w:t>
       </w:r>
       <w:r>
         <w:rPr>
-          <w:sz w:val="20"/>
+          <w:sz w:val="22"/>
         </w:rPr>
         <w:t xml:space="preserve">, </w:t>
       </w:r>
       <w:r>
         <w:rPr>
           <w:rStyle w:val="Strong"/>
-          <w:sz w:val="20"/>
+          <w:sz w:val="22"/>
         </w:rPr>
         <w:t>request orchestration</w:t>
       </w:r>
       <w:r>
         <w:rPr>
-          <w:sz w:val="20"/>
+          <w:sz w:val="22"/>
         </w:rPr>
         <w:t xml:space="preserve">, </w:t>
       </w:r>
       <w:r>
         <w:rPr>
           <w:rStyle w:val="Strong"/>
-          <w:sz w:val="20"/>
+          <w:sz w:val="22"/>
         </w:rPr>
         <w:t>database access</w:t>
       </w:r>
       <w:r>
         <w:rPr>
-          <w:sz w:val="20"/>
+          <w:sz w:val="22"/>
         </w:rPr>
         <w:t xml:space="preserve">, and </w:t>
       </w:r>
       <w:r>
         <w:rPr>
           <w:rStyle w:val="Strong"/>
-          <w:sz w:val="20"/>
+          <w:sz w:val="22"/>
         </w:rPr>
         <w:t>integration points</w:t>
       </w:r>
       <w:r>
         <w:rPr>
-          <w:sz w:val="20"/>
+          <w:sz w:val="22"/>
         </w:rPr>
         <w:t xml:space="preserve"> with internal and third-party services.</w:t>
       </w:r>
@@ -2907,77 +2957,77 @@
         </w:numPr>
         <w:jc w:val="both"/>
         <w:rPr>
-          <w:sz w:val="20"/>
-        </w:rPr>
-      </w:pPr>
-      <w:r>
-        <w:rPr>
-          <w:sz w:val="20"/>
+          <w:sz w:val="22"/>
+        </w:rPr>
+      </w:pPr>
+      <w:r>
+        <w:rPr>
+          <w:sz w:val="22"/>
         </w:rPr>
         <w:t xml:space="preserve">Fixed a long-standing issue where concurrent </w:t>
       </w:r>
       <w:r>
         <w:rPr>
           <w:rStyle w:val="Strong"/>
-          <w:sz w:val="20"/>
+          <w:sz w:val="22"/>
         </w:rPr>
         <w:t>updates</w:t>
       </w:r>
       <w:r>
         <w:rPr>
-          <w:sz w:val="20"/>
+          <w:sz w:val="22"/>
         </w:rPr>
         <w:t xml:space="preserve"> occasionally overwrote recently changed records by tightening </w:t>
       </w:r>
       <w:r>
         <w:rPr>
           <w:rStyle w:val="Strong"/>
-          <w:sz w:val="20"/>
+          <w:sz w:val="22"/>
         </w:rPr>
         <w:t>write paths</w:t>
       </w:r>
       <w:r>
         <w:rPr>
-          <w:sz w:val="20"/>
+          <w:sz w:val="22"/>
         </w:rPr>
         <w:t xml:space="preserve">, improving </w:t>
       </w:r>
       <w:r>
         <w:rPr>
           <w:rStyle w:val="Strong"/>
-          <w:sz w:val="20"/>
+          <w:sz w:val="22"/>
         </w:rPr>
         <w:t>payload validation</w:t>
       </w:r>
       <w:r>
         <w:rPr>
-          <w:sz w:val="20"/>
+          <w:sz w:val="22"/>
         </w:rPr>
         <w:t xml:space="preserve">, and clarifying </w:t>
       </w:r>
       <w:r>
         <w:rPr>
           <w:rStyle w:val="Strong"/>
-          <w:sz w:val="20"/>
+          <w:sz w:val="22"/>
         </w:rPr>
         <w:t>update sequencing</w:t>
       </w:r>
       <w:r>
         <w:rPr>
-          <w:sz w:val="20"/>
+          <w:sz w:val="22"/>
         </w:rPr>
         <w:t xml:space="preserve"> in the service layer, which reduced overwrite-related defects by </w:t>
       </w:r>
       <w:r>
         <w:rPr>
           <w:rStyle w:val="Strong"/>
-          <w:sz w:val="20"/>
+          <w:sz w:val="22"/>
         </w:rPr>
         <w:t>33%</w:t>
       </w:r>
       <w:r>
         <w:rPr>
-          <w:sz w:val="20"/>
+          <w:sz w:val="22"/>
         </w:rPr>
         <w:t>.</w:t>
       </w:r>
@@ -2991,90 +3041,90 @@
         </w:numPr>
         <w:jc w:val="both"/>
         <w:rPr>
-          <w:sz w:val="20"/>
-        </w:rPr>
-      </w:pPr>
-      <w:r>
-        <w:rPr>
-          <w:sz w:val="20"/>
+          <w:sz w:val="22"/>
+        </w:rPr>
+      </w:pPr>
+      <w:r>
+        <w:rPr>
+          <w:sz w:val="22"/>
         </w:rPr>
         <w:t xml:space="preserve">Improved overall application </w:t>
       </w:r>
       <w:r>
         <w:rPr>
           <w:rStyle w:val="Strong"/>
-          <w:sz w:val="20"/>
+          <w:sz w:val="22"/>
         </w:rPr>
         <w:t>responsiveness</w:t>
       </w:r>
       <w:r>
         <w:rPr>
-          <w:sz w:val="20"/>
+          <w:sz w:val="22"/>
         </w:rPr>
         <w:t xml:space="preserve"> by profiling slow views, reducing </w:t>
       </w:r>
       <w:r>
         <w:rPr>
           <w:rStyle w:val="Strong"/>
-          <w:sz w:val="20"/>
+          <w:sz w:val="22"/>
         </w:rPr>
         <w:t>over-fetching</w:t>
       </w:r>
       <w:r>
         <w:rPr>
-          <w:sz w:val="20"/>
+          <w:sz w:val="22"/>
         </w:rPr>
         <w:t xml:space="preserve"> from the backend, and introducing more efficient </w:t>
       </w:r>
       <w:r>
         <w:rPr>
           <w:rStyle w:val="Strong"/>
-          <w:sz w:val="20"/>
+          <w:sz w:val="22"/>
         </w:rPr>
         <w:t>query patterns</w:t>
       </w:r>
       <w:r>
         <w:rPr>
-          <w:sz w:val="20"/>
+          <w:sz w:val="22"/>
         </w:rPr>
         <w:t xml:space="preserve"> that decreased </w:t>
       </w:r>
       <w:r>
         <w:rPr>
           <w:rStyle w:val="Strong"/>
-          <w:sz w:val="20"/>
+          <w:sz w:val="22"/>
         </w:rPr>
         <w:t>page load times</w:t>
       </w:r>
       <w:r>
         <w:rPr>
-          <w:sz w:val="20"/>
+          <w:sz w:val="22"/>
         </w:rPr>
         <w:t xml:space="preserve"> by </w:t>
       </w:r>
       <w:r>
         <w:rPr>
           <w:rStyle w:val="Strong"/>
-          <w:sz w:val="20"/>
+          <w:sz w:val="22"/>
         </w:rPr>
         <w:t>26%</w:t>
       </w:r>
       <w:r>
         <w:rPr>
-          <w:sz w:val="20"/>
+          <w:sz w:val="22"/>
         </w:rPr>
         <w:t xml:space="preserve"> on high-traffic </w:t>
       </w:r>
       <w:r>
         <w:rPr>
           <w:rStyle w:val="Strong"/>
-          <w:sz w:val="20"/>
+          <w:sz w:val="22"/>
         </w:rPr>
         <w:t>reporting screens</w:t>
       </w:r>
       <w:r>
         <w:rPr>
-          <w:sz w:val="20"/>
+          <w:sz w:val="22"/>
         </w:rPr>
         <w:t>.</w:t>
       </w:r>
@@ -3088,25 +3138,25 @@
         </w:numPr>
         <w:jc w:val="both"/>
         <w:rPr>
-          <w:sz w:val="20"/>
-        </w:rPr>
-      </w:pPr>
-      <w:r>
-        <w:rPr>
-          <w:sz w:val="20"/>
+          <w:sz w:val="22"/>
+        </w:rPr>
+      </w:pPr>
+      <w:r>
+        <w:rPr>
+          <w:sz w:val="22"/>
         </w:rPr>
         <w:t xml:space="preserve">Helped modernize older </w:t>
       </w:r>
       <w:r>
         <w:rPr>
           <w:rStyle w:val="Strong"/>
-          <w:sz w:val="20"/>
+          <w:sz w:val="22"/>
         </w:rPr>
         <w:t>frontend modules</w:t>
       </w:r>
       <w:r>
         <w:rPr>
-          <w:sz w:val="20"/>
+          <w:sz w:val="22"/>
         </w:rPr>
         <w:t xml:space="preserve"> by moving away from inconsistent </w:t>
       </w:r>
@@ -3114,7 +3164,7 @@
       <w:r>
         <w:rPr>
           <w:rStyle w:val="Strong"/>
-          <w:sz w:val="20"/>
+          <w:sz w:val="22"/>
         </w:rPr>
         <w:t>jQuery</w:t>
       </w:r>
@@ -3122,26 +3172,26 @@
       <w:r>
         <w:rPr>
           <w:rStyle w:val="Strong"/>
-          <w:sz w:val="20"/>
+          <w:sz w:val="22"/>
         </w:rPr>
         <w:t>-style behavior</w:t>
       </w:r>
       <w:r>
         <w:rPr>
-          <w:sz w:val="20"/>
+          <w:sz w:val="22"/>
         </w:rPr>
         <w:t xml:space="preserve"> toward more structured </w:t>
       </w:r>
       <w:r>
         <w:rPr>
           <w:rStyle w:val="Strong"/>
-          <w:sz w:val="20"/>
+          <w:sz w:val="22"/>
         </w:rPr>
         <w:t>React 16–17 implementations</w:t>
       </w:r>
       <w:r>
         <w:rPr>
-          <w:sz w:val="20"/>
+          <w:sz w:val="22"/>
         </w:rPr>
         <w:t>, creating a better foundation for ongoing product development.</w:t>
       </w:r>
@@ -3155,103 +3205,103 @@
         </w:numPr>
         <w:jc w:val="both"/>
         <w:rPr>
-          <w:sz w:val="20"/>
-        </w:rPr>
-      </w:pPr>
-      <w:r>
-        <w:rPr>
-          <w:sz w:val="20"/>
+          <w:sz w:val="22"/>
+        </w:rPr>
+      </w:pPr>
+      <w:r>
+        <w:rPr>
+          <w:sz w:val="22"/>
         </w:rPr>
         <w:t xml:space="preserve">Implemented </w:t>
       </w:r>
       <w:r>
         <w:rPr>
           <w:rStyle w:val="Strong"/>
-          <w:sz w:val="20"/>
+          <w:sz w:val="22"/>
         </w:rPr>
         <w:t>authentication-aware frontend logic</w:t>
       </w:r>
       <w:r>
         <w:rPr>
-          <w:sz w:val="20"/>
+          <w:sz w:val="22"/>
         </w:rPr>
         <w:t xml:space="preserve"> and secured </w:t>
       </w:r>
       <w:r>
         <w:rPr>
           <w:rStyle w:val="Strong"/>
-          <w:sz w:val="20"/>
+          <w:sz w:val="22"/>
         </w:rPr>
         <w:t>API interactions</w:t>
       </w:r>
       <w:r>
         <w:rPr>
-          <w:sz w:val="20"/>
+          <w:sz w:val="22"/>
         </w:rPr>
         <w:t xml:space="preserve"> with </w:t>
       </w:r>
       <w:r>
         <w:rPr>
           <w:rStyle w:val="Strong"/>
-          <w:sz w:val="20"/>
+          <w:sz w:val="22"/>
         </w:rPr>
         <w:t>JWT-based flows</w:t>
       </w:r>
       <w:r>
         <w:rPr>
-          <w:sz w:val="20"/>
+          <w:sz w:val="22"/>
         </w:rPr>
         <w:t xml:space="preserve">, improving </w:t>
       </w:r>
       <w:r>
         <w:rPr>
           <w:rStyle w:val="Strong"/>
-          <w:sz w:val="20"/>
+          <w:sz w:val="22"/>
         </w:rPr>
         <w:t>session handling</w:t>
       </w:r>
       <w:r>
         <w:rPr>
-          <w:sz w:val="20"/>
+          <w:sz w:val="22"/>
         </w:rPr>
         <w:t xml:space="preserve"> and reducing </w:t>
       </w:r>
       <w:r>
         <w:rPr>
           <w:rStyle w:val="Strong"/>
-          <w:sz w:val="20"/>
+          <w:sz w:val="22"/>
         </w:rPr>
         <w:t>login</w:t>
       </w:r>
       <w:r>
         <w:rPr>
-          <w:sz w:val="20"/>
+          <w:sz w:val="22"/>
         </w:rPr>
         <w:t xml:space="preserve"> or </w:t>
       </w:r>
       <w:r>
         <w:rPr>
           <w:rStyle w:val="Strong"/>
-          <w:sz w:val="20"/>
+          <w:sz w:val="22"/>
         </w:rPr>
         <w:t>token-related edge-case failures</w:t>
       </w:r>
       <w:r>
         <w:rPr>
-          <w:sz w:val="20"/>
+          <w:sz w:val="22"/>
         </w:rPr>
         <w:t xml:space="preserve"> by </w:t>
       </w:r>
       <w:r>
         <w:rPr>
           <w:rStyle w:val="Strong"/>
-          <w:sz w:val="20"/>
+          <w:sz w:val="22"/>
         </w:rPr>
         <w:t>21%</w:t>
       </w:r>
       <w:r>
         <w:rPr>
-          <w:sz w:val="20"/>
+          <w:sz w:val="22"/>
         </w:rPr>
         <w:t>.</w:t>
       </w:r>
@@ -3265,77 +3315,77 @@
         </w:numPr>
         <w:jc w:val="both"/>
         <w:rPr>
-          <w:sz w:val="20"/>
-        </w:rPr>
-      </w:pPr>
-      <w:r>
-        <w:rPr>
-          <w:sz w:val="20"/>
+          <w:sz w:val="22"/>
+        </w:rPr>
+      </w:pPr>
+      <w:r>
+        <w:rPr>
+          <w:sz w:val="22"/>
         </w:rPr>
         <w:t xml:space="preserve">Investigated a recurring </w:t>
       </w:r>
       <w:r>
         <w:rPr>
           <w:rStyle w:val="Strong"/>
-          <w:sz w:val="20"/>
+          <w:sz w:val="22"/>
         </w:rPr>
         <w:t>bug</w:t>
       </w:r>
       <w:r>
         <w:rPr>
-          <w:sz w:val="20"/>
+          <w:sz w:val="22"/>
         </w:rPr>
         <w:t xml:space="preserve"> in </w:t>
       </w:r>
       <w:r>
         <w:rPr>
           <w:rStyle w:val="Strong"/>
-          <w:sz w:val="20"/>
+          <w:sz w:val="22"/>
         </w:rPr>
         <w:t>file upload workflows</w:t>
       </w:r>
       <w:r>
         <w:rPr>
-          <w:sz w:val="20"/>
+          <w:sz w:val="22"/>
         </w:rPr>
         <w:t xml:space="preserve"> where partially failed requests created confusing user states, then added stronger </w:t>
       </w:r>
       <w:r>
         <w:rPr>
           <w:rStyle w:val="Strong"/>
-          <w:sz w:val="20"/>
+          <w:sz w:val="22"/>
         </w:rPr>
         <w:t>backend safeguards</w:t>
       </w:r>
       <w:r>
         <w:rPr>
-          <w:sz w:val="20"/>
+          <w:sz w:val="22"/>
         </w:rPr>
         <w:t xml:space="preserve"> and clearer </w:t>
       </w:r>
       <w:r>
         <w:rPr>
           <w:rStyle w:val="Strong"/>
-          <w:sz w:val="20"/>
+          <w:sz w:val="22"/>
         </w:rPr>
         <w:t>UI feedback</w:t>
       </w:r>
       <w:r>
         <w:rPr>
-          <w:sz w:val="20"/>
+          <w:sz w:val="22"/>
         </w:rPr>
         <w:t xml:space="preserve"> to prevent silent </w:t>
       </w:r>
       <w:r>
         <w:rPr>
           <w:rStyle w:val="Strong"/>
-          <w:sz w:val="20"/>
+          <w:sz w:val="22"/>
         </w:rPr>
         <w:t>data loss</w:t>
       </w:r>
       <w:r>
         <w:rPr>
-          <w:sz w:val="20"/>
+          <w:sz w:val="22"/>
         </w:rPr>
         <w:t>.</w:t>
       </w:r>
@@ -3349,77 +3399,77 @@
         </w:numPr>
         <w:jc w:val="both"/>
         <w:rPr>
-          <w:sz w:val="20"/>
-        </w:rPr>
-      </w:pPr>
-      <w:r>
-        <w:rPr>
-          <w:sz w:val="20"/>
+          <w:sz w:val="22"/>
+        </w:rPr>
+      </w:pPr>
+      <w:r>
+        <w:rPr>
+          <w:sz w:val="22"/>
         </w:rPr>
         <w:t xml:space="preserve">Participated in </w:t>
       </w:r>
       <w:r>
         <w:rPr>
           <w:rStyle w:val="Strong"/>
-          <w:sz w:val="20"/>
+          <w:sz w:val="22"/>
         </w:rPr>
         <w:t>rollout planning</w:t>
       </w:r>
       <w:r>
         <w:rPr>
-          <w:sz w:val="20"/>
+          <w:sz w:val="22"/>
         </w:rPr>
         <w:t xml:space="preserve"> and </w:t>
       </w:r>
       <w:r>
         <w:rPr>
           <w:rStyle w:val="Strong"/>
-          <w:sz w:val="20"/>
+          <w:sz w:val="22"/>
         </w:rPr>
         <w:t>release support</w:t>
       </w:r>
       <w:r>
         <w:rPr>
-          <w:sz w:val="20"/>
+          <w:sz w:val="22"/>
         </w:rPr>
         <w:t xml:space="preserve">, validating </w:t>
       </w:r>
       <w:r>
         <w:rPr>
           <w:rStyle w:val="Strong"/>
-          <w:sz w:val="20"/>
+          <w:sz w:val="22"/>
         </w:rPr>
         <w:t>environment configuration</w:t>
       </w:r>
       <w:r>
         <w:rPr>
-          <w:sz w:val="20"/>
+          <w:sz w:val="22"/>
         </w:rPr>
         <w:t xml:space="preserve">, triaging late-cycle </w:t>
       </w:r>
       <w:r>
         <w:rPr>
           <w:rStyle w:val="Strong"/>
-          <w:sz w:val="20"/>
+          <w:sz w:val="22"/>
         </w:rPr>
         <w:t>regressions</w:t>
       </w:r>
       <w:r>
         <w:rPr>
-          <w:sz w:val="20"/>
+          <w:sz w:val="22"/>
         </w:rPr>
         <w:t xml:space="preserve">, and helping the team reduce avoidable </w:t>
       </w:r>
       <w:r>
         <w:rPr>
           <w:rStyle w:val="Strong"/>
-          <w:sz w:val="20"/>
+          <w:sz w:val="22"/>
         </w:rPr>
         <w:t>deployment issues</w:t>
       </w:r>
       <w:r>
         <w:rPr>
-          <w:sz w:val="20"/>
+          <w:sz w:val="22"/>
         </w:rPr>
         <w:t xml:space="preserve"> during production pushes.</w:t>
       </w:r>
@@ -3433,77 +3483,77 @@
         </w:numPr>
         <w:jc w:val="both"/>
         <w:rPr>
-          <w:sz w:val="20"/>
-        </w:rPr>
-      </w:pPr>
-      <w:r>
-        <w:rPr>
-          <w:sz w:val="20"/>
+          <w:sz w:val="22"/>
+        </w:rPr>
+      </w:pPr>
+      <w:r>
+        <w:rPr>
+          <w:sz w:val="22"/>
         </w:rPr>
         <w:t xml:space="preserve">Contributed to gradual </w:t>
       </w:r>
       <w:r>
         <w:rPr>
           <w:rStyle w:val="Strong"/>
-          <w:sz w:val="20"/>
+          <w:sz w:val="22"/>
         </w:rPr>
         <w:t>backend refactoring</w:t>
       </w:r>
       <w:r>
         <w:rPr>
-          <w:sz w:val="20"/>
+          <w:sz w:val="22"/>
         </w:rPr>
         <w:t xml:space="preserve"> that separated </w:t>
       </w:r>
       <w:r>
         <w:rPr>
           <w:rStyle w:val="Strong"/>
-          <w:sz w:val="20"/>
+          <w:sz w:val="22"/>
         </w:rPr>
         <w:t>business logic</w:t>
       </w:r>
       <w:r>
         <w:rPr>
-          <w:sz w:val="20"/>
+          <w:sz w:val="22"/>
         </w:rPr>
         <w:t xml:space="preserve"> from </w:t>
       </w:r>
       <w:r>
         <w:rPr>
           <w:rStyle w:val="Strong"/>
-          <w:sz w:val="20"/>
+          <w:sz w:val="22"/>
         </w:rPr>
         <w:t>route handlers</w:t>
       </w:r>
       <w:r>
         <w:rPr>
-          <w:sz w:val="20"/>
+          <w:sz w:val="22"/>
         </w:rPr>
         <w:t xml:space="preserve">, making features easier to test and reducing </w:t>
       </w:r>
       <w:r>
         <w:rPr>
           <w:rStyle w:val="Strong"/>
-          <w:sz w:val="20"/>
+          <w:sz w:val="22"/>
         </w:rPr>
         <w:t>regression risk</w:t>
       </w:r>
       <w:r>
         <w:rPr>
-          <w:sz w:val="20"/>
+          <w:sz w:val="22"/>
         </w:rPr>
         <w:t xml:space="preserve"> by </w:t>
       </w:r>
       <w:r>
         <w:rPr>
           <w:rStyle w:val="Strong"/>
-          <w:sz w:val="20"/>
+          <w:sz w:val="22"/>
         </w:rPr>
         <w:t>19%</w:t>
       </w:r>
       <w:r>
         <w:rPr>
-          <w:sz w:val="20"/>
+          <w:sz w:val="22"/>
         </w:rPr>
         <w:t xml:space="preserve"> when modifying shared workflows.</w:t>
       </w:r>
@@ -3516,88 +3566,91 @@
           <w:numId w:val="29"/>
         </w:numPr>
         <w:jc w:val="both"/>
-      </w:pPr>
-      <w:r>
-        <w:rPr>
-          <w:sz w:val="20"/>
+        <w:rPr>
+          <w:sz w:val="28"/>
+        </w:rPr>
+      </w:pPr>
+      <w:r>
+        <w:rPr>
+          <w:sz w:val="22"/>
         </w:rPr>
         <w:t xml:space="preserve">Collaborated with </w:t>
       </w:r>
       <w:r>
         <w:rPr>
           <w:rStyle w:val="Strong"/>
-          <w:sz w:val="20"/>
+          <w:sz w:val="22"/>
         </w:rPr>
         <w:t>cross-functional teammates</w:t>
       </w:r>
       <w:r>
         <w:rPr>
-          <w:sz w:val="20"/>
+          <w:sz w:val="22"/>
         </w:rPr>
         <w:t xml:space="preserve"> to implement new features in a way that balanced </w:t>
       </w:r>
       <w:r>
         <w:rPr>
           <w:rStyle w:val="Strong"/>
-          <w:sz w:val="20"/>
+          <w:sz w:val="22"/>
         </w:rPr>
         <w:t>delivery speed</w:t>
       </w:r>
       <w:r>
         <w:rPr>
-          <w:sz w:val="20"/>
+          <w:sz w:val="22"/>
         </w:rPr>
         <w:t xml:space="preserve"> with </w:t>
       </w:r>
       <w:r>
         <w:rPr>
           <w:rStyle w:val="Strong"/>
-          <w:sz w:val="20"/>
+          <w:sz w:val="22"/>
         </w:rPr>
         <w:t>maintainability</w:t>
       </w:r>
       <w:r>
         <w:rPr>
-          <w:sz w:val="20"/>
+          <w:sz w:val="22"/>
         </w:rPr>
         <w:t xml:space="preserve">, especially on screens with heavy </w:t>
       </w:r>
       <w:r>
         <w:rPr>
           <w:rStyle w:val="Strong"/>
-          <w:sz w:val="20"/>
+          <w:sz w:val="22"/>
         </w:rPr>
         <w:t>validation</w:t>
       </w:r>
       <w:r>
         <w:rPr>
-          <w:sz w:val="20"/>
+          <w:sz w:val="22"/>
         </w:rPr>
         <w:t xml:space="preserve">, </w:t>
       </w:r>
       <w:r>
         <w:rPr>
           <w:rStyle w:val="Strong"/>
-          <w:sz w:val="20"/>
+          <w:sz w:val="22"/>
         </w:rPr>
         <w:t>approvals</w:t>
       </w:r>
       <w:r>
         <w:rPr>
-          <w:sz w:val="20"/>
+          <w:sz w:val="22"/>
         </w:rPr>
         <w:t xml:space="preserve">, and complex </w:t>
       </w:r>
       <w:r>
         <w:rPr>
           <w:rStyle w:val="Strong"/>
-          <w:sz w:val="20"/>
+          <w:sz w:val="22"/>
         </w:rPr>
         <w:t>status transitions</w:t>
       </w:r>
       <w:r>
         <w:rPr>
-          <w:sz w:val="20"/>
+          <w:sz w:val="22"/>
         </w:rPr>
         <w:t>.</w:t>
       </w:r>
@@ -3620,8 +3673,8 @@
         <w:tblLook w:val="04A0" w:firstRow="1" w:lastRow="0" w:firstColumn="1" w:lastColumn="0" w:noHBand="0" w:noVBand="1"/>
       </w:tblPr>
       <w:tblGrid>
-        <w:gridCol w:w="7140"/>
-        <w:gridCol w:w="3060"/>
+        <w:gridCol w:w="7340"/>
+        <w:gridCol w:w="3146"/>
       </w:tblGrid>
       <w:tr>
         <w:tc>
@@ -3635,13 +3688,18 @@
             </w:tcBorders>
           </w:tcPr>
           <w:p>
+            <w:pPr>
+              <w:rPr>
+                <w:sz w:val="24"/>
+              </w:rPr>
+            </w:pPr>
             <w:r>
               <w:rPr>
                 <w:rFonts w:ascii="Arial" w:eastAsia="Arial" w:hAnsi="Arial" w:cs="Arial"/>
                 <w:b/>
                 <w:bCs/>
                 <w:color w:val="111111"/>
-                <w:sz w:val="19"/>
+                <w:sz w:val="22"/>
                 <w:szCs w:val="19"/>
               </w:rPr>
               <w:t>Software Developer</w:t>
@@ -3661,12 +3719,14 @@
           <w:p>
             <w:pPr>
               <w:jc w:val="right"/>
+              <w:rPr>
+                <w:sz w:val="24"/>
+              </w:rPr>
             </w:pPr>
             <w:r>
               <w:rPr>
                 <w:rFonts w:ascii="Arial" w:eastAsia="Arial" w:hAnsi="Arial" w:cs="Arial"/>
                 <w:color w:val="111111"/>
-                <w:sz w:val="17"/>
                 <w:szCs w:val="17"/>
               </w:rPr>
               <w:t>March 2016 to September 2018</w:t>
@@ -3676,6 +3736,11 @@
       </w:tr>
     </w:tbl>
     <w:p>
+      <w:pPr>
+        <w:rPr>
+          <w:sz w:val="24"/>
+        </w:rPr>
+      </w:pPr>
       <w:proofErr w:type="spellStart"/>
       <w:r>
         <w:rPr>
@@ -3683,7 +3748,7 @@
           <w:b/>
           <w:bCs/>
           <w:color w:val="111111"/>
-          <w:sz w:val="18"/>
+          <w:sz w:val="22"/>
           <w:szCs w:val="18"/>
         </w:rPr>
         <w:t>ArnAmy</w:t>
@@ -3695,7 +3760,7 @@
           <w:b/>
           <w:bCs/>
           <w:color w:val="111111"/>
-          <w:sz w:val="18"/>
+          <w:sz w:val="22"/>
           <w:szCs w:val="18"/>
         </w:rPr>
         <w:t>, Inc. - Florida, United States</w:t>
@@ -3710,25 +3775,25 @@
         </w:numPr>
         <w:jc w:val="both"/>
         <w:rPr>
-          <w:sz w:val="20"/>
-        </w:rPr>
-      </w:pPr>
-      <w:r>
-        <w:rPr>
-          <w:sz w:val="20"/>
+          <w:sz w:val="22"/>
+        </w:rPr>
+      </w:pPr>
+      <w:r>
+        <w:rPr>
+          <w:sz w:val="22"/>
         </w:rPr>
         <w:t xml:space="preserve">Developed full-stack </w:t>
       </w:r>
       <w:r>
         <w:rPr>
           <w:rStyle w:val="Strong"/>
-          <w:sz w:val="20"/>
+          <w:sz w:val="22"/>
         </w:rPr>
         <w:t>business application features</w:t>
       </w:r>
       <w:r>
         <w:rPr>
-          <w:sz w:val="20"/>
+          <w:sz w:val="22"/>
         </w:rPr>
         <w:t xml:space="preserve"> using </w:t>
       </w:r>
@@ -3736,7 +3801,7 @@
       <w:r>
         <w:rPr>
           <w:rStyle w:val="Strong"/>
-          <w:sz w:val="20"/>
+          <w:sz w:val="22"/>
         </w:rPr>
         <w:t>React</w:t>
       </w:r>
@@ -3744,39 +3809,39 @@
       <w:r>
         <w:rPr>
           <w:rStyle w:val="Strong"/>
-          <w:sz w:val="20"/>
+          <w:sz w:val="22"/>
         </w:rPr>
         <w:t xml:space="preserve"> 15–16</w:t>
       </w:r>
       <w:r>
         <w:rPr>
-          <w:sz w:val="20"/>
+          <w:sz w:val="22"/>
         </w:rPr>
         <w:t xml:space="preserve">, </w:t>
       </w:r>
       <w:r>
         <w:rPr>
           <w:rStyle w:val="Strong"/>
-          <w:sz w:val="20"/>
+          <w:sz w:val="22"/>
         </w:rPr>
         <w:t>Node.js 10–14</w:t>
       </w:r>
       <w:r>
         <w:rPr>
-          <w:sz w:val="20"/>
+          <w:sz w:val="22"/>
         </w:rPr>
         <w:t xml:space="preserve">, </w:t>
       </w:r>
       <w:r>
         <w:rPr>
           <w:rStyle w:val="Strong"/>
-          <w:sz w:val="20"/>
+          <w:sz w:val="22"/>
         </w:rPr>
         <w:t>JavaScript ES6+</w:t>
       </w:r>
       <w:r>
         <w:rPr>
-          <w:sz w:val="20"/>
+          <w:sz w:val="22"/>
         </w:rPr>
         <w:t xml:space="preserve">, and </w:t>
       </w:r>
@@ -3784,7 +3849,7 @@
       <w:r>
         <w:rPr>
           <w:rStyle w:val="Strong"/>
-          <w:sz w:val="20"/>
+          <w:sz w:val="22"/>
         </w:rPr>
         <w:t>PostgreSQL</w:t>
       </w:r>
@@ -3792,39 +3857,39 @@
       <w:r>
         <w:rPr>
           <w:rStyle w:val="Strong"/>
-          <w:sz w:val="20"/>
+          <w:sz w:val="22"/>
         </w:rPr>
         <w:t xml:space="preserve"> 10–12</w:t>
       </w:r>
       <w:r>
         <w:rPr>
-          <w:sz w:val="20"/>
+          <w:sz w:val="22"/>
         </w:rPr>
         <w:t xml:space="preserve">, supporting internal users who relied on the platform for daily </w:t>
       </w:r>
       <w:r>
         <w:rPr>
           <w:rStyle w:val="Strong"/>
-          <w:sz w:val="20"/>
+          <w:sz w:val="22"/>
         </w:rPr>
         <w:t>process execution</w:t>
       </w:r>
       <w:r>
         <w:rPr>
-          <w:sz w:val="20"/>
+          <w:sz w:val="22"/>
         </w:rPr>
         <w:t xml:space="preserve"> and </w:t>
       </w:r>
       <w:r>
         <w:rPr>
           <w:rStyle w:val="Strong"/>
-          <w:sz w:val="20"/>
+          <w:sz w:val="22"/>
         </w:rPr>
         <w:t>reporting</w:t>
       </w:r>
       <w:r>
         <w:rPr>
-          <w:sz w:val="20"/>
+          <w:sz w:val="22"/>
         </w:rPr>
         <w:t>.</w:t>
       </w:r>
@@ -3838,90 +3903,90 @@
         </w:numPr>
         <w:jc w:val="both"/>
         <w:rPr>
-          <w:sz w:val="20"/>
-        </w:rPr>
-      </w:pPr>
-      <w:r>
-        <w:rPr>
-          <w:sz w:val="20"/>
+          <w:sz w:val="22"/>
+        </w:rPr>
+      </w:pPr>
+      <w:r>
+        <w:rPr>
+          <w:sz w:val="22"/>
         </w:rPr>
         <w:t xml:space="preserve">Built modular </w:t>
       </w:r>
       <w:r>
         <w:rPr>
           <w:rStyle w:val="Strong"/>
-          <w:sz w:val="20"/>
+          <w:sz w:val="22"/>
         </w:rPr>
         <w:t>UI behavior</w:t>
       </w:r>
       <w:r>
         <w:rPr>
-          <w:sz w:val="20"/>
+          <w:sz w:val="22"/>
         </w:rPr>
         <w:t xml:space="preserve"> for </w:t>
       </w:r>
       <w:r>
         <w:rPr>
           <w:rStyle w:val="Strong"/>
-          <w:sz w:val="20"/>
+          <w:sz w:val="22"/>
         </w:rPr>
         <w:t>editable forms</w:t>
       </w:r>
       <w:r>
         <w:rPr>
-          <w:sz w:val="20"/>
+          <w:sz w:val="22"/>
         </w:rPr>
         <w:t xml:space="preserve">, </w:t>
       </w:r>
       <w:r>
         <w:rPr>
           <w:rStyle w:val="Strong"/>
-          <w:sz w:val="20"/>
+          <w:sz w:val="22"/>
         </w:rPr>
         <w:t>searchable record views</w:t>
       </w:r>
       <w:r>
         <w:rPr>
-          <w:sz w:val="20"/>
+          <w:sz w:val="22"/>
         </w:rPr>
         <w:t xml:space="preserve">, and </w:t>
       </w:r>
       <w:r>
         <w:rPr>
           <w:rStyle w:val="Strong"/>
-          <w:sz w:val="20"/>
+          <w:sz w:val="22"/>
         </w:rPr>
         <w:t>action-driven status flows</w:t>
       </w:r>
       <w:r>
         <w:rPr>
-          <w:sz w:val="20"/>
+          <w:sz w:val="22"/>
         </w:rPr>
         <w:t xml:space="preserve">, helping replace more rigid screens with interfaces that improved </w:t>
       </w:r>
       <w:r>
         <w:rPr>
           <w:rStyle w:val="Strong"/>
-          <w:sz w:val="20"/>
+          <w:sz w:val="22"/>
         </w:rPr>
         <w:t>feature extension speed</w:t>
       </w:r>
       <w:r>
         <w:rPr>
-          <w:sz w:val="20"/>
+          <w:sz w:val="22"/>
         </w:rPr>
         <w:t xml:space="preserve"> by </w:t>
       </w:r>
       <w:r>
         <w:rPr>
           <w:rStyle w:val="Strong"/>
-          <w:sz w:val="20"/>
+          <w:sz w:val="22"/>
         </w:rPr>
         <w:t>25%</w:t>
       </w:r>
       <w:r>
         <w:rPr>
-          <w:sz w:val="20"/>
+          <w:sz w:val="22"/>
         </w:rPr>
         <w:t xml:space="preserve"> over earlier implementation patterns.</w:t>
       </w:r>
@@ -3935,90 +4000,90 @@
         </w:numPr>
         <w:jc w:val="both"/>
         <w:rPr>
-          <w:sz w:val="20"/>
-        </w:rPr>
-      </w:pPr>
-      <w:r>
-        <w:rPr>
-          <w:sz w:val="20"/>
+          <w:sz w:val="22"/>
+        </w:rPr>
+      </w:pPr>
+      <w:r>
+        <w:rPr>
+          <w:sz w:val="22"/>
         </w:rPr>
         <w:t xml:space="preserve">Implemented </w:t>
       </w:r>
       <w:r>
         <w:rPr>
           <w:rStyle w:val="Strong"/>
-          <w:sz w:val="20"/>
+          <w:sz w:val="22"/>
         </w:rPr>
         <w:t>backend services</w:t>
       </w:r>
       <w:r>
         <w:rPr>
-          <w:sz w:val="20"/>
+          <w:sz w:val="22"/>
         </w:rPr>
         <w:t xml:space="preserve"> for </w:t>
       </w:r>
       <w:r>
         <w:rPr>
           <w:rStyle w:val="Strong"/>
-          <w:sz w:val="20"/>
+          <w:sz w:val="22"/>
         </w:rPr>
         <w:t>CRUD operations</w:t>
       </w:r>
       <w:r>
         <w:rPr>
-          <w:sz w:val="20"/>
+          <w:sz w:val="22"/>
         </w:rPr>
         <w:t xml:space="preserve">, </w:t>
       </w:r>
       <w:r>
         <w:rPr>
           <w:rStyle w:val="Strong"/>
-          <w:sz w:val="20"/>
+          <w:sz w:val="22"/>
         </w:rPr>
         <w:t>validation rules</w:t>
       </w:r>
       <w:r>
         <w:rPr>
-          <w:sz w:val="20"/>
+          <w:sz w:val="22"/>
         </w:rPr>
         <w:t xml:space="preserve">, </w:t>
       </w:r>
       <w:r>
         <w:rPr>
           <w:rStyle w:val="Strong"/>
-          <w:sz w:val="20"/>
+          <w:sz w:val="22"/>
         </w:rPr>
         <w:t>data transformation</w:t>
       </w:r>
       <w:r>
         <w:rPr>
-          <w:sz w:val="20"/>
+          <w:sz w:val="22"/>
         </w:rPr>
         <w:t xml:space="preserve">, and internal </w:t>
       </w:r>
       <w:r>
         <w:rPr>
           <w:rStyle w:val="Strong"/>
-          <w:sz w:val="20"/>
+          <w:sz w:val="22"/>
         </w:rPr>
         <w:t>workflow execution</w:t>
       </w:r>
       <w:r>
         <w:rPr>
-          <w:sz w:val="20"/>
+          <w:sz w:val="22"/>
         </w:rPr>
         <w:t xml:space="preserve">, improving </w:t>
       </w:r>
       <w:r>
         <w:rPr>
           <w:rStyle w:val="Strong"/>
-          <w:sz w:val="20"/>
+          <w:sz w:val="22"/>
         </w:rPr>
         <w:t>reliability</w:t>
       </w:r>
       <w:r>
         <w:rPr>
-          <w:sz w:val="20"/>
+          <w:sz w:val="22"/>
         </w:rPr>
         <w:t xml:space="preserve"> across everyday operations and administrative tasks.</w:t>
       </w:r>
@@ -4032,77 +4097,77 @@
         </w:numPr>
         <w:jc w:val="both"/>
         <w:rPr>
-          <w:sz w:val="20"/>
-        </w:rPr>
-      </w:pPr>
-      <w:r>
-        <w:rPr>
-          <w:sz w:val="20"/>
+          <w:sz w:val="22"/>
+        </w:rPr>
+      </w:pPr>
+      <w:r>
+        <w:rPr>
+          <w:sz w:val="22"/>
         </w:rPr>
         <w:t xml:space="preserve">Solved a frustrating </w:t>
       </w:r>
       <w:r>
         <w:rPr>
           <w:rStyle w:val="Strong"/>
-          <w:sz w:val="20"/>
+          <w:sz w:val="22"/>
         </w:rPr>
         <w:t>defect</w:t>
       </w:r>
       <w:r>
         <w:rPr>
-          <w:sz w:val="20"/>
+          <w:sz w:val="22"/>
         </w:rPr>
         <w:t xml:space="preserve"> where filtered result pages sometimes displayed </w:t>
       </w:r>
       <w:r>
         <w:rPr>
           <w:rStyle w:val="Strong"/>
-          <w:sz w:val="20"/>
+          <w:sz w:val="22"/>
         </w:rPr>
         <w:t>stale data</w:t>
       </w:r>
       <w:r>
         <w:rPr>
-          <w:sz w:val="20"/>
+          <w:sz w:val="22"/>
         </w:rPr>
         <w:t xml:space="preserve"> after updates by tightening </w:t>
       </w:r>
       <w:r>
         <w:rPr>
           <w:rStyle w:val="Strong"/>
-          <w:sz w:val="20"/>
+          <w:sz w:val="22"/>
         </w:rPr>
         <w:t>client state refresh behavior</w:t>
       </w:r>
       <w:r>
         <w:rPr>
-          <w:sz w:val="20"/>
+          <w:sz w:val="22"/>
         </w:rPr>
         <w:t xml:space="preserve"> and aligning frontend assumptions with </w:t>
       </w:r>
       <w:r>
         <w:rPr>
           <w:rStyle w:val="Strong"/>
-          <w:sz w:val="20"/>
+          <w:sz w:val="22"/>
         </w:rPr>
         <w:t>backend response timing</w:t>
       </w:r>
       <w:r>
         <w:rPr>
-          <w:sz w:val="20"/>
+          <w:sz w:val="22"/>
         </w:rPr>
         <w:t xml:space="preserve">, which reduced user-reported refresh issues by </w:t>
       </w:r>
       <w:r>
         <w:rPr>
           <w:rStyle w:val="Strong"/>
-          <w:sz w:val="20"/>
+          <w:sz w:val="22"/>
         </w:rPr>
         <w:t>31%</w:t>
       </w:r>
       <w:r>
         <w:rPr>
-          <w:sz w:val="20"/>
+          <w:sz w:val="22"/>
         </w:rPr>
         <w:t>.</w:t>
       </w:r>
@@ -4116,64 +4181,65 @@
         </w:numPr>
         <w:jc w:val="both"/>
         <w:rPr>
-          <w:sz w:val="20"/>
-        </w:rPr>
-      </w:pPr>
-      <w:r>
-        <w:rPr>
-          <w:sz w:val="20"/>
-        </w:rPr>
+          <w:sz w:val="22"/>
+        </w:rPr>
+      </w:pPr>
+      <w:r>
+        <w:rPr>
+          <w:sz w:val="22"/>
+        </w:rPr>
+        <w:lastRenderedPageBreak/>
         <w:t xml:space="preserve">Improved </w:t>
       </w:r>
       <w:r>
         <w:rPr>
           <w:rStyle w:val="Strong"/>
-          <w:sz w:val="20"/>
+          <w:sz w:val="22"/>
         </w:rPr>
         <w:t>maintainability</w:t>
       </w:r>
       <w:r>
         <w:rPr>
-          <w:sz w:val="20"/>
+          <w:sz w:val="22"/>
         </w:rPr>
         <w:t xml:space="preserve"> of older modules by consolidating duplicated </w:t>
       </w:r>
       <w:r>
         <w:rPr>
           <w:rStyle w:val="Strong"/>
-          <w:sz w:val="20"/>
+          <w:sz w:val="22"/>
         </w:rPr>
         <w:t>helper logic</w:t>
       </w:r>
       <w:r>
         <w:rPr>
-          <w:sz w:val="20"/>
+          <w:sz w:val="22"/>
         </w:rPr>
         <w:t xml:space="preserve"> and simplifying scattered </w:t>
       </w:r>
       <w:r>
         <w:rPr>
           <w:rStyle w:val="Strong"/>
-          <w:sz w:val="20"/>
+          <w:sz w:val="22"/>
         </w:rPr>
         <w:t>request handling patterns</w:t>
       </w:r>
       <w:r>
         <w:rPr>
-          <w:sz w:val="20"/>
+          <w:sz w:val="22"/>
         </w:rPr>
         <w:t xml:space="preserve"> that had made </w:t>
       </w:r>
       <w:r>
         <w:rPr>
           <w:rStyle w:val="Strong"/>
-          <w:sz w:val="20"/>
+          <w:sz w:val="22"/>
         </w:rPr>
         <w:t>bug fixing</w:t>
       </w:r>
       <w:r>
         <w:rPr>
-          <w:sz w:val="20"/>
+          <w:sz w:val="22"/>
         </w:rPr>
         <w:t xml:space="preserve"> slower and riskier for the team.</w:t>
       </w:r>
@@ -4187,77 +4253,77 @@
         </w:numPr>
         <w:jc w:val="both"/>
         <w:rPr>
-          <w:sz w:val="20"/>
-        </w:rPr>
-      </w:pPr>
-      <w:r>
-        <w:rPr>
-          <w:sz w:val="20"/>
+          <w:sz w:val="22"/>
+        </w:rPr>
+      </w:pPr>
+      <w:r>
+        <w:rPr>
+          <w:sz w:val="22"/>
         </w:rPr>
         <w:t xml:space="preserve">Added stronger </w:t>
       </w:r>
       <w:r>
         <w:rPr>
           <w:rStyle w:val="Strong"/>
-          <w:sz w:val="20"/>
+          <w:sz w:val="22"/>
         </w:rPr>
         <w:t>validation handling</w:t>
       </w:r>
       <w:r>
         <w:rPr>
-          <w:sz w:val="20"/>
+          <w:sz w:val="22"/>
         </w:rPr>
         <w:t xml:space="preserve"> for edge cases involving incomplete </w:t>
       </w:r>
       <w:r>
         <w:rPr>
           <w:rStyle w:val="Strong"/>
-          <w:sz w:val="20"/>
+          <w:sz w:val="22"/>
         </w:rPr>
         <w:t>payloads</w:t>
       </w:r>
       <w:r>
         <w:rPr>
-          <w:sz w:val="20"/>
+          <w:sz w:val="22"/>
         </w:rPr>
         <w:t xml:space="preserve"> and unexpected </w:t>
       </w:r>
       <w:r>
         <w:rPr>
           <w:rStyle w:val="Strong"/>
-          <w:sz w:val="20"/>
+          <w:sz w:val="22"/>
         </w:rPr>
         <w:t>null values</w:t>
       </w:r>
       <w:r>
         <w:rPr>
-          <w:sz w:val="20"/>
+          <w:sz w:val="22"/>
         </w:rPr>
         <w:t xml:space="preserve">, reducing production </w:t>
       </w:r>
       <w:r>
         <w:rPr>
           <w:rStyle w:val="Strong"/>
-          <w:sz w:val="20"/>
+          <w:sz w:val="22"/>
         </w:rPr>
         <w:t>form-processing errors</w:t>
       </w:r>
       <w:r>
         <w:rPr>
-          <w:sz w:val="20"/>
+          <w:sz w:val="22"/>
         </w:rPr>
         <w:t xml:space="preserve"> by </w:t>
       </w:r>
       <w:r>
         <w:rPr>
           <w:rStyle w:val="Strong"/>
-          <w:sz w:val="20"/>
+          <w:sz w:val="22"/>
         </w:rPr>
         <w:t>22%</w:t>
       </w:r>
       <w:r>
         <w:rPr>
-          <w:sz w:val="20"/>
+          <w:sz w:val="22"/>
         </w:rPr>
         <w:t xml:space="preserve"> in affected workflows.</w:t>
       </w:r>
@@ -4271,64 +4337,64 @@
         </w:numPr>
         <w:jc w:val="both"/>
         <w:rPr>
-          <w:sz w:val="20"/>
-        </w:rPr>
-      </w:pPr>
-      <w:r>
-        <w:rPr>
-          <w:sz w:val="20"/>
+          <w:sz w:val="22"/>
+        </w:rPr>
+      </w:pPr>
+      <w:r>
+        <w:rPr>
+          <w:sz w:val="22"/>
         </w:rPr>
         <w:t xml:space="preserve">Supported migration of legacy </w:t>
       </w:r>
       <w:r>
         <w:rPr>
           <w:rStyle w:val="Strong"/>
-          <w:sz w:val="20"/>
+          <w:sz w:val="22"/>
         </w:rPr>
         <w:t>UI sections</w:t>
       </w:r>
       <w:r>
         <w:rPr>
-          <w:sz w:val="20"/>
+          <w:sz w:val="22"/>
         </w:rPr>
         <w:t xml:space="preserve"> into cleaner </w:t>
       </w:r>
       <w:r>
         <w:rPr>
           <w:rStyle w:val="Strong"/>
-          <w:sz w:val="20"/>
+          <w:sz w:val="22"/>
         </w:rPr>
         <w:t>React 15–16 component structures</w:t>
       </w:r>
       <w:r>
         <w:rPr>
-          <w:sz w:val="20"/>
+          <w:sz w:val="22"/>
         </w:rPr>
         <w:t xml:space="preserve">, helping the team move away from brittle </w:t>
       </w:r>
       <w:r>
         <w:rPr>
           <w:rStyle w:val="Strong"/>
-          <w:sz w:val="20"/>
+          <w:sz w:val="22"/>
         </w:rPr>
         <w:t>rendering logic</w:t>
       </w:r>
       <w:r>
         <w:rPr>
-          <w:sz w:val="20"/>
+          <w:sz w:val="22"/>
         </w:rPr>
         <w:t xml:space="preserve"> and toward a more scalable </w:t>
       </w:r>
       <w:r>
         <w:rPr>
           <w:rStyle w:val="Strong"/>
-          <w:sz w:val="20"/>
+          <w:sz w:val="22"/>
         </w:rPr>
         <w:t>frontend foundation</w:t>
       </w:r>
       <w:r>
         <w:rPr>
-          <w:sz w:val="20"/>
+          <w:sz w:val="22"/>
         </w:rPr>
         <w:t>.</w:t>
       </w:r>
@@ -4342,77 +4408,77 @@
         </w:numPr>
         <w:jc w:val="both"/>
         <w:rPr>
-          <w:sz w:val="20"/>
-        </w:rPr>
-      </w:pPr>
-      <w:r>
-        <w:rPr>
-          <w:sz w:val="20"/>
+          <w:sz w:val="22"/>
+        </w:rPr>
+      </w:pPr>
+      <w:r>
+        <w:rPr>
+          <w:sz w:val="22"/>
         </w:rPr>
         <w:t xml:space="preserve">Worked on </w:t>
       </w:r>
       <w:r>
         <w:rPr>
           <w:rStyle w:val="Strong"/>
-          <w:sz w:val="20"/>
+          <w:sz w:val="22"/>
         </w:rPr>
         <w:t>API-connected features</w:t>
       </w:r>
       <w:r>
         <w:rPr>
-          <w:sz w:val="20"/>
+          <w:sz w:val="22"/>
         </w:rPr>
         <w:t xml:space="preserve"> that required careful coordination between </w:t>
       </w:r>
       <w:r>
         <w:rPr>
           <w:rStyle w:val="Strong"/>
-          <w:sz w:val="20"/>
+          <w:sz w:val="22"/>
         </w:rPr>
         <w:t>frontend interactions</w:t>
       </w:r>
       <w:r>
         <w:rPr>
-          <w:sz w:val="20"/>
+          <w:sz w:val="22"/>
         </w:rPr>
         <w:t xml:space="preserve"> and </w:t>
       </w:r>
       <w:r>
         <w:rPr>
           <w:rStyle w:val="Strong"/>
-          <w:sz w:val="20"/>
+          <w:sz w:val="22"/>
         </w:rPr>
         <w:t>backend processing</w:t>
       </w:r>
       <w:r>
         <w:rPr>
-          <w:sz w:val="20"/>
+          <w:sz w:val="22"/>
         </w:rPr>
         <w:t xml:space="preserve">, especially where </w:t>
       </w:r>
       <w:r>
         <w:rPr>
           <w:rStyle w:val="Strong"/>
-          <w:sz w:val="20"/>
+          <w:sz w:val="22"/>
         </w:rPr>
         <w:t>asynchronous updates</w:t>
       </w:r>
       <w:r>
         <w:rPr>
-          <w:sz w:val="20"/>
+          <w:sz w:val="22"/>
         </w:rPr>
         <w:t xml:space="preserve"> could confuse users without proper </w:t>
       </w:r>
       <w:r>
         <w:rPr>
           <w:rStyle w:val="Strong"/>
-          <w:sz w:val="20"/>
+          <w:sz w:val="22"/>
         </w:rPr>
         <w:t>status feedback</w:t>
       </w:r>
       <w:r>
         <w:rPr>
-          <w:sz w:val="20"/>
+          <w:sz w:val="22"/>
         </w:rPr>
         <w:t>.</w:t>
       </w:r>
@@ -4426,103 +4492,103 @@
         </w:numPr>
         <w:jc w:val="both"/>
         <w:rPr>
-          <w:sz w:val="20"/>
-        </w:rPr>
-      </w:pPr>
-      <w:r>
-        <w:rPr>
-          <w:sz w:val="20"/>
+          <w:sz w:val="22"/>
+        </w:rPr>
+      </w:pPr>
+      <w:r>
+        <w:rPr>
+          <w:sz w:val="22"/>
         </w:rPr>
         <w:t xml:space="preserve">Investigated </w:t>
       </w:r>
       <w:r>
         <w:rPr>
           <w:rStyle w:val="Strong"/>
-          <w:sz w:val="20"/>
+          <w:sz w:val="22"/>
         </w:rPr>
         <w:t>performance complaints</w:t>
       </w:r>
       <w:r>
         <w:rPr>
-          <w:sz w:val="20"/>
+          <w:sz w:val="22"/>
         </w:rPr>
         <w:t xml:space="preserve"> in </w:t>
       </w:r>
       <w:r>
         <w:rPr>
           <w:rStyle w:val="Strong"/>
-          <w:sz w:val="20"/>
+          <w:sz w:val="22"/>
         </w:rPr>
         <w:t>reporting pages</w:t>
       </w:r>
       <w:r>
         <w:rPr>
-          <w:sz w:val="20"/>
+          <w:sz w:val="22"/>
         </w:rPr>
         <w:t xml:space="preserve"> and helped reduce response delays by trimming unnecessary </w:t>
       </w:r>
       <w:r>
         <w:rPr>
           <w:rStyle w:val="Strong"/>
-          <w:sz w:val="20"/>
+          <w:sz w:val="22"/>
         </w:rPr>
         <w:t>joins</w:t>
       </w:r>
       <w:r>
         <w:rPr>
-          <w:sz w:val="20"/>
+          <w:sz w:val="22"/>
         </w:rPr>
         <w:t xml:space="preserve">, adding </w:t>
       </w:r>
       <w:r>
         <w:rPr>
           <w:rStyle w:val="Strong"/>
-          <w:sz w:val="20"/>
+          <w:sz w:val="22"/>
         </w:rPr>
         <w:t>indexes</w:t>
       </w:r>
       <w:r>
         <w:rPr>
-          <w:sz w:val="20"/>
+          <w:sz w:val="22"/>
         </w:rPr>
         <w:t xml:space="preserve">, and introducing more controlled </w:t>
       </w:r>
       <w:r>
         <w:rPr>
           <w:rStyle w:val="Strong"/>
-          <w:sz w:val="20"/>
+          <w:sz w:val="22"/>
         </w:rPr>
         <w:t>query boundaries</w:t>
       </w:r>
       <w:r>
         <w:rPr>
-          <w:sz w:val="20"/>
+          <w:sz w:val="22"/>
         </w:rPr>
         <w:t xml:space="preserve"> that improved </w:t>
       </w:r>
       <w:r>
         <w:rPr>
           <w:rStyle w:val="Strong"/>
-          <w:sz w:val="20"/>
+          <w:sz w:val="22"/>
         </w:rPr>
         <w:t>report execution speed</w:t>
       </w:r>
       <w:r>
         <w:rPr>
-          <w:sz w:val="20"/>
+          <w:sz w:val="22"/>
         </w:rPr>
         <w:t xml:space="preserve"> by </w:t>
       </w:r>
       <w:r>
         <w:rPr>
           <w:rStyle w:val="Strong"/>
-          <w:sz w:val="20"/>
+          <w:sz w:val="22"/>
         </w:rPr>
         <w:t>18%</w:t>
       </w:r>
       <w:r>
         <w:rPr>
-          <w:sz w:val="20"/>
+          <w:sz w:val="22"/>
         </w:rPr>
         <w:t>.</w:t>
       </w:r>
@@ -4536,90 +4602,90 @@
         </w:numPr>
         <w:jc w:val="both"/>
         <w:rPr>
-          <w:sz w:val="20"/>
-        </w:rPr>
-      </w:pPr>
-      <w:r>
-        <w:rPr>
-          <w:sz w:val="20"/>
+          <w:sz w:val="22"/>
+        </w:rPr>
+      </w:pPr>
+      <w:r>
+        <w:rPr>
+          <w:sz w:val="22"/>
         </w:rPr>
         <w:t xml:space="preserve">Contributed to </w:t>
       </w:r>
       <w:r>
         <w:rPr>
           <w:rStyle w:val="Strong"/>
-          <w:sz w:val="20"/>
+          <w:sz w:val="22"/>
         </w:rPr>
         <w:t>release preparation</w:t>
       </w:r>
       <w:r>
         <w:rPr>
-          <w:sz w:val="20"/>
+          <w:sz w:val="22"/>
         </w:rPr>
         <w:t xml:space="preserve">, </w:t>
       </w:r>
       <w:r>
         <w:rPr>
           <w:rStyle w:val="Strong"/>
-          <w:sz w:val="20"/>
+          <w:sz w:val="22"/>
         </w:rPr>
         <w:t>smoke testing</w:t>
       </w:r>
       <w:r>
         <w:rPr>
-          <w:sz w:val="20"/>
+          <w:sz w:val="22"/>
         </w:rPr>
         <w:t xml:space="preserve">, and </w:t>
       </w:r>
       <w:r>
         <w:rPr>
           <w:rStyle w:val="Strong"/>
-          <w:sz w:val="20"/>
+          <w:sz w:val="22"/>
         </w:rPr>
         <w:t>regression review</w:t>
       </w:r>
       <w:r>
         <w:rPr>
-          <w:sz w:val="20"/>
+          <w:sz w:val="22"/>
         </w:rPr>
         <w:t xml:space="preserve">, building strong habits around </w:t>
       </w:r>
       <w:r>
         <w:rPr>
           <w:rStyle w:val="Strong"/>
-          <w:sz w:val="20"/>
+          <w:sz w:val="22"/>
         </w:rPr>
         <w:t>reproducibility</w:t>
       </w:r>
       <w:r>
         <w:rPr>
-          <w:sz w:val="20"/>
+          <w:sz w:val="22"/>
         </w:rPr>
         <w:t xml:space="preserve">, </w:t>
       </w:r>
       <w:r>
         <w:rPr>
           <w:rStyle w:val="Strong"/>
-          <w:sz w:val="20"/>
+          <w:sz w:val="22"/>
         </w:rPr>
         <w:t>issue isolation</w:t>
       </w:r>
       <w:r>
         <w:rPr>
-          <w:sz w:val="20"/>
+          <w:sz w:val="22"/>
         </w:rPr>
         <w:t xml:space="preserve">, and safer </w:t>
       </w:r>
       <w:r>
         <w:rPr>
           <w:rStyle w:val="Strong"/>
-          <w:sz w:val="20"/>
+          <w:sz w:val="22"/>
         </w:rPr>
         <w:t>change validation</w:t>
       </w:r>
       <w:r>
         <w:rPr>
-          <w:sz w:val="20"/>
+          <w:sz w:val="22"/>
         </w:rPr>
         <w:t xml:space="preserve"> before deployment.</w:t>
       </w:r>
@@ -4632,62 +4698,65 @@
           <w:numId w:val="30"/>
         </w:numPr>
         <w:jc w:val="both"/>
-      </w:pPr>
-      <w:r>
-        <w:rPr>
-          <w:sz w:val="20"/>
+        <w:rPr>
+          <w:sz w:val="28"/>
+        </w:rPr>
+      </w:pPr>
+      <w:r>
+        <w:rPr>
+          <w:sz w:val="22"/>
         </w:rPr>
         <w:t xml:space="preserve">Partnered with senior engineers to translate </w:t>
       </w:r>
       <w:r>
         <w:rPr>
           <w:rStyle w:val="Strong"/>
-          <w:sz w:val="20"/>
+          <w:sz w:val="22"/>
         </w:rPr>
         <w:t>product requests</w:t>
       </w:r>
       <w:r>
         <w:rPr>
-          <w:sz w:val="20"/>
+          <w:sz w:val="22"/>
         </w:rPr>
         <w:t xml:space="preserve"> into practical </w:t>
       </w:r>
       <w:r>
         <w:rPr>
           <w:rStyle w:val="Strong"/>
-          <w:sz w:val="20"/>
+          <w:sz w:val="22"/>
         </w:rPr>
         <w:t>implementation plans</w:t>
       </w:r>
       <w:r>
         <w:rPr>
-          <w:sz w:val="20"/>
+          <w:sz w:val="22"/>
         </w:rPr>
         <w:t xml:space="preserve">, delivering features that were realistic for the platform while still improving </w:t>
       </w:r>
       <w:r>
         <w:rPr>
           <w:rStyle w:val="Strong"/>
-          <w:sz w:val="20"/>
+          <w:sz w:val="22"/>
         </w:rPr>
         <w:t>user experience</w:t>
       </w:r>
       <w:r>
         <w:rPr>
-          <w:sz w:val="20"/>
+          <w:sz w:val="22"/>
         </w:rPr>
         <w:t xml:space="preserve"> and </w:t>
       </w:r>
       <w:r>
         <w:rPr>
           <w:rStyle w:val="Strong"/>
-          <w:sz w:val="20"/>
+          <w:sz w:val="22"/>
         </w:rPr>
         <w:t>code quality</w:t>
       </w:r>
       <w:r>
         <w:rPr>
-          <w:sz w:val="20"/>
+          <w:sz w:val="22"/>
         </w:rPr>
         <w:t>.</w:t>
       </w:r>
@@ -4710,8 +4779,8 @@
         <w:tblLook w:val="04A0" w:firstRow="1" w:lastRow="0" w:firstColumn="1" w:lastColumn="0" w:noHBand="0" w:noVBand="1"/>
       </w:tblPr>
       <w:tblGrid>
-        <w:gridCol w:w="7140"/>
-        <w:gridCol w:w="3060"/>
+        <w:gridCol w:w="7340"/>
+        <w:gridCol w:w="3146"/>
       </w:tblGrid>
       <w:tr>
         <w:tc>
@@ -4725,14 +4794,18 @@
             </w:tcBorders>
           </w:tcPr>
           <w:p>
-            <w:bookmarkStart w:id="0" w:name="_GoBack"/>
+            <w:pPr>
+              <w:rPr>
+                <w:sz w:val="24"/>
+              </w:rPr>
+            </w:pPr>
             <w:r>
               <w:rPr>
                 <w:rFonts w:ascii="Arial" w:eastAsia="Arial" w:hAnsi="Arial" w:cs="Arial"/>
                 <w:b/>
                 <w:bCs/>
                 <w:color w:val="111111"/>
-                <w:sz w:val="19"/>
+                <w:sz w:val="22"/>
                 <w:szCs w:val="19"/>
               </w:rPr>
               <w:t>Junior Software Developer</w:t>
@@ -4752,12 +4825,14 @@
           <w:p>
             <w:pPr>
               <w:jc w:val="right"/>
+              <w:rPr>
+                <w:sz w:val="24"/>
+              </w:rPr>
             </w:pPr>
             <w:r>
               <w:rPr>
                 <w:rFonts w:ascii="Arial" w:eastAsia="Arial" w:hAnsi="Arial" w:cs="Arial"/>
                 <w:color w:val="111111"/>
-                <w:sz w:val="17"/>
                 <w:szCs w:val="17"/>
               </w:rPr>
               <w:t>October 2014 to February 2016</w:t>
@@ -4767,19 +4842,23 @@
       </w:tr>
     </w:tbl>
     <w:p>
+      <w:pPr>
+        <w:rPr>
+          <w:sz w:val="24"/>
+        </w:rPr>
+      </w:pPr>
       <w:r>
         <w:rPr>
           <w:rFonts w:ascii="Arial" w:eastAsia="Arial" w:hAnsi="Arial" w:cs="Arial"/>
           <w:b/>
           <w:bCs/>
           <w:color w:val="111111"/>
-          <w:sz w:val="18"/>
+          <w:sz w:val="22"/>
           <w:szCs w:val="18"/>
         </w:rPr>
         <w:t>Centric Tech Inc. - New Jersey, United States</w:t>
       </w:r>
     </w:p>
-    <w:bookmarkEnd w:id="0"/>
     <w:p>
       <w:pPr>
         <w:pStyle w:val="NormalWeb"/>
@@ -4789,90 +4868,90 @@
         </w:numPr>
         <w:jc w:val="both"/>
         <w:rPr>
-          <w:sz w:val="20"/>
-        </w:rPr>
-      </w:pPr>
-      <w:r>
-        <w:rPr>
-          <w:sz w:val="20"/>
+          <w:sz w:val="22"/>
+        </w:rPr>
+      </w:pPr>
+      <w:r>
+        <w:rPr>
+          <w:sz w:val="22"/>
         </w:rPr>
         <w:t xml:space="preserve">Supported web application development across </w:t>
       </w:r>
       <w:r>
         <w:rPr>
           <w:rStyle w:val="Strong"/>
-          <w:sz w:val="20"/>
+          <w:sz w:val="22"/>
         </w:rPr>
         <w:t>frontend</w:t>
       </w:r>
       <w:r>
         <w:rPr>
-          <w:sz w:val="20"/>
+          <w:sz w:val="22"/>
         </w:rPr>
         <w:t xml:space="preserve"> and </w:t>
       </w:r>
       <w:r>
         <w:rPr>
           <w:rStyle w:val="Strong"/>
-          <w:sz w:val="20"/>
+          <w:sz w:val="22"/>
         </w:rPr>
         <w:t>backend layers</w:t>
       </w:r>
       <w:r>
         <w:rPr>
-          <w:sz w:val="20"/>
+          <w:sz w:val="22"/>
         </w:rPr>
         <w:t xml:space="preserve"> using </w:t>
       </w:r>
       <w:r>
         <w:rPr>
           <w:rStyle w:val="Strong"/>
-          <w:sz w:val="20"/>
+          <w:sz w:val="22"/>
         </w:rPr>
         <w:t>JavaScript ES5–ES6</w:t>
       </w:r>
       <w:r>
         <w:rPr>
-          <w:sz w:val="20"/>
+          <w:sz w:val="22"/>
         </w:rPr>
         <w:t xml:space="preserve">, early </w:t>
       </w:r>
       <w:r>
         <w:rPr>
           <w:rStyle w:val="Strong"/>
-          <w:sz w:val="20"/>
+          <w:sz w:val="22"/>
         </w:rPr>
         <w:t>React 15–16</w:t>
       </w:r>
       <w:r>
         <w:rPr>
-          <w:sz w:val="20"/>
+          <w:sz w:val="22"/>
         </w:rPr>
         <w:t xml:space="preserve">, </w:t>
       </w:r>
       <w:r>
         <w:rPr>
           <w:rStyle w:val="Strong"/>
-          <w:sz w:val="20"/>
+          <w:sz w:val="22"/>
         </w:rPr>
         <w:t>Node.js 8–12</w:t>
       </w:r>
       <w:r>
         <w:rPr>
-          <w:sz w:val="20"/>
+          <w:sz w:val="22"/>
         </w:rPr>
         <w:t xml:space="preserve">, and </w:t>
       </w:r>
       <w:r>
         <w:rPr>
           <w:rStyle w:val="Strong"/>
-          <w:sz w:val="20"/>
+          <w:sz w:val="22"/>
         </w:rPr>
         <w:t>relational database-backed workflows</w:t>
       </w:r>
       <w:r>
         <w:rPr>
-          <w:sz w:val="20"/>
+          <w:sz w:val="22"/>
         </w:rPr>
         <w:t xml:space="preserve"> in a collaborative product team.</w:t>
       </w:r>
@@ -4886,90 +4965,90 @@
         </w:numPr>
         <w:jc w:val="both"/>
         <w:rPr>
-          <w:sz w:val="20"/>
-        </w:rPr>
-      </w:pPr>
-      <w:r>
-        <w:rPr>
-          <w:sz w:val="20"/>
+          <w:sz w:val="22"/>
+        </w:rPr>
+      </w:pPr>
+      <w:r>
+        <w:rPr>
+          <w:sz w:val="22"/>
         </w:rPr>
         <w:t xml:space="preserve">Assisted with implementation of </w:t>
       </w:r>
       <w:r>
         <w:rPr>
           <w:rStyle w:val="Strong"/>
-          <w:sz w:val="20"/>
+          <w:sz w:val="22"/>
         </w:rPr>
         <w:t>UI screens</w:t>
       </w:r>
       <w:r>
         <w:rPr>
-          <w:sz w:val="20"/>
+          <w:sz w:val="22"/>
         </w:rPr>
         <w:t xml:space="preserve">, </w:t>
       </w:r>
       <w:r>
         <w:rPr>
           <w:rStyle w:val="Strong"/>
-          <w:sz w:val="20"/>
+          <w:sz w:val="22"/>
         </w:rPr>
         <w:t>form behaviors</w:t>
       </w:r>
       <w:r>
         <w:rPr>
-          <w:sz w:val="20"/>
+          <w:sz w:val="22"/>
         </w:rPr>
         <w:t xml:space="preserve">, and </w:t>
       </w:r>
       <w:r>
         <w:rPr>
           <w:rStyle w:val="Strong"/>
-          <w:sz w:val="20"/>
+          <w:sz w:val="22"/>
         </w:rPr>
         <w:t>API-connected views</w:t>
       </w:r>
       <w:r>
         <w:rPr>
-          <w:sz w:val="20"/>
+          <w:sz w:val="22"/>
         </w:rPr>
         <w:t xml:space="preserve">, helping deliver maintainable </w:t>
       </w:r>
       <w:r>
         <w:rPr>
           <w:rStyle w:val="Strong"/>
-          <w:sz w:val="20"/>
+          <w:sz w:val="22"/>
         </w:rPr>
         <w:t>user-facing functionality</w:t>
       </w:r>
       <w:r>
         <w:rPr>
-          <w:sz w:val="20"/>
+          <w:sz w:val="22"/>
         </w:rPr>
         <w:t xml:space="preserve"> while contributing to a </w:t>
       </w:r>
       <w:r>
         <w:rPr>
           <w:rStyle w:val="Strong"/>
-          <w:sz w:val="20"/>
+          <w:sz w:val="22"/>
         </w:rPr>
         <w:t>20%</w:t>
       </w:r>
       <w:r>
         <w:rPr>
-          <w:sz w:val="20"/>
+          <w:sz w:val="22"/>
         </w:rPr>
         <w:t xml:space="preserve"> improvement in turnaround time for smaller </w:t>
       </w:r>
       <w:r>
         <w:rPr>
           <w:rStyle w:val="Strong"/>
-          <w:sz w:val="20"/>
+          <w:sz w:val="22"/>
         </w:rPr>
         <w:t>feature requests</w:t>
       </w:r>
       <w:r>
         <w:rPr>
-          <w:sz w:val="20"/>
+          <w:sz w:val="22"/>
         </w:rPr>
         <w:t>.</w:t>
       </w:r>
@@ -4983,77 +5062,77 @@
         </w:numPr>
         <w:jc w:val="both"/>
         <w:rPr>
-          <w:sz w:val="20"/>
-        </w:rPr>
-      </w:pPr>
-      <w:r>
-        <w:rPr>
-          <w:sz w:val="20"/>
+          <w:sz w:val="22"/>
+        </w:rPr>
+      </w:pPr>
+      <w:r>
+        <w:rPr>
+          <w:sz w:val="22"/>
         </w:rPr>
         <w:t xml:space="preserve">Contributed to </w:t>
       </w:r>
       <w:r>
         <w:rPr>
           <w:rStyle w:val="Strong"/>
-          <w:sz w:val="20"/>
+          <w:sz w:val="22"/>
         </w:rPr>
         <w:t>backend feature work</w:t>
       </w:r>
       <w:r>
         <w:rPr>
-          <w:sz w:val="20"/>
+          <w:sz w:val="22"/>
         </w:rPr>
         <w:t xml:space="preserve"> by updating </w:t>
       </w:r>
       <w:r>
         <w:rPr>
           <w:rStyle w:val="Strong"/>
-          <w:sz w:val="20"/>
+          <w:sz w:val="22"/>
         </w:rPr>
         <w:t>route handlers</w:t>
       </w:r>
       <w:r>
         <w:rPr>
-          <w:sz w:val="20"/>
+          <w:sz w:val="22"/>
         </w:rPr>
         <w:t xml:space="preserve">, </w:t>
       </w:r>
       <w:r>
         <w:rPr>
           <w:rStyle w:val="Strong"/>
-          <w:sz w:val="20"/>
+          <w:sz w:val="22"/>
         </w:rPr>
         <w:t>validation checks</w:t>
       </w:r>
       <w:r>
         <w:rPr>
-          <w:sz w:val="20"/>
+          <w:sz w:val="22"/>
         </w:rPr>
         <w:t xml:space="preserve">, and </w:t>
       </w:r>
       <w:r>
         <w:rPr>
           <w:rStyle w:val="Strong"/>
-          <w:sz w:val="20"/>
+          <w:sz w:val="22"/>
         </w:rPr>
         <w:t>database interactions</w:t>
       </w:r>
       <w:r>
         <w:rPr>
-          <w:sz w:val="20"/>
+          <w:sz w:val="22"/>
         </w:rPr>
         <w:t xml:space="preserve">, improving stability in smaller </w:t>
       </w:r>
       <w:r>
         <w:rPr>
           <w:rStyle w:val="Strong"/>
-          <w:sz w:val="20"/>
+          <w:sz w:val="22"/>
         </w:rPr>
         <w:t>operational workflows</w:t>
       </w:r>
       <w:r>
         <w:rPr>
-          <w:sz w:val="20"/>
+          <w:sz w:val="22"/>
         </w:rPr>
         <w:t xml:space="preserve"> and internal support tools.</w:t>
       </w:r>
@@ -5067,91 +5146,90 @@
         </w:numPr>
         <w:jc w:val="both"/>
         <w:rPr>
-          <w:sz w:val="20"/>
-        </w:rPr>
-      </w:pPr>
-      <w:r>
-        <w:rPr>
-          <w:sz w:val="20"/>
-        </w:rPr>
-        <w:lastRenderedPageBreak/>
+          <w:sz w:val="22"/>
+        </w:rPr>
+      </w:pPr>
+      <w:r>
+        <w:rPr>
+          <w:sz w:val="22"/>
+        </w:rPr>
         <w:t xml:space="preserve">Helped resolve recurring </w:t>
       </w:r>
       <w:r>
         <w:rPr>
           <w:rStyle w:val="Strong"/>
-          <w:sz w:val="20"/>
+          <w:sz w:val="22"/>
         </w:rPr>
         <w:t>null-handling</w:t>
       </w:r>
       <w:r>
         <w:rPr>
-          <w:sz w:val="20"/>
+          <w:sz w:val="22"/>
         </w:rPr>
         <w:t xml:space="preserve"> and </w:t>
       </w:r>
       <w:r>
         <w:rPr>
           <w:rStyle w:val="Strong"/>
-          <w:sz w:val="20"/>
+          <w:sz w:val="22"/>
         </w:rPr>
         <w:t>malformed-request issues</w:t>
       </w:r>
       <w:r>
         <w:rPr>
-          <w:sz w:val="20"/>
+          <w:sz w:val="22"/>
         </w:rPr>
         <w:t xml:space="preserve"> that caused avoidable errors in production by adding safer </w:t>
       </w:r>
       <w:r>
         <w:rPr>
           <w:rStyle w:val="Strong"/>
-          <w:sz w:val="20"/>
+          <w:sz w:val="22"/>
         </w:rPr>
         <w:t>guards</w:t>
       </w:r>
       <w:r>
         <w:rPr>
-          <w:sz w:val="20"/>
+          <w:sz w:val="22"/>
         </w:rPr>
         <w:t xml:space="preserve">, clearer </w:t>
       </w:r>
       <w:r>
         <w:rPr>
           <w:rStyle w:val="Strong"/>
-          <w:sz w:val="20"/>
+          <w:sz w:val="22"/>
         </w:rPr>
         <w:t>validation paths</w:t>
       </w:r>
       <w:r>
         <w:rPr>
-          <w:sz w:val="20"/>
+          <w:sz w:val="22"/>
         </w:rPr>
         <w:t xml:space="preserve">, and better </w:t>
       </w:r>
       <w:r>
         <w:rPr>
           <w:rStyle w:val="Strong"/>
-          <w:sz w:val="20"/>
+          <w:sz w:val="22"/>
         </w:rPr>
         <w:t>developer-facing debugging output</w:t>
       </w:r>
       <w:r>
         <w:rPr>
-          <w:sz w:val="20"/>
+          <w:sz w:val="22"/>
         </w:rPr>
         <w:t xml:space="preserve">, reducing repeat defects by </w:t>
       </w:r>
       <w:r>
         <w:rPr>
           <w:rStyle w:val="Strong"/>
-          <w:sz w:val="20"/>
+          <w:sz w:val="22"/>
         </w:rPr>
         <w:t>23%</w:t>
       </w:r>
       <w:r>
         <w:rPr>
-          <w:sz w:val="20"/>
+          <w:sz w:val="22"/>
         </w:rPr>
         <w:t>.</w:t>
       </w:r>
@@ -5165,64 +5243,64 @@
         </w:numPr>
         <w:jc w:val="both"/>
         <w:rPr>
-          <w:sz w:val="20"/>
-        </w:rPr>
-      </w:pPr>
-      <w:r>
-        <w:rPr>
-          <w:sz w:val="20"/>
+          <w:sz w:val="22"/>
+        </w:rPr>
+      </w:pPr>
+      <w:r>
+        <w:rPr>
+          <w:sz w:val="22"/>
         </w:rPr>
         <w:t xml:space="preserve">Worked on </w:t>
       </w:r>
       <w:r>
         <w:rPr>
           <w:rStyle w:val="Strong"/>
-          <w:sz w:val="20"/>
+          <w:sz w:val="22"/>
         </w:rPr>
         <w:t>bug fixes</w:t>
       </w:r>
       <w:r>
         <w:rPr>
-          <w:sz w:val="20"/>
+          <w:sz w:val="22"/>
         </w:rPr>
         <w:t xml:space="preserve"> tied to inconsistent </w:t>
       </w:r>
       <w:r>
         <w:rPr>
           <w:rStyle w:val="Strong"/>
-          <w:sz w:val="20"/>
+          <w:sz w:val="22"/>
         </w:rPr>
         <w:t>state behavior</w:t>
       </w:r>
       <w:r>
         <w:rPr>
-          <w:sz w:val="20"/>
+          <w:sz w:val="22"/>
         </w:rPr>
         <w:t xml:space="preserve"> in dynamic forms, improving </w:t>
       </w:r>
       <w:r>
         <w:rPr>
           <w:rStyle w:val="Strong"/>
-          <w:sz w:val="20"/>
+          <w:sz w:val="22"/>
         </w:rPr>
         <w:t>data retention</w:t>
       </w:r>
       <w:r>
         <w:rPr>
-          <w:sz w:val="20"/>
+          <w:sz w:val="22"/>
         </w:rPr>
         <w:t xml:space="preserve"> and reducing frustrating re-entry work for users navigating </w:t>
       </w:r>
       <w:r>
         <w:rPr>
           <w:rStyle w:val="Strong"/>
-          <w:sz w:val="20"/>
+          <w:sz w:val="22"/>
         </w:rPr>
         <w:t>multi-step screens</w:t>
       </w:r>
       <w:r>
         <w:rPr>
-          <w:sz w:val="20"/>
+          <w:sz w:val="22"/>
         </w:rPr>
         <w:t>.</w:t>
       </w:r>
@@ -5236,91 +5314,91 @@
         </w:numPr>
         <w:jc w:val="both"/>
         <w:rPr>
-          <w:sz w:val="20"/>
-        </w:rPr>
-      </w:pPr>
-      <w:r>
-        <w:rPr>
-          <w:sz w:val="20"/>
+          <w:sz w:val="22"/>
+        </w:rPr>
+      </w:pPr>
+      <w:r>
+        <w:rPr>
+          <w:sz w:val="22"/>
         </w:rPr>
         <w:t xml:space="preserve">Participated in </w:t>
       </w:r>
       <w:r>
         <w:rPr>
           <w:rStyle w:val="Strong"/>
-          <w:sz w:val="20"/>
+          <w:sz w:val="22"/>
         </w:rPr>
         <w:t>cleanup efforts</w:t>
       </w:r>
       <w:r>
         <w:rPr>
-          <w:sz w:val="20"/>
+          <w:sz w:val="22"/>
         </w:rPr>
         <w:t xml:space="preserve"> that reduced duplicated </w:t>
       </w:r>
       <w:r>
         <w:rPr>
           <w:rStyle w:val="Strong"/>
-          <w:sz w:val="20"/>
+          <w:sz w:val="22"/>
         </w:rPr>
         <w:t>code</w:t>
       </w:r>
       <w:r>
         <w:rPr>
-          <w:sz w:val="20"/>
+          <w:sz w:val="22"/>
         </w:rPr>
         <w:t xml:space="preserve"> and simplified older </w:t>
       </w:r>
       <w:r>
         <w:rPr>
           <w:rStyle w:val="Strong"/>
-          <w:sz w:val="20"/>
+          <w:sz w:val="22"/>
         </w:rPr>
         <w:t>helper utilities</w:t>
       </w:r>
       <w:r>
         <w:rPr>
-          <w:sz w:val="20"/>
+          <w:sz w:val="22"/>
         </w:rPr>
         <w:t xml:space="preserve">, making </w:t>
       </w:r>
       <w:proofErr w:type="gramStart"/>
       <w:r>
         <w:rPr>
-          <w:sz w:val="20"/>
+          <w:sz w:val="22"/>
         </w:rPr>
         <w:t>the codebase</w:t>
       </w:r>
       <w:proofErr w:type="gramEnd"/>
       <w:r>
         <w:rPr>
-          <w:sz w:val="20"/>
+          <w:sz w:val="22"/>
         </w:rPr>
         <w:t xml:space="preserve"> easier for the team to understand and lowering minor </w:t>
       </w:r>
       <w:r>
         <w:rPr>
           <w:rStyle w:val="Strong"/>
-          <w:sz w:val="20"/>
+          <w:sz w:val="22"/>
         </w:rPr>
         <w:t>regression frequency</w:t>
       </w:r>
       <w:r>
         <w:rPr>
-          <w:sz w:val="20"/>
+          <w:sz w:val="22"/>
         </w:rPr>
         <w:t xml:space="preserve"> by </w:t>
       </w:r>
       <w:r>
         <w:rPr>
           <w:rStyle w:val="Strong"/>
-          <w:sz w:val="20"/>
+          <w:sz w:val="22"/>
         </w:rPr>
         <w:t>17%</w:t>
       </w:r>
       <w:r>
         <w:rPr>
-          <w:sz w:val="20"/>
+          <w:sz w:val="22"/>
         </w:rPr>
         <w:t xml:space="preserve"> during maintenance changes.</w:t>
       </w:r>
@@ -5334,77 +5412,77 @@
         </w:numPr>
         <w:jc w:val="both"/>
         <w:rPr>
-          <w:sz w:val="20"/>
-        </w:rPr>
-      </w:pPr>
-      <w:r>
-        <w:rPr>
-          <w:sz w:val="20"/>
+          <w:sz w:val="22"/>
+        </w:rPr>
+      </w:pPr>
+      <w:r>
+        <w:rPr>
+          <w:sz w:val="22"/>
         </w:rPr>
         <w:t xml:space="preserve">Assisted with </w:t>
       </w:r>
       <w:r>
         <w:rPr>
           <w:rStyle w:val="Strong"/>
-          <w:sz w:val="20"/>
+          <w:sz w:val="22"/>
         </w:rPr>
         <w:t>rollout</w:t>
       </w:r>
       <w:r>
         <w:rPr>
-          <w:sz w:val="20"/>
+          <w:sz w:val="22"/>
         </w:rPr>
         <w:t xml:space="preserve"> and </w:t>
       </w:r>
       <w:r>
         <w:rPr>
           <w:rStyle w:val="Strong"/>
-          <w:sz w:val="20"/>
+          <w:sz w:val="22"/>
         </w:rPr>
         <w:t>support tasks</w:t>
       </w:r>
       <w:r>
         <w:rPr>
-          <w:sz w:val="20"/>
+          <w:sz w:val="22"/>
         </w:rPr>
         <w:t xml:space="preserve"> during </w:t>
       </w:r>
       <w:r>
         <w:rPr>
           <w:rStyle w:val="Strong"/>
-          <w:sz w:val="20"/>
+          <w:sz w:val="22"/>
         </w:rPr>
         <w:t>release cycles</w:t>
       </w:r>
       <w:r>
         <w:rPr>
-          <w:sz w:val="20"/>
+          <w:sz w:val="22"/>
         </w:rPr>
         <w:t xml:space="preserve">, reproducing defects, validating fixes, and documenting </w:t>
       </w:r>
       <w:r>
         <w:rPr>
           <w:rStyle w:val="Strong"/>
-          <w:sz w:val="20"/>
+          <w:sz w:val="22"/>
         </w:rPr>
         <w:t>issue patterns</w:t>
       </w:r>
       <w:r>
         <w:rPr>
-          <w:sz w:val="20"/>
+          <w:sz w:val="22"/>
         </w:rPr>
         <w:t xml:space="preserve"> so more senior engineers could address </w:t>
       </w:r>
       <w:r>
         <w:rPr>
           <w:rStyle w:val="Strong"/>
-          <w:sz w:val="20"/>
+          <w:sz w:val="22"/>
         </w:rPr>
         <w:t>root causes</w:t>
       </w:r>
       <w:r>
         <w:rPr>
-          <w:sz w:val="20"/>
+          <w:sz w:val="22"/>
         </w:rPr>
         <w:t xml:space="preserve"> faster.</w:t>
       </w:r>
@@ -5418,77 +5496,77 @@
         </w:numPr>
         <w:jc w:val="both"/>
         <w:rPr>
-          <w:sz w:val="20"/>
-        </w:rPr>
-      </w:pPr>
-      <w:r>
-        <w:rPr>
-          <w:sz w:val="20"/>
+          <w:sz w:val="22"/>
+        </w:rPr>
+      </w:pPr>
+      <w:r>
+        <w:rPr>
+          <w:sz w:val="22"/>
         </w:rPr>
         <w:t xml:space="preserve">Gained practical experience translating </w:t>
       </w:r>
       <w:r>
         <w:rPr>
           <w:rStyle w:val="Strong"/>
-          <w:sz w:val="20"/>
+          <w:sz w:val="22"/>
         </w:rPr>
         <w:t>product</w:t>
       </w:r>
       <w:r>
         <w:rPr>
-          <w:sz w:val="20"/>
+          <w:sz w:val="22"/>
         </w:rPr>
         <w:t xml:space="preserve"> and </w:t>
       </w:r>
       <w:r>
         <w:rPr>
           <w:rStyle w:val="Strong"/>
-          <w:sz w:val="20"/>
+          <w:sz w:val="22"/>
         </w:rPr>
         <w:t>QA feedback</w:t>
       </w:r>
       <w:r>
         <w:rPr>
-          <w:sz w:val="20"/>
+          <w:sz w:val="22"/>
         </w:rPr>
         <w:t xml:space="preserve"> into engineering updates, especially for </w:t>
       </w:r>
       <w:r>
         <w:rPr>
           <w:rStyle w:val="Strong"/>
-          <w:sz w:val="20"/>
+          <w:sz w:val="22"/>
         </w:rPr>
         <w:t>UI defects</w:t>
       </w:r>
       <w:r>
         <w:rPr>
-          <w:sz w:val="20"/>
+          <w:sz w:val="22"/>
         </w:rPr>
         <w:t xml:space="preserve">, </w:t>
       </w:r>
       <w:r>
         <w:rPr>
           <w:rStyle w:val="Strong"/>
-          <w:sz w:val="20"/>
+          <w:sz w:val="22"/>
         </w:rPr>
         <w:t>data inconsistencies</w:t>
       </w:r>
       <w:r>
         <w:rPr>
-          <w:sz w:val="20"/>
+          <w:sz w:val="22"/>
         </w:rPr>
         <w:t xml:space="preserve">, and small </w:t>
       </w:r>
       <w:r>
         <w:rPr>
           <w:rStyle w:val="Strong"/>
-          <w:sz w:val="20"/>
+          <w:sz w:val="22"/>
         </w:rPr>
         <w:t>workflow gaps</w:t>
       </w:r>
       <w:r>
         <w:rPr>
-          <w:sz w:val="20"/>
+          <w:sz w:val="22"/>
         </w:rPr>
         <w:t xml:space="preserve"> that affected everyday usability.</w:t>
       </w:r>
@@ -5502,77 +5580,77 @@
         </w:numPr>
         <w:jc w:val="both"/>
         <w:rPr>
-          <w:sz w:val="20"/>
-        </w:rPr>
-      </w:pPr>
-      <w:r>
-        <w:rPr>
-          <w:sz w:val="20"/>
+          <w:sz w:val="22"/>
+        </w:rPr>
+      </w:pPr>
+      <w:r>
+        <w:rPr>
+          <w:sz w:val="22"/>
         </w:rPr>
         <w:t xml:space="preserve">Built foundational experience in debugging across </w:t>
       </w:r>
       <w:r>
         <w:rPr>
           <w:rStyle w:val="Strong"/>
-          <w:sz w:val="20"/>
+          <w:sz w:val="22"/>
         </w:rPr>
         <w:t>browser</w:t>
       </w:r>
       <w:r>
         <w:rPr>
-          <w:sz w:val="20"/>
+          <w:sz w:val="22"/>
         </w:rPr>
         <w:t xml:space="preserve">, </w:t>
       </w:r>
       <w:r>
         <w:rPr>
           <w:rStyle w:val="Strong"/>
-          <w:sz w:val="20"/>
+          <w:sz w:val="22"/>
         </w:rPr>
         <w:t>API</w:t>
       </w:r>
       <w:r>
         <w:rPr>
-          <w:sz w:val="20"/>
+          <w:sz w:val="22"/>
         </w:rPr>
         <w:t xml:space="preserve">, and </w:t>
       </w:r>
       <w:r>
         <w:rPr>
           <w:rStyle w:val="Strong"/>
-          <w:sz w:val="20"/>
+          <w:sz w:val="22"/>
         </w:rPr>
         <w:t>database layers</w:t>
       </w:r>
       <w:r>
         <w:rPr>
-          <w:sz w:val="20"/>
+          <w:sz w:val="22"/>
         </w:rPr>
         <w:t xml:space="preserve">, which created the technical discipline later used in larger </w:t>
       </w:r>
       <w:r>
         <w:rPr>
           <w:rStyle w:val="Strong"/>
-          <w:sz w:val="20"/>
+          <w:sz w:val="22"/>
         </w:rPr>
         <w:t>full-stack</w:t>
       </w:r>
       <w:r>
         <w:rPr>
-          <w:sz w:val="20"/>
+          <w:sz w:val="22"/>
         </w:rPr>
         <w:t xml:space="preserve"> and </w:t>
       </w:r>
       <w:r>
         <w:rPr>
           <w:rStyle w:val="Strong"/>
-          <w:sz w:val="20"/>
+          <w:sz w:val="22"/>
         </w:rPr>
         <w:t>cloud-based engineering</w:t>
       </w:r>
       <w:r>
         <w:rPr>
-          <w:sz w:val="20"/>
+          <w:sz w:val="22"/>
         </w:rPr>
         <w:t xml:space="preserve"> work.</w:t>
       </w:r>
@@ -5583,13 +5661,16 @@
           <w:bottom w:val="single" w:sz="6" w:space="0" w:color="B91C1C"/>
         </w:pBdr>
         <w:spacing w:before="120" w:after="80"/>
+        <w:rPr>
+          <w:sz w:val="24"/>
+        </w:rPr>
       </w:pPr>
       <w:r>
         <w:rPr>
           <w:b/>
           <w:bCs/>
           <w:color w:val="111111"/>
-          <w:sz w:val="21"/>
+          <w:sz w:val="24"/>
           <w:szCs w:val="21"/>
         </w:rPr>
         <w:t>EDUCATION</w:t>
@@ -5613,8 +5694,8 @@
         <w:tblLook w:val="04A0" w:firstRow="1" w:lastRow="0" w:firstColumn="1" w:lastColumn="0" w:noHBand="0" w:noVBand="1"/>
       </w:tblPr>
       <w:tblGrid>
-        <w:gridCol w:w="7140"/>
-        <w:gridCol w:w="3060"/>
+        <w:gridCol w:w="7340"/>
+        <w:gridCol w:w="3146"/>
       </w:tblGrid>
       <w:tr>
         <w:tc>
@@ -5628,13 +5709,18 @@
             </w:tcBorders>
           </w:tcPr>
           <w:p>
+            <w:pPr>
+              <w:rPr>
+                <w:sz w:val="24"/>
+              </w:rPr>
+            </w:pPr>
             <w:r>
               <w:rPr>
                 <w:rFonts w:ascii="Arial" w:eastAsia="Arial" w:hAnsi="Arial" w:cs="Arial"/>
                 <w:b/>
                 <w:bCs/>
                 <w:color w:val="111111"/>
-                <w:sz w:val="19"/>
+                <w:sz w:val="22"/>
                 <w:szCs w:val="19"/>
               </w:rPr>
               <w:t>Bachelor’s degree in Computer Science</w:t>
@@ -5654,12 +5740,14 @@
           <w:p>
             <w:pPr>
               <w:jc w:val="right"/>
+              <w:rPr>
+                <w:sz w:val="24"/>
+              </w:rPr>
             </w:pPr>
             <w:r>
               <w:rPr>
                 <w:rFonts w:ascii="Arial" w:eastAsia="Arial" w:hAnsi="Arial" w:cs="Arial"/>
                 <w:color w:val="111111"/>
-                <w:sz w:val="17"/>
                 <w:szCs w:val="17"/>
               </w:rPr>
               <w:t>2010 to 2014</w:t>
@@ -5669,13 +5757,18 @@
       </w:tr>
     </w:tbl>
     <w:p>
+      <w:pPr>
+        <w:rPr>
+          <w:sz w:val="24"/>
+        </w:rPr>
+      </w:pPr>
       <w:r>
         <w:rPr>
           <w:rFonts w:ascii="Arial" w:eastAsia="Arial" w:hAnsi="Arial" w:cs="Arial"/>
           <w:b/>
           <w:bCs/>
           <w:color w:val="111111"/>
-          <w:sz w:val="18"/>
+          <w:sz w:val="22"/>
           <w:szCs w:val="18"/>
         </w:rPr>
         <w:t>Stanford University Department of Computer Science</w:t>
@@ -5689,35 +5782,53 @@
           <w:numId w:val="32"/>
         </w:numPr>
         <w:jc w:val="both"/>
-      </w:pPr>
-      <w:r>
+        <w:rPr>
+          <w:sz w:val="22"/>
+        </w:rPr>
+      </w:pPr>
+      <w:r>
+        <w:rPr>
+          <w:sz w:val="22"/>
+        </w:rPr>
         <w:t xml:space="preserve">Built strong foundations in </w:t>
       </w:r>
       <w:r>
         <w:rPr>
           <w:rStyle w:val="Strong"/>
+          <w:sz w:val="22"/>
         </w:rPr>
         <w:t>algorithms</w:t>
       </w:r>
       <w:r>
+        <w:rPr>
+          <w:sz w:val="22"/>
+        </w:rPr>
         <w:t xml:space="preserve">, </w:t>
       </w:r>
       <w:r>
         <w:rPr>
           <w:rStyle w:val="Strong"/>
+          <w:sz w:val="22"/>
         </w:rPr>
         <w:t>databases</w:t>
       </w:r>
       <w:r>
+        <w:rPr>
+          <w:sz w:val="22"/>
+        </w:rPr>
         <w:t xml:space="preserve">, and </w:t>
       </w:r>
       <w:r>
         <w:rPr>
           <w:rStyle w:val="Strong"/>
+          <w:sz w:val="22"/>
         </w:rPr>
         <w:t>software engineering</w:t>
       </w:r>
       <w:r>
+        <w:rPr>
+          <w:sz w:val="22"/>
+        </w:rPr>
         <w:t>, applying coursework through practical team projects and production-style system design.</w:t>
       </w:r>
     </w:p>
@@ -5727,13 +5838,16 @@
           <w:bottom w:val="single" w:sz="6" w:space="0" w:color="B91C1C"/>
         </w:pBdr>
         <w:spacing w:before="120" w:after="80"/>
+        <w:rPr>
+          <w:sz w:val="24"/>
+        </w:rPr>
       </w:pPr>
       <w:r>
         <w:rPr>
           <w:b/>
           <w:bCs/>
           <w:color w:val="111111"/>
-          <w:sz w:val="21"/>
+          <w:sz w:val="24"/>
           <w:szCs w:val="21"/>
         </w:rPr>
         <w:t>CER</w:t>
@@ -5743,7 +5857,7 @@
           <w:b/>
           <w:bCs/>
           <w:color w:val="111111"/>
-          <w:sz w:val="21"/>
+          <w:sz w:val="24"/>
           <w:szCs w:val="21"/>
         </w:rPr>
         <w:t>TIFICATIONS</w:t>
@@ -5756,63 +5870,80 @@
           <w:ilvl w:val="0"/>
           <w:numId w:val="33"/>
         </w:numPr>
-        <w:rPr>
-          <w:sz w:val="20"/>
-        </w:rPr>
-      </w:pPr>
-      <w:r>
-        <w:rPr>
-          <w:rStyle w:val="Strong"/>
-          <w:sz w:val="20"/>
+        <w:spacing w:before="0" w:beforeAutospacing="0" w:after="0" w:afterAutospacing="0"/>
+        <w:jc w:val="both"/>
+        <w:rPr>
+          <w:rStyle w:val="Strong"/>
+          <w:b w:val="0"/>
+          <w:bCs w:val="0"/>
+          <w:sz w:val="22"/>
+        </w:rPr>
+      </w:pPr>
+      <w:r>
+        <w:rPr>
+          <w:rStyle w:val="Strong"/>
+          <w:sz w:val="22"/>
         </w:rPr>
         <w:t>AWS Certified Developer – Associate</w:t>
       </w:r>
       <w:r>
         <w:rPr>
-          <w:sz w:val="20"/>
+          <w:sz w:val="22"/>
         </w:rPr>
         <w:t xml:space="preserve"> — </w:t>
       </w:r>
       <w:r>
         <w:rPr>
           <w:rStyle w:val="Strong"/>
-          <w:sz w:val="20"/>
+          <w:sz w:val="22"/>
         </w:rPr>
         <w:t>2024</w:t>
       </w:r>
-      <w:r>
-        <w:rPr>
-          <w:sz w:val="20"/>
-        </w:rPr>
-        <w:br/>
+    </w:p>
+    <w:p>
+      <w:pPr>
+        <w:pStyle w:val="NormalWeb"/>
+        <w:spacing w:before="0" w:beforeAutospacing="0" w:after="0" w:afterAutospacing="0"/>
+        <w:ind w:left="360"/>
+        <w:jc w:val="both"/>
+        <w:rPr>
+          <w:sz w:val="22"/>
+        </w:rPr>
+      </w:pPr>
+      <w:proofErr w:type="gramStart"/>
+      <w:r>
+        <w:rPr>
+          <w:sz w:val="22"/>
+        </w:rPr>
         <w:t xml:space="preserve">Demonstrated practical capability in building, deploying, and maintaining </w:t>
       </w:r>
       <w:r>
         <w:rPr>
           <w:rStyle w:val="Strong"/>
-          <w:sz w:val="20"/>
+          <w:sz w:val="22"/>
         </w:rPr>
         <w:t>cloud-native applications</w:t>
       </w:r>
       <w:r>
         <w:rPr>
-          <w:sz w:val="20"/>
+          <w:sz w:val="22"/>
         </w:rPr>
         <w:t xml:space="preserve"> with strong focus on </w:t>
       </w:r>
       <w:r>
         <w:rPr>
           <w:rStyle w:val="Strong"/>
-          <w:sz w:val="20"/>
+          <w:sz w:val="22"/>
         </w:rPr>
         <w:t>AWS services</w:t>
       </w:r>
       <w:r>
         <w:rPr>
-          <w:sz w:val="20"/>
+          <w:sz w:val="22"/>
         </w:rPr>
         <w:t>, secure integrations, monitoring, and reliable production delivery.</w:t>
       </w:r>
+      <w:proofErr w:type="gramEnd"/>
     </w:p>
     <w:p>
       <w:pPr>
@@ -5821,60 +5952,75 @@
           <w:ilvl w:val="0"/>
           <w:numId w:val="33"/>
         </w:numPr>
-        <w:rPr>
-          <w:sz w:val="20"/>
-        </w:rPr>
-      </w:pPr>
-      <w:r>
-        <w:rPr>
-          <w:rStyle w:val="Strong"/>
-          <w:sz w:val="20"/>
+        <w:spacing w:before="0" w:beforeAutospacing="0" w:after="0" w:afterAutospacing="0"/>
+        <w:jc w:val="both"/>
+        <w:rPr>
+          <w:rStyle w:val="Strong"/>
+          <w:b w:val="0"/>
+          <w:bCs w:val="0"/>
+          <w:sz w:val="22"/>
+        </w:rPr>
+      </w:pPr>
+      <w:r>
+        <w:rPr>
+          <w:rStyle w:val="Strong"/>
+          <w:sz w:val="22"/>
         </w:rPr>
         <w:t>Meta Front-End Developer Professional Certificate</w:t>
       </w:r>
       <w:r>
         <w:rPr>
-          <w:sz w:val="20"/>
+          <w:sz w:val="22"/>
         </w:rPr>
         <w:t xml:space="preserve"> — </w:t>
       </w:r>
       <w:r>
         <w:rPr>
           <w:rStyle w:val="Strong"/>
-          <w:sz w:val="20"/>
+          <w:sz w:val="22"/>
         </w:rPr>
         <w:t>2023</w:t>
       </w:r>
-      <w:r>
-        <w:rPr>
-          <w:sz w:val="20"/>
-        </w:rPr>
-        <w:br/>
+    </w:p>
+    <w:p>
+      <w:pPr>
+        <w:pStyle w:val="NormalWeb"/>
+        <w:spacing w:before="0" w:beforeAutospacing="0" w:after="0" w:afterAutospacing="0"/>
+        <w:ind w:left="360"/>
+        <w:jc w:val="both"/>
+        <w:rPr>
+          <w:sz w:val="22"/>
+        </w:rPr>
+      </w:pPr>
+      <w:r>
+        <w:rPr>
+          <w:sz w:val="22"/>
+        </w:rPr>
         <w:t xml:space="preserve">Validated hands-on understanding of modern </w:t>
       </w:r>
       <w:r>
         <w:rPr>
           <w:rStyle w:val="Strong"/>
-          <w:sz w:val="20"/>
+          <w:sz w:val="22"/>
         </w:rPr>
         <w:t>React</w:t>
       </w:r>
       <w:r>
         <w:rPr>
-          <w:sz w:val="20"/>
+          <w:sz w:val="22"/>
         </w:rPr>
         <w:t xml:space="preserve"> development, reusable </w:t>
       </w:r>
       <w:r>
         <w:rPr>
           <w:rStyle w:val="Strong"/>
-          <w:sz w:val="20"/>
+          <w:sz w:val="22"/>
         </w:rPr>
         <w:t>component architecture</w:t>
       </w:r>
       <w:r>
         <w:rPr>
-          <w:sz w:val="20"/>
+          <w:sz w:val="22"/>
         </w:rPr>
         <w:t>, responsive interface design, state-driven UI behavior, and maintainable frontend implementation practices.</w:t>
       </w:r>
@@ -5886,68 +6032,92 @@
           <w:ilvl w:val="0"/>
           <w:numId w:val="33"/>
         </w:numPr>
-        <w:rPr>
-          <w:sz w:val="20"/>
-        </w:rPr>
-      </w:pPr>
-      <w:r>
-        <w:rPr>
-          <w:rStyle w:val="Strong"/>
-          <w:sz w:val="20"/>
-        </w:rPr>
+        <w:spacing w:before="0" w:beforeAutospacing="0" w:after="0" w:afterAutospacing="0"/>
+        <w:jc w:val="both"/>
+        <w:rPr>
+          <w:rStyle w:val="Strong"/>
+          <w:b w:val="0"/>
+          <w:bCs w:val="0"/>
+          <w:sz w:val="22"/>
+        </w:rPr>
+      </w:pPr>
+      <w:r>
+        <w:rPr>
+          <w:rStyle w:val="Strong"/>
+          <w:sz w:val="22"/>
+        </w:rPr>
+        <w:lastRenderedPageBreak/>
         <w:t>Node.js Application Development</w:t>
       </w:r>
       <w:r>
         <w:rPr>
-          <w:sz w:val="20"/>
+          <w:sz w:val="22"/>
         </w:rPr>
         <w:t xml:space="preserve"> — </w:t>
       </w:r>
       <w:r>
         <w:rPr>
           <w:rStyle w:val="Strong"/>
-          <w:sz w:val="20"/>
+          <w:sz w:val="22"/>
         </w:rPr>
         <w:t>2022</w:t>
       </w:r>
-      <w:r>
-        <w:rPr>
-          <w:sz w:val="20"/>
-        </w:rPr>
-        <w:br/>
+    </w:p>
+    <w:p>
+      <w:pPr>
+        <w:pStyle w:val="NormalWeb"/>
+        <w:spacing w:before="0" w:beforeAutospacing="0" w:after="0" w:afterAutospacing="0"/>
+        <w:ind w:left="360"/>
+        <w:jc w:val="both"/>
+        <w:rPr>
+          <w:sz w:val="22"/>
+        </w:rPr>
+      </w:pPr>
+      <w:proofErr w:type="gramStart"/>
+      <w:r>
+        <w:rPr>
+          <w:sz w:val="22"/>
+        </w:rPr>
         <w:t xml:space="preserve">Demonstrated working knowledge of building scalable </w:t>
       </w:r>
       <w:r>
         <w:rPr>
           <w:rStyle w:val="Strong"/>
-          <w:sz w:val="20"/>
+          <w:sz w:val="22"/>
         </w:rPr>
         <w:t>Node.js</w:t>
       </w:r>
       <w:r>
         <w:rPr>
-          <w:sz w:val="20"/>
+          <w:sz w:val="22"/>
         </w:rPr>
         <w:t xml:space="preserve"> services, structuring </w:t>
       </w:r>
       <w:r>
         <w:rPr>
           <w:rStyle w:val="Strong"/>
-          <w:sz w:val="20"/>
+          <w:sz w:val="22"/>
         </w:rPr>
         <w:t>REST APIs</w:t>
       </w:r>
       <w:r>
         <w:rPr>
-          <w:sz w:val="20"/>
+          <w:sz w:val="22"/>
         </w:rPr>
         <w:t>, handling asynchronous workflows, improving backend reliability, and supporting production-ready web application delivery.</w:t>
       </w:r>
+      <w:proofErr w:type="gramEnd"/>
     </w:p>
-    <w:p/>
+    <w:p>
+      <w:pPr>
+        <w:rPr>
+          <w:sz w:val="22"/>
+        </w:rPr>
+      </w:pPr>
+    </w:p>
     <w:sectPr>
       <w:pgSz w:w="11906" w:h="16838"/>
-      <w:pgMar w:top="863" w:right="863" w:bottom="863" w:left="863" w:header="708" w:footer="708" w:gutter="0"/>
+      <w:pgMar w:top="720" w:right="720" w:bottom="720" w:left="720" w:header="708" w:footer="708" w:gutter="0"/>
       <w:cols w:space="720"/>
       <w:docGrid w:linePitch="360"/>
     </w:sectPr>
@@ -6448,8 +6618,8 @@
   <w:abstractNum w:abstractNumId="4">
     <w:nsid w:val="14081C44"/>
     <w:multiLevelType w:val="hybridMultilevel"/>
-    <w:tmpl w:val="D71AABCC"/>
-    <w:lvl w:ilvl="0" w:tplc="3B1E6FC8">
+    <w:tmpl w:val="F39EBFD8"/>
+    <w:lvl w:ilvl="0" w:tplc="D320F798">
       <w:start w:val="1"/>
       <w:numFmt w:val="bullet"/>
       <w:lvlText w:val="-"/>
@@ -6458,8 +6628,8 @@
         <w:ind w:left="360" w:hanging="360"/>
       </w:pPr>
       <w:rPr>
-        <w:rFonts w:ascii="Tw Cen MT" w:hAnsi="Tw Cen MT" w:hint="default"/>
-        <w:sz w:val="20"/>
+        <w:rFonts w:ascii="Yu Gothic" w:eastAsia="Yu Gothic" w:hAnsi="Yu Gothic" w:hint="eastAsia"/>
+        <w:sz w:val="22"/>
       </w:rPr>
     </w:lvl>
     <w:lvl w:ilvl="1" w:tplc="04090003" w:tentative="1">
@@ -6711,8 +6881,8 @@
   <w:abstractNum w:abstractNumId="6">
     <w:nsid w:val="18EC5727"/>
     <w:multiLevelType w:val="hybridMultilevel"/>
-    <w:tmpl w:val="776E1A52"/>
-    <w:lvl w:ilvl="0" w:tplc="7054EACA">
+    <w:tmpl w:val="88AA520C"/>
+    <w:lvl w:ilvl="0" w:tplc="D320F798">
       <w:start w:val="1"/>
       <w:numFmt w:val="bullet"/>
       <w:lvlText w:val="-"/>
@@ -6721,7 +6891,7 @@
         <w:ind w:left="360" w:hanging="360"/>
       </w:pPr>
       <w:rPr>
-        <w:rFonts w:ascii="Tw Cen MT" w:hAnsi="Tw Cen MT" w:hint="default"/>
+        <w:rFonts w:ascii="Yu Gothic" w:eastAsia="Yu Gothic" w:hAnsi="Yu Gothic" w:hint="eastAsia"/>
       </w:rPr>
     </w:lvl>
     <w:lvl w:ilvl="1" w:tplc="04090003" w:tentative="1">
@@ -7211,8 +7381,8 @@
   <w:abstractNum w:abstractNumId="10">
     <w:nsid w:val="26A13037"/>
     <w:multiLevelType w:val="hybridMultilevel"/>
-    <w:tmpl w:val="B3462C56"/>
-    <w:lvl w:ilvl="0" w:tplc="3ECEBFDC">
+    <w:tmpl w:val="A434F300"/>
+    <w:lvl w:ilvl="0" w:tplc="C9C07C82">
       <w:start w:val="1"/>
       <w:numFmt w:val="bullet"/>
       <w:lvlText w:val="-"/>
@@ -7221,8 +7391,8 @@
         <w:ind w:left="360" w:hanging="360"/>
       </w:pPr>
       <w:rPr>
-        <w:rFonts w:ascii="Tw Cen MT" w:hAnsi="Tw Cen MT" w:hint="default"/>
-        <w:sz w:val="20"/>
+        <w:rFonts w:ascii="Yu Gothic" w:eastAsia="Yu Gothic" w:hAnsi="Yu Gothic" w:hint="eastAsia"/>
+        <w:sz w:val="22"/>
       </w:rPr>
     </w:lvl>
     <w:lvl w:ilvl="1" w:tplc="04090003" w:tentative="1">
@@ -7438,8 +7608,8 @@
   <w:abstractNum w:abstractNumId="12">
     <w:nsid w:val="27F179F9"/>
     <w:multiLevelType w:val="hybridMultilevel"/>
-    <w:tmpl w:val="0F324A18"/>
-    <w:lvl w:ilvl="0" w:tplc="3B1E6FC8">
+    <w:tmpl w:val="2DF8F8F4"/>
+    <w:lvl w:ilvl="0" w:tplc="675E0914">
       <w:start w:val="1"/>
       <w:numFmt w:val="bullet"/>
       <w:lvlText w:val="-"/>
@@ -7448,8 +7618,8 @@
         <w:ind w:left="360" w:hanging="360"/>
       </w:pPr>
       <w:rPr>
-        <w:rFonts w:ascii="Tw Cen MT" w:hAnsi="Tw Cen MT" w:hint="default"/>
-        <w:sz w:val="20"/>
+        <w:rFonts w:ascii="Yu Gothic" w:eastAsia="Yu Gothic" w:hAnsi="Yu Gothic" w:hint="eastAsia"/>
+        <w:sz w:val="22"/>
       </w:rPr>
     </w:lvl>
     <w:lvl w:ilvl="1" w:tplc="04090003" w:tentative="1">
@@ -8727,8 +8897,8 @@
   <w:abstractNum w:abstractNumId="23">
     <w:nsid w:val="65425CCF"/>
     <w:multiLevelType w:val="hybridMultilevel"/>
-    <w:tmpl w:val="61E4CFE8"/>
-    <w:lvl w:ilvl="0" w:tplc="3B1E6FC8">
+    <w:tmpl w:val="B7DE6B18"/>
+    <w:lvl w:ilvl="0" w:tplc="D320F798">
       <w:start w:val="1"/>
       <w:numFmt w:val="bullet"/>
       <w:lvlText w:val="-"/>
@@ -8737,8 +8907,8 @@
         <w:ind w:left="360" w:hanging="360"/>
       </w:pPr>
       <w:rPr>
-        <w:rFonts w:ascii="Tw Cen MT" w:hAnsi="Tw Cen MT" w:hint="default"/>
-        <w:sz w:val="20"/>
+        <w:rFonts w:ascii="Yu Gothic" w:eastAsia="Yu Gothic" w:hAnsi="Yu Gothic" w:hint="eastAsia"/>
+        <w:sz w:val="22"/>
       </w:rPr>
     </w:lvl>
     <w:lvl w:ilvl="1" w:tplc="04090003" w:tentative="1">
@@ -8954,8 +9124,8 @@
   <w:abstractNum w:abstractNumId="25">
     <w:nsid w:val="688A4B9B"/>
     <w:multiLevelType w:val="hybridMultilevel"/>
-    <w:tmpl w:val="3056CB88"/>
-    <w:lvl w:ilvl="0" w:tplc="C4C09960">
+    <w:tmpl w:val="468AAD0E"/>
+    <w:lvl w:ilvl="0" w:tplc="A8787F3C">
       <w:start w:val="1"/>
       <w:numFmt w:val="bullet"/>
       <w:lvlText w:val="-"/>
@@ -8964,8 +9134,8 @@
         <w:ind w:left="360" w:hanging="360"/>
       </w:pPr>
       <w:rPr>
-        <w:rFonts w:ascii="Tw Cen MT" w:hAnsi="Tw Cen MT" w:hint="default"/>
-        <w:sz w:val="20"/>
+        <w:rFonts w:ascii="Yu Gothic" w:eastAsia="Yu Gothic" w:hAnsi="Yu Gothic" w:hint="eastAsia"/>
+        <w:sz w:val="22"/>
       </w:rPr>
     </w:lvl>
     <w:lvl w:ilvl="1" w:tplc="04090003" w:tentative="1">
@@ -9496,8 +9666,8 @@
   <w:abstractNum w:abstractNumId="30">
     <w:nsid w:val="79547048"/>
     <w:multiLevelType w:val="hybridMultilevel"/>
-    <w:tmpl w:val="A36AB02E"/>
-    <w:lvl w:ilvl="0" w:tplc="7054EACA">
+    <w:tmpl w:val="ECDC51F6"/>
+    <w:lvl w:ilvl="0" w:tplc="D320F798">
       <w:start w:val="1"/>
       <w:numFmt w:val="bullet"/>
       <w:lvlText w:val="-"/>
@@ -9506,7 +9676,7 @@
         <w:ind w:left="360" w:hanging="360"/>
       </w:pPr>
       <w:rPr>
-        <w:rFonts w:ascii="Tw Cen MT" w:hAnsi="Tw Cen MT" w:hint="default"/>
+        <w:rFonts w:ascii="Yu Gothic" w:eastAsia="Yu Gothic" w:hAnsi="Yu Gothic" w:hint="eastAsia"/>
       </w:rPr>
     </w:lvl>
     <w:lvl w:ilvl="1" w:tplc="04090003" w:tentative="1">
@@ -10925,7 +11095,7 @@
 </file>
 
 <file path=customXml/itemProps1.xml><?xml version="1.0" encoding="utf-8"?>
-<ds:datastoreItem xmlns:ds="http://schemas.openxmlformats.org/officeDocument/2006/customXml" ds:itemID="{C4D51778-2C64-483A-9A45-09E2D016FDE4}">
+<ds:datastoreItem xmlns:ds="http://schemas.openxmlformats.org/officeDocument/2006/customXml" ds:itemID="{9F45F7A4-7253-4AAF-AD85-205E1B852CAA}">
   <ds:schemaRefs>
     <ds:schemaRef ds:uri="http://schemas.openxmlformats.org/officeDocument/2006/bibliography"/>
   </ds:schemaRefs>

--- a/William/Node React/William_Jackson.docx
+++ b/William/Node React/William_Jackson.docx
@@ -37,8 +37,6 @@
         </w:rPr>
         <w:t>Jackson</w:t>
       </w:r>
-      <w:bookmarkStart w:id="0" w:name="_GoBack"/>
-      <w:bookmarkEnd w:id="0"/>
     </w:p>
     <w:p>
       <w:pPr>
@@ -162,7 +160,7 @@
                 <w:sz w:val="17"/>
                 <w:szCs w:val="17"/>
               </w:rPr>
-              <w:t>+1 (725) 258-7943</w:t>
+              <w:t>+1 (786) 949-7561</w:t>
             </w:r>
             <w:r>
               <w:rPr>
@@ -171,7 +169,7 @@
                 <w:sz w:val="17"/>
                 <w:szCs w:val="17"/>
               </w:rPr>
-              <w:t xml:space="preserve"> | </w:t>
+              <w:t xml:space="preserve">| </w:t>
             </w:r>
             <w:r>
               <w:rPr>
@@ -209,6 +207,8 @@
               </w:rPr>
               <w:t>75b9343b6</w:t>
             </w:r>
+            <w:bookmarkStart w:id="0" w:name="_GoBack"/>
+            <w:bookmarkEnd w:id="0"/>
           </w:p>
         </w:tc>
       </w:tr>
@@ -11095,7 +11095,7 @@
 </file>
 
 <file path=customXml/itemProps1.xml><?xml version="1.0" encoding="utf-8"?>
-<ds:datastoreItem xmlns:ds="http://schemas.openxmlformats.org/officeDocument/2006/customXml" ds:itemID="{9F45F7A4-7253-4AAF-AD85-205E1B852CAA}">
+<ds:datastoreItem xmlns:ds="http://schemas.openxmlformats.org/officeDocument/2006/customXml" ds:itemID="{2D850354-F2E7-48D4-95F4-405C5A515FF6}">
   <ds:schemaRefs>
     <ds:schemaRef ds:uri="http://schemas.openxmlformats.org/officeDocument/2006/bibliography"/>
   </ds:schemaRefs>

--- a/William/Node React/William_Jackson.docx
+++ b/William/Node React/William_Jackson.docx
@@ -151,61 +151,7 @@
                 <w:sz w:val="17"/>
                 <w:szCs w:val="17"/>
               </w:rPr>
-              <w:t xml:space="preserve">Wellington, Nevada, United States | </w:t>
-            </w:r>
-            <w:r>
-              <w:rPr>
-                <w:rFonts w:ascii="Arial" w:eastAsia="Arial" w:hAnsi="Arial" w:cs="Arial"/>
-                <w:color w:val="FFFFFF"/>
-                <w:sz w:val="17"/>
-                <w:szCs w:val="17"/>
-              </w:rPr>
-              <w:t>+1 (786) 949-7561</w:t>
-            </w:r>
-            <w:r>
-              <w:rPr>
-                <w:rFonts w:ascii="Arial" w:eastAsia="Arial" w:hAnsi="Arial" w:cs="Arial"/>
-                <w:color w:val="FFFFFF"/>
-                <w:sz w:val="17"/>
-                <w:szCs w:val="17"/>
-              </w:rPr>
-              <w:t xml:space="preserve">| </w:t>
-            </w:r>
-            <w:r>
-              <w:rPr>
-                <w:rFonts w:ascii="Arial" w:eastAsia="Arial" w:hAnsi="Arial" w:cs="Arial"/>
-                <w:color w:val="FFFFFF"/>
-                <w:sz w:val="17"/>
-                <w:szCs w:val="17"/>
-              </w:rPr>
-              <w:t>williamjackson.pro@outlook.com</w:t>
-            </w:r>
-            <w:r>
-              <w:rPr>
-                <w:rFonts w:ascii="Arial" w:eastAsia="Arial" w:hAnsi="Arial" w:cs="Arial"/>
-                <w:color w:val="FFFFFF"/>
-                <w:sz w:val="17"/>
-                <w:szCs w:val="17"/>
-              </w:rPr>
-              <w:t xml:space="preserve"> | </w:t>
-            </w:r>
-            <w:r>
-              <w:rPr>
-                <w:rFonts w:ascii="Arial" w:eastAsia="Arial" w:hAnsi="Arial" w:cs="Arial"/>
-                <w:color w:val="FFFFFF"/>
-                <w:sz w:val="17"/>
-                <w:szCs w:val="17"/>
-              </w:rPr>
-              <w:t>linkedin.com/in/william-jackson-</w:t>
-            </w:r>
-            <w:r>
-              <w:rPr>
-                <w:rFonts w:ascii="Arial" w:eastAsia="Arial" w:hAnsi="Arial" w:cs="Arial"/>
-                <w:color w:val="FFFFFF"/>
-                <w:sz w:val="17"/>
-                <w:szCs w:val="17"/>
-              </w:rPr>
-              <w:t>75b9343b6</w:t>
+              <w:t>Wellington, Nevada, United States | +1 (786) 949-7561| williamjdev@outlook.com | linkedin.com/in/william-jackson-40036a3ba</w:t>
             </w:r>
             <w:bookmarkStart w:id="0" w:name="_GoBack"/>
             <w:bookmarkEnd w:id="0"/>
@@ -11095,7 +11041,7 @@
 </file>
 
 <file path=customXml/itemProps1.xml><?xml version="1.0" encoding="utf-8"?>
-<ds:datastoreItem xmlns:ds="http://schemas.openxmlformats.org/officeDocument/2006/customXml" ds:itemID="{2D850354-F2E7-48D4-95F4-405C5A515FF6}">
+<ds:datastoreItem xmlns:ds="http://schemas.openxmlformats.org/officeDocument/2006/customXml" ds:itemID="{476D6667-8612-409D-BCF0-9008887BE5B5}">
   <ds:schemaRefs>
     <ds:schemaRef ds:uri="http://schemas.openxmlformats.org/officeDocument/2006/bibliography"/>
   </ds:schemaRefs>

--- a/William/Node React/William_Jackson.docx
+++ b/William/Node React/William_Jackson.docx
@@ -153,8 +153,6 @@
               </w:rPr>
               <w:t>Wellington, Nevada, United States | +1 (786) 949-7561| williamjdev@outlook.com | linkedin.com/in/william-jackson-40036a3ba</w:t>
             </w:r>
-            <w:bookmarkStart w:id="0" w:name="_GoBack"/>
-            <w:bookmarkEnd w:id="0"/>
           </w:p>
         </w:tc>
       </w:tr>
@@ -202,27 +200,86 @@
         </w:rPr>
         <w:t xml:space="preserve"> with 10+ years of experience building </w:t>
       </w:r>
+      <w:r>
+        <w:rPr>
+          <w:rStyle w:val="Strong"/>
+          <w:sz w:val="22"/>
+        </w:rPr>
+        <w:t>SaaS</w:t>
+      </w:r>
+      <w:r>
+        <w:rPr>
+          <w:sz w:val="22"/>
+        </w:rPr>
+        <w:t xml:space="preserve">, operational business platforms, and customer-facing web products with a strong focus on </w:t>
+      </w:r>
+      <w:r>
+        <w:rPr>
+          <w:rStyle w:val="Strong"/>
+          <w:sz w:val="22"/>
+        </w:rPr>
+        <w:t>React</w:t>
+      </w:r>
+      <w:r>
+        <w:rPr>
+          <w:sz w:val="22"/>
+        </w:rPr>
+        <w:t xml:space="preserve">, </w:t>
+      </w:r>
+      <w:r>
+        <w:rPr>
+          <w:rStyle w:val="Strong"/>
+          <w:sz w:val="22"/>
+        </w:rPr>
+        <w:t>Node.js</w:t>
+      </w:r>
+      <w:r>
+        <w:rPr>
+          <w:sz w:val="22"/>
+        </w:rPr>
+        <w:t xml:space="preserve">, scalable APIs, and cloud-based delivery. Deep background in translating messy business workflows into reliable engineering systems, improving release quality, and stabilizing production issues across frontend and backend layers. Strong hands-on work across </w:t>
+      </w:r>
+      <w:r>
+        <w:rPr>
+          <w:rStyle w:val="Strong"/>
+          <w:sz w:val="22"/>
+        </w:rPr>
+        <w:t>React 16–18</w:t>
+      </w:r>
+      <w:r>
+        <w:rPr>
+          <w:sz w:val="22"/>
+        </w:rPr>
+        <w:t xml:space="preserve">, </w:t>
+      </w:r>
+      <w:r>
+        <w:rPr>
+          <w:rStyle w:val="Strong"/>
+          <w:sz w:val="22"/>
+        </w:rPr>
+        <w:t>Node.js 14–20</w:t>
+      </w:r>
+      <w:r>
+        <w:rPr>
+          <w:sz w:val="22"/>
+        </w:rPr>
+        <w:t xml:space="preserve">, </w:t>
+      </w:r>
       <w:proofErr w:type="spellStart"/>
       <w:r>
         <w:rPr>
           <w:rStyle w:val="Strong"/>
           <w:sz w:val="22"/>
         </w:rPr>
-        <w:t>SaaS</w:t>
+        <w:t>TypeScript</w:t>
       </w:r>
       <w:proofErr w:type="spellEnd"/>
       <w:r>
         <w:rPr>
-          <w:sz w:val="22"/>
-        </w:rPr>
-        <w:t xml:space="preserve">, operational business platforms, and customer-facing web products with a strong focus on </w:t>
-      </w:r>
-      <w:r>
-        <w:rPr>
-          <w:rStyle w:val="Strong"/>
-          <w:sz w:val="22"/>
-        </w:rPr>
-        <w:t>React</w:t>
+          <w:rStyle w:val="Strong"/>
+          <w:sz w:val="22"/>
+        </w:rPr>
+        <w:t xml:space="preserve"> 3.x–5.x</w:t>
       </w:r>
       <w:r>
         <w:rPr>
@@ -235,20 +292,7 @@
           <w:rStyle w:val="Strong"/>
           <w:sz w:val="22"/>
         </w:rPr>
-        <w:t>Node.js</w:t>
-      </w:r>
-      <w:r>
-        <w:rPr>
-          <w:sz w:val="22"/>
-        </w:rPr>
-        <w:t xml:space="preserve">, scalable APIs, and cloud-based delivery. Deep background in translating messy business workflows into reliable engineering systems, improving release quality, and stabilizing production issues across frontend and backend layers. Strong hands-on work across </w:t>
-      </w:r>
-      <w:r>
-        <w:rPr>
-          <w:rStyle w:val="Strong"/>
-          <w:sz w:val="22"/>
-        </w:rPr>
-        <w:t>React 16–18</w:t>
+        <w:t>JavaScript ES6+</w:t>
       </w:r>
       <w:r>
         <w:rPr>
@@ -261,7 +305,7 @@
           <w:rStyle w:val="Strong"/>
           <w:sz w:val="22"/>
         </w:rPr>
-        <w:t>Node.js 14–20</w:t>
+        <w:t>Express.js</w:t>
       </w:r>
       <w:r>
         <w:rPr>
@@ -275,18 +319,11 @@
           <w:rStyle w:val="Strong"/>
           <w:sz w:val="22"/>
         </w:rPr>
-        <w:t>TypeScript</w:t>
+        <w:t>NestJS</w:t>
       </w:r>
       <w:proofErr w:type="spellEnd"/>
       <w:r>
         <w:rPr>
-          <w:rStyle w:val="Strong"/>
-          <w:sz w:val="22"/>
-        </w:rPr>
-        <w:t xml:space="preserve"> 3.x–5.x</w:t>
-      </w:r>
-      <w:r>
-        <w:rPr>
           <w:sz w:val="22"/>
         </w:rPr>
         <w:t xml:space="preserve">, </w:t>
@@ -296,7 +333,7 @@
           <w:rStyle w:val="Strong"/>
           <w:sz w:val="22"/>
         </w:rPr>
-        <w:t>JavaScript ES6+</w:t>
+        <w:t>PostgreSQL</w:t>
       </w:r>
       <w:r>
         <w:rPr>
@@ -304,78 +341,34 @@
         </w:rPr>
         <w:t xml:space="preserve">, </w:t>
       </w:r>
-      <w:r>
-        <w:rPr>
-          <w:rStyle w:val="Strong"/>
-          <w:sz w:val="22"/>
-        </w:rPr>
-        <w:t>Express.js</w:t>
-      </w:r>
+      <w:proofErr w:type="spellStart"/>
+      <w:r>
+        <w:rPr>
+          <w:rStyle w:val="Strong"/>
+          <w:sz w:val="22"/>
+        </w:rPr>
+        <w:t>Redis</w:t>
+      </w:r>
+      <w:proofErr w:type="spellEnd"/>
       <w:r>
         <w:rPr>
           <w:sz w:val="22"/>
         </w:rPr>
         <w:t xml:space="preserve">, </w:t>
       </w:r>
-      <w:proofErr w:type="spellStart"/>
-      <w:r>
-        <w:rPr>
-          <w:rStyle w:val="Strong"/>
-          <w:sz w:val="22"/>
-        </w:rPr>
-        <w:t>NestJS</w:t>
-      </w:r>
-      <w:proofErr w:type="spellEnd"/>
+      <w:r>
+        <w:rPr>
+          <w:rStyle w:val="Strong"/>
+          <w:sz w:val="22"/>
+        </w:rPr>
+        <w:t>AWS</w:t>
+      </w:r>
       <w:r>
         <w:rPr>
           <w:sz w:val="22"/>
         </w:rPr>
         <w:t xml:space="preserve">, </w:t>
       </w:r>
-      <w:proofErr w:type="spellStart"/>
-      <w:r>
-        <w:rPr>
-          <w:rStyle w:val="Strong"/>
-          <w:sz w:val="22"/>
-        </w:rPr>
-        <w:t>PostgreSQL</w:t>
-      </w:r>
-      <w:proofErr w:type="spellEnd"/>
-      <w:r>
-        <w:rPr>
-          <w:sz w:val="22"/>
-        </w:rPr>
-        <w:t xml:space="preserve">, </w:t>
-      </w:r>
-      <w:proofErr w:type="spellStart"/>
-      <w:r>
-        <w:rPr>
-          <w:rStyle w:val="Strong"/>
-          <w:sz w:val="22"/>
-        </w:rPr>
-        <w:t>Redis</w:t>
-      </w:r>
-      <w:proofErr w:type="spellEnd"/>
-      <w:r>
-        <w:rPr>
-          <w:sz w:val="22"/>
-        </w:rPr>
-        <w:t xml:space="preserve">, </w:t>
-      </w:r>
-      <w:r>
-        <w:rPr>
-          <w:rStyle w:val="Strong"/>
-          <w:sz w:val="22"/>
-        </w:rPr>
-        <w:t>AWS</w:t>
-      </w:r>
-      <w:r>
-        <w:rPr>
-          <w:sz w:val="22"/>
-        </w:rPr>
-        <w:t xml:space="preserve">, </w:t>
-      </w:r>
-      <w:proofErr w:type="spellStart"/>
       <w:r>
         <w:rPr>
           <w:rStyle w:val="Strong"/>
@@ -383,7 +376,6 @@
         </w:rPr>
         <w:t>Docker</w:t>
       </w:r>
-      <w:proofErr w:type="spellEnd"/>
       <w:r>
         <w:rPr>
           <w:sz w:val="22"/>
@@ -512,7 +504,6 @@
         </w:rPr>
         <w:t xml:space="preserve">, </w:t>
       </w:r>
-      <w:proofErr w:type="spellStart"/>
       <w:r>
         <w:rPr>
           <w:rStyle w:val="Strong"/>
@@ -520,28 +511,18 @@
         </w:rPr>
         <w:t>Redux</w:t>
       </w:r>
-      <w:proofErr w:type="spellEnd"/>
       <w:r>
         <w:rPr>
           <w:sz w:val="22"/>
         </w:rPr>
         <w:t xml:space="preserve">, </w:t>
       </w:r>
-      <w:proofErr w:type="spellStart"/>
-      <w:r>
-        <w:rPr>
-          <w:rStyle w:val="Strong"/>
-          <w:sz w:val="22"/>
-        </w:rPr>
-        <w:t>Redux</w:t>
-      </w:r>
-      <w:proofErr w:type="spellEnd"/>
-      <w:r>
-        <w:rPr>
-          <w:rStyle w:val="Strong"/>
-          <w:sz w:val="22"/>
-        </w:rPr>
-        <w:t xml:space="preserve"> Toolkit</w:t>
+      <w:r>
+        <w:rPr>
+          <w:rStyle w:val="Strong"/>
+          <w:sz w:val="22"/>
+        </w:rPr>
+        <w:t>Redux Toolkit</w:t>
       </w:r>
       <w:r>
         <w:rPr>
@@ -769,7 +750,6 @@
         </w:rPr>
         <w:t xml:space="preserve"> </w:t>
       </w:r>
-      <w:proofErr w:type="spellStart"/>
       <w:r>
         <w:rPr>
           <w:rStyle w:val="Strong"/>
@@ -777,7 +757,6 @@
         </w:rPr>
         <w:t>PostgreSQL</w:t>
       </w:r>
-      <w:proofErr w:type="spellEnd"/>
       <w:r>
         <w:rPr>
           <w:sz w:val="22"/>
@@ -797,7 +776,6 @@
         </w:rPr>
         <w:t xml:space="preserve">, </w:t>
       </w:r>
-      <w:proofErr w:type="spellStart"/>
       <w:r>
         <w:rPr>
           <w:rStyle w:val="Strong"/>
@@ -805,7 +783,6 @@
         </w:rPr>
         <w:t>MongoDB</w:t>
       </w:r>
-      <w:proofErr w:type="spellEnd"/>
       <w:r>
         <w:rPr>
           <w:sz w:val="22"/>
@@ -846,7 +823,91 @@
           <w:rStyle w:val="Strong"/>
           <w:sz w:val="22"/>
         </w:rPr>
-        <w:t xml:space="preserve">Cloud &amp; </w:t>
+        <w:t>Cloud &amp; DevOps:</w:t>
+      </w:r>
+      <w:r>
+        <w:rPr>
+          <w:sz w:val="22"/>
+        </w:rPr>
+        <w:t xml:space="preserve"> </w:t>
+      </w:r>
+      <w:r>
+        <w:rPr>
+          <w:rStyle w:val="Strong"/>
+          <w:sz w:val="22"/>
+        </w:rPr>
+        <w:t>AWS</w:t>
+      </w:r>
+      <w:r>
+        <w:rPr>
+          <w:sz w:val="22"/>
+        </w:rPr>
+        <w:t xml:space="preserve">, </w:t>
+      </w:r>
+      <w:r>
+        <w:rPr>
+          <w:rStyle w:val="Strong"/>
+          <w:sz w:val="22"/>
+        </w:rPr>
+        <w:t>EC2</w:t>
+      </w:r>
+      <w:r>
+        <w:rPr>
+          <w:sz w:val="22"/>
+        </w:rPr>
+        <w:t xml:space="preserve">, </w:t>
+      </w:r>
+      <w:r>
+        <w:rPr>
+          <w:rStyle w:val="Strong"/>
+          <w:sz w:val="22"/>
+        </w:rPr>
+        <w:t>S3</w:t>
+      </w:r>
+      <w:r>
+        <w:rPr>
+          <w:sz w:val="22"/>
+        </w:rPr>
+        <w:t xml:space="preserve">, </w:t>
+      </w:r>
+      <w:r>
+        <w:rPr>
+          <w:rStyle w:val="Strong"/>
+          <w:sz w:val="22"/>
+        </w:rPr>
+        <w:t>RDS</w:t>
+      </w:r>
+      <w:r>
+        <w:rPr>
+          <w:sz w:val="22"/>
+        </w:rPr>
+        <w:t xml:space="preserve">, </w:t>
+      </w:r>
+      <w:r>
+        <w:rPr>
+          <w:rStyle w:val="Strong"/>
+          <w:sz w:val="22"/>
+        </w:rPr>
+        <w:t>Lambda</w:t>
+      </w:r>
+      <w:r>
+        <w:rPr>
+          <w:sz w:val="22"/>
+        </w:rPr>
+        <w:t xml:space="preserve">, </w:t>
+      </w:r>
+      <w:r>
+        <w:rPr>
+          <w:rStyle w:val="Strong"/>
+          <w:sz w:val="22"/>
+        </w:rPr>
+        <w:t>API Gateway</w:t>
+      </w:r>
+      <w:r>
+        <w:rPr>
+          <w:sz w:val="22"/>
+        </w:rPr>
+        <w:t xml:space="preserve">, </w:t>
       </w:r>
       <w:proofErr w:type="spellStart"/>
       <w:r>
@@ -854,31 +915,11 @@
           <w:rStyle w:val="Strong"/>
           <w:sz w:val="22"/>
         </w:rPr>
-        <w:t>DevOps</w:t>
+        <w:t>CloudFront</w:t>
       </w:r>
       <w:proofErr w:type="spellEnd"/>
       <w:r>
         <w:rPr>
-          <w:rStyle w:val="Strong"/>
-          <w:sz w:val="22"/>
-        </w:rPr>
-        <w:t>:</w:t>
-      </w:r>
-      <w:r>
-        <w:rPr>
-          <w:sz w:val="22"/>
-        </w:rPr>
-        <w:t xml:space="preserve"> </w:t>
-      </w:r>
-      <w:r>
-        <w:rPr>
-          <w:rStyle w:val="Strong"/>
-          <w:sz w:val="22"/>
-        </w:rPr>
-        <w:t>AWS</w:t>
-      </w:r>
-      <w:r>
-        <w:rPr>
           <w:sz w:val="22"/>
         </w:rPr>
         <w:t xml:space="preserve">, </w:t>
@@ -888,7 +929,7 @@
           <w:rStyle w:val="Strong"/>
           <w:sz w:val="22"/>
         </w:rPr>
-        <w:t>EC2</w:t>
+        <w:t>Docker</w:t>
       </w:r>
       <w:r>
         <w:rPr>
@@ -901,7 +942,7 @@
           <w:rStyle w:val="Strong"/>
           <w:sz w:val="22"/>
         </w:rPr>
-        <w:t>S3</w:t>
+        <w:t>Kubernetes</w:t>
       </w:r>
       <w:r>
         <w:rPr>
@@ -914,7 +955,7 @@
           <w:rStyle w:val="Strong"/>
           <w:sz w:val="22"/>
         </w:rPr>
-        <w:t>RDS</w:t>
+        <w:t>GitHub Actions</w:t>
       </w:r>
       <w:r>
         <w:rPr>
@@ -922,12 +963,21 @@
         </w:rPr>
         <w:t xml:space="preserve">, </w:t>
       </w:r>
-      <w:r>
-        <w:rPr>
-          <w:rStyle w:val="Strong"/>
-          <w:sz w:val="22"/>
-        </w:rPr>
-        <w:t>Lambda</w:t>
+      <w:proofErr w:type="spellStart"/>
+      <w:r>
+        <w:rPr>
+          <w:rStyle w:val="Strong"/>
+          <w:sz w:val="22"/>
+        </w:rPr>
+        <w:t>GitLab</w:t>
+      </w:r>
+      <w:proofErr w:type="spellEnd"/>
+      <w:r>
+        <w:rPr>
+          <w:rStyle w:val="Strong"/>
+          <w:sz w:val="22"/>
+        </w:rPr>
+        <w:t xml:space="preserve"> CI</w:t>
       </w:r>
       <w:r>
         <w:rPr>
@@ -940,112 +990,8 @@
           <w:rStyle w:val="Strong"/>
           <w:sz w:val="22"/>
         </w:rPr>
-        <w:t>API Gateway</w:t>
-      </w:r>
-      <w:r>
-        <w:rPr>
-          <w:sz w:val="22"/>
-        </w:rPr>
-        <w:t xml:space="preserve">, </w:t>
-      </w:r>
-      <w:proofErr w:type="spellStart"/>
-      <w:r>
-        <w:rPr>
-          <w:rStyle w:val="Strong"/>
-          <w:sz w:val="22"/>
-        </w:rPr>
-        <w:t>CloudFront</w:t>
-      </w:r>
-      <w:proofErr w:type="spellEnd"/>
-      <w:r>
-        <w:rPr>
-          <w:sz w:val="22"/>
-        </w:rPr>
-        <w:t xml:space="preserve">, </w:t>
-      </w:r>
-      <w:proofErr w:type="spellStart"/>
-      <w:r>
-        <w:rPr>
-          <w:rStyle w:val="Strong"/>
-          <w:sz w:val="22"/>
-        </w:rPr>
-        <w:t>Docker</w:t>
-      </w:r>
-      <w:proofErr w:type="spellEnd"/>
-      <w:r>
-        <w:rPr>
-          <w:sz w:val="22"/>
-        </w:rPr>
-        <w:t xml:space="preserve">, </w:t>
-      </w:r>
-      <w:proofErr w:type="spellStart"/>
-      <w:r>
-        <w:rPr>
-          <w:rStyle w:val="Strong"/>
-          <w:sz w:val="22"/>
-        </w:rPr>
-        <w:t>Kubernetes</w:t>
-      </w:r>
-      <w:proofErr w:type="spellEnd"/>
-      <w:r>
-        <w:rPr>
-          <w:sz w:val="22"/>
-        </w:rPr>
-        <w:t xml:space="preserve">, </w:t>
-      </w:r>
-      <w:proofErr w:type="spellStart"/>
-      <w:r>
-        <w:rPr>
-          <w:rStyle w:val="Strong"/>
-          <w:sz w:val="22"/>
-        </w:rPr>
-        <w:t>GitHub</w:t>
-      </w:r>
-      <w:proofErr w:type="spellEnd"/>
-      <w:r>
-        <w:rPr>
-          <w:rStyle w:val="Strong"/>
-          <w:sz w:val="22"/>
-        </w:rPr>
-        <w:t xml:space="preserve"> Actions</w:t>
-      </w:r>
-      <w:r>
-        <w:rPr>
-          <w:sz w:val="22"/>
-        </w:rPr>
-        <w:t xml:space="preserve">, </w:t>
-      </w:r>
-      <w:proofErr w:type="spellStart"/>
-      <w:r>
-        <w:rPr>
-          <w:rStyle w:val="Strong"/>
-          <w:sz w:val="22"/>
-        </w:rPr>
-        <w:t>GitLab</w:t>
-      </w:r>
-      <w:proofErr w:type="spellEnd"/>
-      <w:r>
-        <w:rPr>
-          <w:rStyle w:val="Strong"/>
-          <w:sz w:val="22"/>
-        </w:rPr>
-        <w:t xml:space="preserve"> CI</w:t>
-      </w:r>
-      <w:r>
-        <w:rPr>
-          <w:sz w:val="22"/>
-        </w:rPr>
-        <w:t xml:space="preserve">, </w:t>
-      </w:r>
-      <w:proofErr w:type="spellStart"/>
-      <w:r>
-        <w:rPr>
-          <w:rStyle w:val="Strong"/>
-          <w:sz w:val="22"/>
-        </w:rPr>
         <w:t>Nginx</w:t>
       </w:r>
-      <w:proofErr w:type="spellEnd"/>
       <w:r>
         <w:rPr>
           <w:sz w:val="22"/>
@@ -1066,21 +1012,12 @@
           <w:sz w:val="22"/>
         </w:rPr>
       </w:pPr>
-      <w:proofErr w:type="spellStart"/>
-      <w:r>
-        <w:rPr>
-          <w:rStyle w:val="Strong"/>
-          <w:sz w:val="22"/>
-        </w:rPr>
-        <w:t>Observability</w:t>
-      </w:r>
-      <w:proofErr w:type="spellEnd"/>
-      <w:r>
-        <w:rPr>
-          <w:rStyle w:val="Strong"/>
-          <w:sz w:val="22"/>
-        </w:rPr>
-        <w:t xml:space="preserve"> / Quality / Security:</w:t>
+      <w:r>
+        <w:rPr>
+          <w:rStyle w:val="Strong"/>
+          <w:sz w:val="22"/>
+        </w:rPr>
+        <w:t>Observability / Quality / Security:</w:t>
       </w:r>
       <w:r>
         <w:rPr>
@@ -1326,21 +1263,12 @@
         </w:rPr>
         <w:t xml:space="preserve">, and </w:t>
       </w:r>
-      <w:proofErr w:type="spellStart"/>
-      <w:r>
-        <w:rPr>
-          <w:rStyle w:val="Strong"/>
-          <w:sz w:val="22"/>
-        </w:rPr>
-        <w:t>PostgreSQL</w:t>
-      </w:r>
-      <w:proofErr w:type="spellEnd"/>
-      <w:r>
-        <w:rPr>
-          <w:rStyle w:val="Strong"/>
-          <w:sz w:val="22"/>
-        </w:rPr>
-        <w:t xml:space="preserve"> 13–16</w:t>
+      <w:r>
+        <w:rPr>
+          <w:rStyle w:val="Strong"/>
+          <w:sz w:val="22"/>
+        </w:rPr>
+        <w:t>PostgreSQL 13–16</w:t>
       </w:r>
       <w:r>
         <w:rPr>
@@ -2285,21 +2213,12 @@
         </w:rPr>
         <w:t xml:space="preserve"> into a cleaner </w:t>
       </w:r>
-      <w:proofErr w:type="spellStart"/>
-      <w:r>
-        <w:rPr>
-          <w:rStyle w:val="Strong"/>
-          <w:sz w:val="22"/>
-        </w:rPr>
-        <w:t>Docker</w:t>
-      </w:r>
-      <w:proofErr w:type="spellEnd"/>
-      <w:r>
-        <w:rPr>
-          <w:rStyle w:val="Strong"/>
-          <w:sz w:val="22"/>
-        </w:rPr>
-        <w:t xml:space="preserve"> 20.x–26.x-based delivery pipeline</w:t>
+      <w:r>
+        <w:rPr>
+          <w:rStyle w:val="Strong"/>
+          <w:sz w:val="22"/>
+        </w:rPr>
+        <w:t>Docker 20.x–26.x-based delivery pipeline</w:t>
       </w:r>
       <w:r>
         <w:rPr>
@@ -3106,21 +3025,12 @@
         </w:rPr>
         <w:t xml:space="preserve"> by moving away from inconsistent </w:t>
       </w:r>
-      <w:proofErr w:type="spellStart"/>
-      <w:r>
-        <w:rPr>
-          <w:rStyle w:val="Strong"/>
-          <w:sz w:val="22"/>
-        </w:rPr>
-        <w:t>jQuery</w:t>
-      </w:r>
-      <w:proofErr w:type="spellEnd"/>
-      <w:r>
-        <w:rPr>
-          <w:rStyle w:val="Strong"/>
-          <w:sz w:val="22"/>
-        </w:rPr>
-        <w:t>-style behavior</w:t>
+      <w:r>
+        <w:rPr>
+          <w:rStyle w:val="Strong"/>
+          <w:sz w:val="22"/>
+        </w:rPr>
+        <w:t>jQuery-style behavior</w:t>
       </w:r>
       <w:r>
         <w:rPr>
@@ -3791,21 +3701,12 @@
         </w:rPr>
         <w:t xml:space="preserve">, and </w:t>
       </w:r>
-      <w:proofErr w:type="spellStart"/>
-      <w:r>
-        <w:rPr>
-          <w:rStyle w:val="Strong"/>
-          <w:sz w:val="22"/>
-        </w:rPr>
-        <w:t>PostgreSQL</w:t>
-      </w:r>
-      <w:proofErr w:type="spellEnd"/>
-      <w:r>
-        <w:rPr>
-          <w:rStyle w:val="Strong"/>
-          <w:sz w:val="22"/>
-        </w:rPr>
-        <w:t xml:space="preserve"> 10–12</w:t>
+      <w:r>
+        <w:rPr>
+          <w:rStyle w:val="Strong"/>
+          <w:sz w:val="22"/>
+        </w:rPr>
+        <w:t>PostgreSQL 10–12</w:t>
       </w:r>
       <w:r>
         <w:rPr>
@@ -5710,15 +5611,17 @@
       </w:pPr>
       <w:r>
         <w:rPr>
-          <w:rFonts w:ascii="Arial" w:eastAsia="Arial" w:hAnsi="Arial" w:cs="Arial"/>
+          <w:rFonts w:ascii="Arial" w:hAnsi="Arial" w:cs="Arial"/>
           <w:b/>
           <w:bCs/>
-          <w:color w:val="111111"/>
-          <w:sz w:val="22"/>
-          <w:szCs w:val="18"/>
-        </w:rPr>
-        <w:t>Stanford University Department of Computer Science</w:t>
-      </w:r>
+          <w:color w:val="000000"/>
+          <w:sz w:val="22"/>
+          <w:szCs w:val="23"/>
+        </w:rPr>
+        <w:t>Harvard University</w:t>
+      </w:r>
+      <w:bookmarkStart w:id="0" w:name="_GoBack"/>
+      <w:bookmarkEnd w:id="0"/>
     </w:p>
     <w:p>
       <w:pPr>
@@ -11041,7 +10944,7 @@
 </file>
 
 <file path=customXml/itemProps1.xml><?xml version="1.0" encoding="utf-8"?>
-<ds:datastoreItem xmlns:ds="http://schemas.openxmlformats.org/officeDocument/2006/customXml" ds:itemID="{476D6667-8612-409D-BCF0-9008887BE5B5}">
+<ds:datastoreItem xmlns:ds="http://schemas.openxmlformats.org/officeDocument/2006/customXml" ds:itemID="{CC3EC5D7-88B8-4A50-9B26-98DF158E4AC3}">
   <ds:schemaRefs>
     <ds:schemaRef ds:uri="http://schemas.openxmlformats.org/officeDocument/2006/bibliography"/>
   </ds:schemaRefs>
